--- a/实验部分整理最终_填表补图_补齐指标.docx
+++ b/实验部分整理最终_填表补图_补齐指标.docx
@@ -3228,6 +3228,1921 @@
           <w:lang w:eastAsia="zh-CN"/>
         </w:rPr>
       </w:pPr>
+    </w:p>
+    <w:p/>
+    <w:p>
+      <w:r>
+        <w:t>消融实验补充说明</w:t>
+      </w:r>
+    </w:p>
+    <w:p>
+      <w:r>
+        <w:t>消融实验分为两类：第一类是模型模块增减消融，主要观察局部结构约束、anti-ripple 约束和 detail head 对几何误差、边缘保真和 folding 的影响；第二类是外部数据消融，主要观察 Roboflow、UIEB/EUVP 等新增数据对主模型的影响。其中 v107 为当前最终主模型，v108 A-D 为短周期数据消融实验，不作为最终主模型替代。</w:t>
+      </w:r>
+    </w:p>
+    <w:p>
+      <w:r>
+        <w:t>表3 模块增减消融实验结果</w:t>
+      </w:r>
+    </w:p>
+    <w:tbl>
+      <w:tblPr>
+        <w:tblStyle w:val="4"/>
+        <w:tblW w:type="auto" w:w="0"/>
+        <w:tblLook w:firstColumn="1" w:firstRow="1" w:lastColumn="0" w:lastRow="0" w:noHBand="0" w:noVBand="1" w:val="04A0"/>
+      </w:tblPr>
+      <w:tblGrid>
+        <w:gridCol w:w="831"/>
+        <w:gridCol w:w="831"/>
+        <w:gridCol w:w="831"/>
+        <w:gridCol w:w="831"/>
+        <w:gridCol w:w="831"/>
+        <w:gridCol w:w="831"/>
+        <w:gridCol w:w="831"/>
+        <w:gridCol w:w="831"/>
+        <w:gridCol w:w="831"/>
+        <w:gridCol w:w="831"/>
+      </w:tblGrid>
+      <w:tr>
+        <w:tc>
+          <w:tcPr>
+            <w:tcW w:type="dxa" w:w="831"/>
+          </w:tcPr>
+          <w:p>
+            <w:r>
+              <w:rPr>
+                <w:rFonts w:ascii="Microsoft YaHei" w:hAnsi="Microsoft YaHei"/>
+                <w:sz w:val="15"/>
+              </w:rPr>
+              <w:t>版本</w:t>
+            </w:r>
+          </w:p>
+        </w:tc>
+        <w:tc>
+          <w:tcPr>
+            <w:tcW w:type="dxa" w:w="831"/>
+          </w:tcPr>
+          <w:p>
+            <w:r>
+              <w:rPr>
+                <w:rFonts w:ascii="Microsoft YaHei" w:hAnsi="Microsoft YaHei"/>
+                <w:sz w:val="15"/>
+              </w:rPr>
+              <w:t>模块/设置</w:t>
+            </w:r>
+          </w:p>
+        </w:tc>
+        <w:tc>
+          <w:tcPr>
+            <w:tcW w:type="dxa" w:w="831"/>
+          </w:tcPr>
+          <w:p>
+            <w:r>
+              <w:rPr>
+                <w:rFonts w:ascii="Microsoft YaHei" w:hAnsi="Microsoft YaHei"/>
+                <w:sz w:val="15"/>
+              </w:rPr>
+              <w:t>样本数</w:t>
+            </w:r>
+          </w:p>
+        </w:tc>
+        <w:tc>
+          <w:tcPr>
+            <w:tcW w:type="dxa" w:w="831"/>
+          </w:tcPr>
+          <w:p>
+            <w:r>
+              <w:rPr>
+                <w:rFonts w:ascii="Microsoft YaHei" w:hAnsi="Microsoft YaHei"/>
+                <w:sz w:val="15"/>
+              </w:rPr>
+              <w:t>Crack EPE↓</w:t>
+            </w:r>
+          </w:p>
+        </w:tc>
+        <w:tc>
+          <w:tcPr>
+            <w:tcW w:type="dxa" w:w="831"/>
+          </w:tcPr>
+          <w:p>
+            <w:r>
+              <w:rPr>
+                <w:rFonts w:ascii="Microsoft YaHei" w:hAnsi="Microsoft YaHei"/>
+                <w:sz w:val="15"/>
+              </w:rPr>
+              <w:t>Global EPE↓</w:t>
+            </w:r>
+          </w:p>
+        </w:tc>
+        <w:tc>
+          <w:tcPr>
+            <w:tcW w:type="dxa" w:w="831"/>
+          </w:tcPr>
+          <w:p>
+            <w:r>
+              <w:rPr>
+                <w:rFonts w:ascii="Microsoft YaHei" w:hAnsi="Microsoft YaHei"/>
+                <w:sz w:val="15"/>
+              </w:rPr>
+              <w:t>Dice↑</w:t>
+            </w:r>
+          </w:p>
+        </w:tc>
+        <w:tc>
+          <w:tcPr>
+            <w:tcW w:type="dxa" w:w="831"/>
+          </w:tcPr>
+          <w:p>
+            <w:r>
+              <w:rPr>
+                <w:rFonts w:ascii="Microsoft YaHei" w:hAnsi="Microsoft YaHei"/>
+                <w:sz w:val="15"/>
+              </w:rPr>
+              <w:t>Crack Edge↑</w:t>
+            </w:r>
+          </w:p>
+        </w:tc>
+        <w:tc>
+          <w:tcPr>
+            <w:tcW w:type="dxa" w:w="831"/>
+          </w:tcPr>
+          <w:p>
+            <w:r>
+              <w:rPr>
+                <w:rFonts w:ascii="Microsoft YaHei" w:hAnsi="Microsoft YaHei"/>
+                <w:sz w:val="15"/>
+              </w:rPr>
+              <w:t>Global Edge↑</w:t>
+            </w:r>
+          </w:p>
+        </w:tc>
+        <w:tc>
+          <w:tcPr>
+            <w:tcW w:type="dxa" w:w="831"/>
+          </w:tcPr>
+          <w:p>
+            <w:r>
+              <w:rPr>
+                <w:rFonts w:ascii="Microsoft YaHei" w:hAnsi="Microsoft YaHei"/>
+                <w:sz w:val="15"/>
+              </w:rPr>
+              <w:t>Folding↓</w:t>
+            </w:r>
+          </w:p>
+        </w:tc>
+        <w:tc>
+          <w:tcPr>
+            <w:tcW w:type="dxa" w:w="831"/>
+          </w:tcPr>
+          <w:p>
+            <w:r>
+              <w:rPr>
+                <w:rFonts w:ascii="Microsoft YaHei" w:hAnsi="Microsoft YaHei"/>
+                <w:sz w:val="15"/>
+              </w:rPr>
+              <w:t>结论</w:t>
+            </w:r>
+          </w:p>
+        </w:tc>
+      </w:tr>
+      <w:tr>
+        <w:tc>
+          <w:tcPr>
+            <w:tcW w:type="dxa" w:w="831"/>
+          </w:tcPr>
+          <w:p>
+            <w:r>
+              <w:rPr>
+                <w:rFonts w:ascii="Microsoft YaHei" w:hAnsi="Microsoft YaHei"/>
+                <w:sz w:val="15"/>
+              </w:rPr>
+              <w:t>v95</w:t>
+            </w:r>
+          </w:p>
+        </w:tc>
+        <w:tc>
+          <w:tcPr>
+            <w:tcW w:type="dxa" w:w="831"/>
+          </w:tcPr>
+          <w:p>
+            <w:r>
+              <w:rPr>
+                <w:rFonts w:ascii="Microsoft YaHei" w:hAnsi="Microsoft YaHei"/>
+                <w:sz w:val="15"/>
+              </w:rPr>
+              <w:t>High-edge grad 结构强化</w:t>
+            </w:r>
+          </w:p>
+        </w:tc>
+        <w:tc>
+          <w:tcPr>
+            <w:tcW w:type="dxa" w:w="831"/>
+          </w:tcPr>
+          <w:p>
+            <w:r>
+              <w:rPr>
+                <w:rFonts w:ascii="Microsoft YaHei" w:hAnsi="Microsoft YaHei"/>
+                <w:sz w:val="15"/>
+              </w:rPr>
+              <w:t>120</w:t>
+            </w:r>
+          </w:p>
+        </w:tc>
+        <w:tc>
+          <w:tcPr>
+            <w:tcW w:type="dxa" w:w="831"/>
+          </w:tcPr>
+          <w:p>
+            <w:r>
+              <w:rPr>
+                <w:rFonts w:ascii="Microsoft YaHei" w:hAnsi="Microsoft YaHei"/>
+                <w:sz w:val="15"/>
+              </w:rPr>
+              <w:t>18.5378</w:t>
+            </w:r>
+          </w:p>
+        </w:tc>
+        <w:tc>
+          <w:tcPr>
+            <w:tcW w:type="dxa" w:w="831"/>
+          </w:tcPr>
+          <w:p>
+            <w:r>
+              <w:rPr>
+                <w:rFonts w:ascii="Microsoft YaHei" w:hAnsi="Microsoft YaHei"/>
+                <w:sz w:val="15"/>
+              </w:rPr>
+              <w:t>18.8124</w:t>
+            </w:r>
+          </w:p>
+        </w:tc>
+        <w:tc>
+          <w:tcPr>
+            <w:tcW w:type="dxa" w:w="831"/>
+          </w:tcPr>
+          <w:p>
+            <w:r>
+              <w:rPr>
+                <w:rFonts w:ascii="Microsoft YaHei" w:hAnsi="Microsoft YaHei"/>
+                <w:sz w:val="15"/>
+              </w:rPr>
+              <w:t>0.4990</w:t>
+            </w:r>
+          </w:p>
+        </w:tc>
+        <w:tc>
+          <w:tcPr>
+            <w:tcW w:type="dxa" w:w="831"/>
+          </w:tcPr>
+          <w:p>
+            <w:r>
+              <w:rPr>
+                <w:rFonts w:ascii="Microsoft YaHei" w:hAnsi="Microsoft YaHei"/>
+                <w:sz w:val="15"/>
+              </w:rPr>
+              <w:t>0.5409</w:t>
+            </w:r>
+          </w:p>
+        </w:tc>
+        <w:tc>
+          <w:tcPr>
+            <w:tcW w:type="dxa" w:w="831"/>
+          </w:tcPr>
+          <w:p>
+            <w:r>
+              <w:rPr>
+                <w:rFonts w:ascii="Microsoft YaHei" w:hAnsi="Microsoft YaHei"/>
+                <w:sz w:val="15"/>
+              </w:rPr>
+              <w:t>0.5485</w:t>
+            </w:r>
+          </w:p>
+        </w:tc>
+        <w:tc>
+          <w:tcPr>
+            <w:tcW w:type="dxa" w:w="831"/>
+          </w:tcPr>
+          <w:p>
+            <w:r>
+              <w:rPr>
+                <w:rFonts w:ascii="Microsoft YaHei" w:hAnsi="Microsoft YaHei"/>
+                <w:sz w:val="15"/>
+              </w:rPr>
+              <w:t>0.0165</w:t>
+            </w:r>
+          </w:p>
+        </w:tc>
+        <w:tc>
+          <w:tcPr>
+            <w:tcW w:type="dxa" w:w="831"/>
+          </w:tcPr>
+          <w:p>
+            <w:r>
+              <w:rPr>
+                <w:rFonts w:ascii="Microsoft YaHei" w:hAnsi="Microsoft YaHei"/>
+                <w:sz w:val="15"/>
+              </w:rPr>
+              <w:t>后期结构强化基线，边缘保真相对较稳</w:t>
+            </w:r>
+          </w:p>
+        </w:tc>
+      </w:tr>
+      <w:tr>
+        <w:tc>
+          <w:tcPr>
+            <w:tcW w:type="dxa" w:w="831"/>
+          </w:tcPr>
+          <w:p>
+            <w:r>
+              <w:rPr>
+                <w:rFonts w:ascii="Microsoft YaHei" w:hAnsi="Microsoft YaHei"/>
+                <w:sz w:val="15"/>
+              </w:rPr>
+              <w:t>v100</w:t>
+            </w:r>
+          </w:p>
+        </w:tc>
+        <w:tc>
+          <w:tcPr>
+            <w:tcW w:type="dxa" w:w="831"/>
+          </w:tcPr>
+          <w:p>
+            <w:r>
+              <w:rPr>
+                <w:rFonts w:ascii="Microsoft YaHei" w:hAnsi="Microsoft YaHei"/>
+                <w:sz w:val="15"/>
+              </w:rPr>
+              <w:t>Anti-ripple / flow 高频约束</w:t>
+            </w:r>
+          </w:p>
+        </w:tc>
+        <w:tc>
+          <w:tcPr>
+            <w:tcW w:type="dxa" w:w="831"/>
+          </w:tcPr>
+          <w:p>
+            <w:r>
+              <w:rPr>
+                <w:rFonts w:ascii="Microsoft YaHei" w:hAnsi="Microsoft YaHei"/>
+                <w:sz w:val="15"/>
+              </w:rPr>
+              <w:t>120</w:t>
+            </w:r>
+          </w:p>
+        </w:tc>
+        <w:tc>
+          <w:tcPr>
+            <w:tcW w:type="dxa" w:w="831"/>
+          </w:tcPr>
+          <w:p>
+            <w:r>
+              <w:rPr>
+                <w:rFonts w:ascii="Microsoft YaHei" w:hAnsi="Microsoft YaHei"/>
+                <w:sz w:val="15"/>
+              </w:rPr>
+              <w:t>18.6239</w:t>
+            </w:r>
+          </w:p>
+        </w:tc>
+        <w:tc>
+          <w:tcPr>
+            <w:tcW w:type="dxa" w:w="831"/>
+          </w:tcPr>
+          <w:p>
+            <w:r>
+              <w:rPr>
+                <w:rFonts w:ascii="Microsoft YaHei" w:hAnsi="Microsoft YaHei"/>
+                <w:sz w:val="15"/>
+              </w:rPr>
+              <w:t>18.7230</w:t>
+            </w:r>
+          </w:p>
+        </w:tc>
+        <w:tc>
+          <w:tcPr>
+            <w:tcW w:type="dxa" w:w="831"/>
+          </w:tcPr>
+          <w:p>
+            <w:r>
+              <w:rPr>
+                <w:rFonts w:ascii="Microsoft YaHei" w:hAnsi="Microsoft YaHei"/>
+                <w:sz w:val="15"/>
+              </w:rPr>
+              <w:t>0.4977</w:t>
+            </w:r>
+          </w:p>
+        </w:tc>
+        <w:tc>
+          <w:tcPr>
+            <w:tcW w:type="dxa" w:w="831"/>
+          </w:tcPr>
+          <w:p>
+            <w:r>
+              <w:rPr>
+                <w:rFonts w:ascii="Microsoft YaHei" w:hAnsi="Microsoft YaHei"/>
+                <w:sz w:val="15"/>
+              </w:rPr>
+              <w:t>0.5389</w:t>
+            </w:r>
+          </w:p>
+        </w:tc>
+        <w:tc>
+          <w:tcPr>
+            <w:tcW w:type="dxa" w:w="831"/>
+          </w:tcPr>
+          <w:p>
+            <w:r>
+              <w:rPr>
+                <w:rFonts w:ascii="Microsoft YaHei" w:hAnsi="Microsoft YaHei"/>
+                <w:sz w:val="15"/>
+              </w:rPr>
+              <w:t>0.5480</w:t>
+            </w:r>
+          </w:p>
+        </w:tc>
+        <w:tc>
+          <w:tcPr>
+            <w:tcW w:type="dxa" w:w="831"/>
+          </w:tcPr>
+          <w:p>
+            <w:r>
+              <w:rPr>
+                <w:rFonts w:ascii="Microsoft YaHei" w:hAnsi="Microsoft YaHei"/>
+                <w:sz w:val="15"/>
+              </w:rPr>
+              <w:t>0.0183</w:t>
+            </w:r>
+          </w:p>
+        </w:tc>
+        <w:tc>
+          <w:tcPr>
+            <w:tcW w:type="dxa" w:w="831"/>
+          </w:tcPr>
+          <w:p>
+            <w:r>
+              <w:rPr>
+                <w:rFonts w:ascii="Microsoft YaHei" w:hAnsi="Microsoft YaHei"/>
+                <w:sz w:val="15"/>
+              </w:rPr>
+              <w:t>用于抑制水纹状伪影，几何指标变化不大</w:t>
+            </w:r>
+          </w:p>
+        </w:tc>
+      </w:tr>
+      <w:tr>
+        <w:tc>
+          <w:tcPr>
+            <w:tcW w:type="dxa" w:w="831"/>
+          </w:tcPr>
+          <w:p>
+            <w:r>
+              <w:rPr>
+                <w:rFonts w:ascii="Microsoft YaHei" w:hAnsi="Microsoft YaHei"/>
+                <w:sz w:val="15"/>
+              </w:rPr>
+              <w:t>v102</w:t>
+            </w:r>
+          </w:p>
+        </w:tc>
+        <w:tc>
+          <w:tcPr>
+            <w:tcW w:type="dxa" w:w="831"/>
+          </w:tcPr>
+          <w:p>
+            <w:r>
+              <w:rPr>
+                <w:rFonts w:ascii="Microsoft YaHei" w:hAnsi="Microsoft YaHei"/>
+                <w:sz w:val="15"/>
+              </w:rPr>
+              <w:t>ROI visible-structure + anti-ripple</w:t>
+            </w:r>
+          </w:p>
+        </w:tc>
+        <w:tc>
+          <w:tcPr>
+            <w:tcW w:type="dxa" w:w="831"/>
+          </w:tcPr>
+          <w:p>
+            <w:r>
+              <w:rPr>
+                <w:rFonts w:ascii="Microsoft YaHei" w:hAnsi="Microsoft YaHei"/>
+                <w:sz w:val="15"/>
+              </w:rPr>
+              <w:t>120</w:t>
+            </w:r>
+          </w:p>
+        </w:tc>
+        <w:tc>
+          <w:tcPr>
+            <w:tcW w:type="dxa" w:w="831"/>
+          </w:tcPr>
+          <w:p>
+            <w:r>
+              <w:rPr>
+                <w:rFonts w:ascii="Microsoft YaHei" w:hAnsi="Microsoft YaHei"/>
+                <w:sz w:val="15"/>
+              </w:rPr>
+              <w:t>18.5957</w:t>
+            </w:r>
+          </w:p>
+        </w:tc>
+        <w:tc>
+          <w:tcPr>
+            <w:tcW w:type="dxa" w:w="831"/>
+          </w:tcPr>
+          <w:p>
+            <w:r>
+              <w:rPr>
+                <w:rFonts w:ascii="Microsoft YaHei" w:hAnsi="Microsoft YaHei"/>
+                <w:sz w:val="15"/>
+              </w:rPr>
+              <w:t>18.7035</w:t>
+            </w:r>
+          </w:p>
+        </w:tc>
+        <w:tc>
+          <w:tcPr>
+            <w:tcW w:type="dxa" w:w="831"/>
+          </w:tcPr>
+          <w:p>
+            <w:r>
+              <w:rPr>
+                <w:rFonts w:ascii="Microsoft YaHei" w:hAnsi="Microsoft YaHei"/>
+                <w:sz w:val="15"/>
+              </w:rPr>
+              <w:t>0.4973</w:t>
+            </w:r>
+          </w:p>
+        </w:tc>
+        <w:tc>
+          <w:tcPr>
+            <w:tcW w:type="dxa" w:w="831"/>
+          </w:tcPr>
+          <w:p>
+            <w:r>
+              <w:rPr>
+                <w:rFonts w:ascii="Microsoft YaHei" w:hAnsi="Microsoft YaHei"/>
+                <w:sz w:val="15"/>
+              </w:rPr>
+              <w:t>0.5370</w:t>
+            </w:r>
+          </w:p>
+        </w:tc>
+        <w:tc>
+          <w:tcPr>
+            <w:tcW w:type="dxa" w:w="831"/>
+          </w:tcPr>
+          <w:p>
+            <w:r>
+              <w:rPr>
+                <w:rFonts w:ascii="Microsoft YaHei" w:hAnsi="Microsoft YaHei"/>
+                <w:sz w:val="15"/>
+              </w:rPr>
+              <w:t>0.5478</w:t>
+            </w:r>
+          </w:p>
+        </w:tc>
+        <w:tc>
+          <w:tcPr>
+            <w:tcW w:type="dxa" w:w="831"/>
+          </w:tcPr>
+          <w:p>
+            <w:r>
+              <w:rPr>
+                <w:rFonts w:ascii="Microsoft YaHei" w:hAnsi="Microsoft YaHei"/>
+                <w:sz w:val="15"/>
+              </w:rPr>
+              <w:t>0.0193</w:t>
+            </w:r>
+          </w:p>
+        </w:tc>
+        <w:tc>
+          <w:tcPr>
+            <w:tcW w:type="dxa" w:w="831"/>
+          </w:tcPr>
+          <w:p>
+            <w:r>
+              <w:rPr>
+                <w:rFonts w:ascii="Microsoft YaHei" w:hAnsi="Microsoft YaHei"/>
+                <w:sz w:val="15"/>
+              </w:rPr>
+              <w:t>局部结构目标有效但未带来稳定整体提升</w:t>
+            </w:r>
+          </w:p>
+        </w:tc>
+      </w:tr>
+      <w:tr>
+        <w:tc>
+          <w:tcPr>
+            <w:tcW w:type="dxa" w:w="831"/>
+          </w:tcPr>
+          <w:p>
+            <w:r>
+              <w:rPr>
+                <w:rFonts w:ascii="Microsoft YaHei" w:hAnsi="Microsoft YaHei"/>
+                <w:sz w:val="15"/>
+              </w:rPr>
+              <w:t>v105</w:t>
+            </w:r>
+          </w:p>
+        </w:tc>
+        <w:tc>
+          <w:tcPr>
+            <w:tcW w:type="dxa" w:w="831"/>
+          </w:tcPr>
+          <w:p>
+            <w:r>
+              <w:rPr>
+                <w:rFonts w:ascii="Microsoft YaHei" w:hAnsi="Microsoft YaHei"/>
+                <w:sz w:val="15"/>
+              </w:rPr>
+              <w:t>Image-space detail head</w:t>
+            </w:r>
+          </w:p>
+        </w:tc>
+        <w:tc>
+          <w:tcPr>
+            <w:tcW w:type="dxa" w:w="831"/>
+          </w:tcPr>
+          <w:p>
+            <w:r>
+              <w:rPr>
+                <w:rFonts w:ascii="Microsoft YaHei" w:hAnsi="Microsoft YaHei"/>
+                <w:sz w:val="15"/>
+              </w:rPr>
+              <w:t>120</w:t>
+            </w:r>
+          </w:p>
+        </w:tc>
+        <w:tc>
+          <w:tcPr>
+            <w:tcW w:type="dxa" w:w="831"/>
+          </w:tcPr>
+          <w:p>
+            <w:r>
+              <w:rPr>
+                <w:rFonts w:ascii="Microsoft YaHei" w:hAnsi="Microsoft YaHei"/>
+                <w:sz w:val="15"/>
+              </w:rPr>
+              <w:t>18.7798</w:t>
+            </w:r>
+          </w:p>
+        </w:tc>
+        <w:tc>
+          <w:tcPr>
+            <w:tcW w:type="dxa" w:w="831"/>
+          </w:tcPr>
+          <w:p>
+            <w:r>
+              <w:rPr>
+                <w:rFonts w:ascii="Microsoft YaHei" w:hAnsi="Microsoft YaHei"/>
+                <w:sz w:val="15"/>
+              </w:rPr>
+              <w:t>18.8339</w:t>
+            </w:r>
+          </w:p>
+        </w:tc>
+        <w:tc>
+          <w:tcPr>
+            <w:tcW w:type="dxa" w:w="831"/>
+          </w:tcPr>
+          <w:p>
+            <w:r>
+              <w:rPr>
+                <w:rFonts w:ascii="Microsoft YaHei" w:hAnsi="Microsoft YaHei"/>
+                <w:sz w:val="15"/>
+              </w:rPr>
+              <w:t>0.4950</w:t>
+            </w:r>
+          </w:p>
+        </w:tc>
+        <w:tc>
+          <w:tcPr>
+            <w:tcW w:type="dxa" w:w="831"/>
+          </w:tcPr>
+          <w:p>
+            <w:r>
+              <w:rPr>
+                <w:rFonts w:ascii="Microsoft YaHei" w:hAnsi="Microsoft YaHei"/>
+                <w:sz w:val="15"/>
+              </w:rPr>
+              <w:t>0.5377</w:t>
+            </w:r>
+          </w:p>
+        </w:tc>
+        <w:tc>
+          <w:tcPr>
+            <w:tcW w:type="dxa" w:w="831"/>
+          </w:tcPr>
+          <w:p>
+            <w:r>
+              <w:rPr>
+                <w:rFonts w:ascii="Microsoft YaHei" w:hAnsi="Microsoft YaHei"/>
+                <w:sz w:val="15"/>
+              </w:rPr>
+              <w:t>0.5477</w:t>
+            </w:r>
+          </w:p>
+        </w:tc>
+        <w:tc>
+          <w:tcPr>
+            <w:tcW w:type="dxa" w:w="831"/>
+          </w:tcPr>
+          <w:p>
+            <w:r>
+              <w:rPr>
+                <w:rFonts w:ascii="Microsoft YaHei" w:hAnsi="Microsoft YaHei"/>
+                <w:sz w:val="15"/>
+              </w:rPr>
+              <w:t>0.0161</w:t>
+            </w:r>
+          </w:p>
+        </w:tc>
+        <w:tc>
+          <w:tcPr>
+            <w:tcW w:type="dxa" w:w="831"/>
+          </w:tcPr>
+          <w:p>
+            <w:r>
+              <w:rPr>
+                <w:rFonts w:ascii="Microsoft YaHei" w:hAnsi="Microsoft YaHei"/>
+                <w:sz w:val="15"/>
+              </w:rPr>
+              <w:t>细节分支与主 flow 解耦，folding 控制较稳</w:t>
+            </w:r>
+          </w:p>
+        </w:tc>
+      </w:tr>
+      <w:tr>
+        <w:tc>
+          <w:tcPr>
+            <w:tcW w:type="dxa" w:w="831"/>
+          </w:tcPr>
+          <w:p>
+            <w:r>
+              <w:rPr>
+                <w:rFonts w:ascii="Microsoft YaHei" w:hAnsi="Microsoft YaHei"/>
+                <w:sz w:val="15"/>
+              </w:rPr>
+              <w:t>v106</w:t>
+            </w:r>
+          </w:p>
+        </w:tc>
+        <w:tc>
+          <w:tcPr>
+            <w:tcW w:type="dxa" w:w="831"/>
+          </w:tcPr>
+          <w:p>
+            <w:r>
+              <w:rPr>
+                <w:rFonts w:ascii="Microsoft YaHei" w:hAnsi="Microsoft YaHei"/>
+                <w:sz w:val="15"/>
+              </w:rPr>
+              <w:t>Strong detail head</w:t>
+            </w:r>
+          </w:p>
+        </w:tc>
+        <w:tc>
+          <w:tcPr>
+            <w:tcW w:type="dxa" w:w="831"/>
+          </w:tcPr>
+          <w:p>
+            <w:r>
+              <w:rPr>
+                <w:rFonts w:ascii="Microsoft YaHei" w:hAnsi="Microsoft YaHei"/>
+                <w:sz w:val="15"/>
+              </w:rPr>
+              <w:t>120</w:t>
+            </w:r>
+          </w:p>
+        </w:tc>
+        <w:tc>
+          <w:tcPr>
+            <w:tcW w:type="dxa" w:w="831"/>
+          </w:tcPr>
+          <w:p>
+            <w:r>
+              <w:rPr>
+                <w:rFonts w:ascii="Microsoft YaHei" w:hAnsi="Microsoft YaHei"/>
+                <w:sz w:val="15"/>
+              </w:rPr>
+              <w:t>18.9560</w:t>
+            </w:r>
+          </w:p>
+        </w:tc>
+        <w:tc>
+          <w:tcPr>
+            <w:tcW w:type="dxa" w:w="831"/>
+          </w:tcPr>
+          <w:p>
+            <w:r>
+              <w:rPr>
+                <w:rFonts w:ascii="Microsoft YaHei" w:hAnsi="Microsoft YaHei"/>
+                <w:sz w:val="15"/>
+              </w:rPr>
+              <w:t>19.1285</w:t>
+            </w:r>
+          </w:p>
+        </w:tc>
+        <w:tc>
+          <w:tcPr>
+            <w:tcW w:type="dxa" w:w="831"/>
+          </w:tcPr>
+          <w:p>
+            <w:r>
+              <w:rPr>
+                <w:rFonts w:ascii="Microsoft YaHei" w:hAnsi="Microsoft YaHei"/>
+                <w:sz w:val="15"/>
+              </w:rPr>
+              <w:t>0.4931</w:t>
+            </w:r>
+          </w:p>
+        </w:tc>
+        <w:tc>
+          <w:tcPr>
+            <w:tcW w:type="dxa" w:w="831"/>
+          </w:tcPr>
+          <w:p>
+            <w:r>
+              <w:rPr>
+                <w:rFonts w:ascii="Microsoft YaHei" w:hAnsi="Microsoft YaHei"/>
+                <w:sz w:val="15"/>
+              </w:rPr>
+              <w:t>0.5367</w:t>
+            </w:r>
+          </w:p>
+        </w:tc>
+        <w:tc>
+          <w:tcPr>
+            <w:tcW w:type="dxa" w:w="831"/>
+          </w:tcPr>
+          <w:p>
+            <w:r>
+              <w:rPr>
+                <w:rFonts w:ascii="Microsoft YaHei" w:hAnsi="Microsoft YaHei"/>
+                <w:sz w:val="15"/>
+              </w:rPr>
+              <w:t>0.5475</w:t>
+            </w:r>
+          </w:p>
+        </w:tc>
+        <w:tc>
+          <w:tcPr>
+            <w:tcW w:type="dxa" w:w="831"/>
+          </w:tcPr>
+          <w:p>
+            <w:r>
+              <w:rPr>
+                <w:rFonts w:ascii="Microsoft YaHei" w:hAnsi="Microsoft YaHei"/>
+                <w:sz w:val="15"/>
+              </w:rPr>
+              <w:t>0.0153</w:t>
+            </w:r>
+          </w:p>
+        </w:tc>
+        <w:tc>
+          <w:tcPr>
+            <w:tcW w:type="dxa" w:w="831"/>
+          </w:tcPr>
+          <w:p>
+            <w:r>
+              <w:rPr>
+                <w:rFonts w:ascii="Microsoft YaHei" w:hAnsi="Microsoft YaHei"/>
+                <w:sz w:val="15"/>
+              </w:rPr>
+              <w:t>继续加强细节后，几何误差未继续下降</w:t>
+            </w:r>
+          </w:p>
+        </w:tc>
+      </w:tr>
+      <w:tr>
+        <w:tc>
+          <w:tcPr>
+            <w:tcW w:type="dxa" w:w="831"/>
+          </w:tcPr>
+          <w:p>
+            <w:r>
+              <w:rPr>
+                <w:rFonts w:ascii="Microsoft YaHei" w:hAnsi="Microsoft YaHei"/>
+                <w:sz w:val="15"/>
+              </w:rPr>
+              <w:t>v107</w:t>
+            </w:r>
+          </w:p>
+        </w:tc>
+        <w:tc>
+          <w:tcPr>
+            <w:tcW w:type="dxa" w:w="831"/>
+          </w:tcPr>
+          <w:p>
+            <w:r>
+              <w:rPr>
+                <w:rFonts w:ascii="Microsoft YaHei" w:hAnsi="Microsoft YaHei"/>
+                <w:sz w:val="15"/>
+              </w:rPr>
+              <w:t>最新方法 100 epoch 长训练</w:t>
+            </w:r>
+          </w:p>
+        </w:tc>
+        <w:tc>
+          <w:tcPr>
+            <w:tcW w:type="dxa" w:w="831"/>
+          </w:tcPr>
+          <w:p>
+            <w:r>
+              <w:rPr>
+                <w:rFonts w:ascii="Microsoft YaHei" w:hAnsi="Microsoft YaHei"/>
+                <w:sz w:val="15"/>
+              </w:rPr>
+              <w:t>120</w:t>
+            </w:r>
+          </w:p>
+        </w:tc>
+        <w:tc>
+          <w:tcPr>
+            <w:tcW w:type="dxa" w:w="831"/>
+          </w:tcPr>
+          <w:p>
+            <w:r>
+              <w:rPr>
+                <w:rFonts w:ascii="Microsoft YaHei" w:hAnsi="Microsoft YaHei"/>
+                <w:sz w:val="15"/>
+              </w:rPr>
+              <w:t>15.7590</w:t>
+            </w:r>
+          </w:p>
+        </w:tc>
+        <w:tc>
+          <w:tcPr>
+            <w:tcW w:type="dxa" w:w="831"/>
+          </w:tcPr>
+          <w:p>
+            <w:r>
+              <w:rPr>
+                <w:rFonts w:ascii="Microsoft YaHei" w:hAnsi="Microsoft YaHei"/>
+                <w:sz w:val="15"/>
+              </w:rPr>
+              <w:t>16.6144</w:t>
+            </w:r>
+          </w:p>
+        </w:tc>
+        <w:tc>
+          <w:tcPr>
+            <w:tcW w:type="dxa" w:w="831"/>
+          </w:tcPr>
+          <w:p>
+            <w:r>
+              <w:rPr>
+                <w:rFonts w:ascii="Microsoft YaHei" w:hAnsi="Microsoft YaHei"/>
+                <w:sz w:val="15"/>
+              </w:rPr>
+              <w:t>0.5278</w:t>
+            </w:r>
+          </w:p>
+        </w:tc>
+        <w:tc>
+          <w:tcPr>
+            <w:tcW w:type="dxa" w:w="831"/>
+          </w:tcPr>
+          <w:p>
+            <w:r>
+              <w:rPr>
+                <w:rFonts w:ascii="Microsoft YaHei" w:hAnsi="Microsoft YaHei"/>
+                <w:sz w:val="15"/>
+              </w:rPr>
+              <w:t>0.5534</w:t>
+            </w:r>
+          </w:p>
+        </w:tc>
+        <w:tc>
+          <w:tcPr>
+            <w:tcW w:type="dxa" w:w="831"/>
+          </w:tcPr>
+          <w:p>
+            <w:r>
+              <w:rPr>
+                <w:rFonts w:ascii="Microsoft YaHei" w:hAnsi="Microsoft YaHei"/>
+                <w:sz w:val="15"/>
+              </w:rPr>
+              <w:t>0.5517</w:t>
+            </w:r>
+          </w:p>
+        </w:tc>
+        <w:tc>
+          <w:tcPr>
+            <w:tcW w:type="dxa" w:w="831"/>
+          </w:tcPr>
+          <w:p>
+            <w:r>
+              <w:rPr>
+                <w:rFonts w:ascii="Microsoft YaHei" w:hAnsi="Microsoft YaHei"/>
+                <w:sz w:val="15"/>
+              </w:rPr>
+              <w:t>0.0222</w:t>
+            </w:r>
+          </w:p>
+        </w:tc>
+        <w:tc>
+          <w:tcPr>
+            <w:tcW w:type="dxa" w:w="831"/>
+          </w:tcPr>
+          <w:p>
+            <w:r>
+              <w:rPr>
+                <w:rFonts w:ascii="Microsoft YaHei" w:hAnsi="Microsoft YaHei"/>
+                <w:sz w:val="15"/>
+              </w:rPr>
+              <w:t>当前主模型，综合指标最好，作为最终主结果</w:t>
+            </w:r>
+          </w:p>
+        </w:tc>
+      </w:tr>
+    </w:tbl>
+    <w:p>
+      <w:r>
+        <w:t>从模块消融结果看，v95 到 v106 的后期模块主要用于抑制局部伪影、增强 ROI 结构和测试细节分支。这些模块对 folding 和局部稳定性有一定帮助，但单独增强局部细节并没有稳定降低 Crack EPE。最终 v107 通过最新方法进行 100 epoch 长训练后，Crack EPE、Global EPE、Dice 和边缘保真均明显优于后期短周期消融版本，因此最终主结果仍采用 v107。</w:t>
+      </w:r>
+    </w:p>
+    <w:p>
+      <w:r>
+        <w:t>表4 外部数据消融实验结果</w:t>
+      </w:r>
+    </w:p>
+    <w:tbl>
+      <w:tblPr>
+        <w:tblStyle w:val="4"/>
+        <w:tblW w:type="auto" w:w="0"/>
+        <w:tblLook w:firstColumn="1" w:firstRow="1" w:lastColumn="0" w:lastRow="0" w:noHBand="0" w:noVBand="1" w:val="04A0"/>
+      </w:tblPr>
+      <w:tblGrid>
+        <w:gridCol w:w="831"/>
+        <w:gridCol w:w="831"/>
+        <w:gridCol w:w="831"/>
+        <w:gridCol w:w="831"/>
+        <w:gridCol w:w="831"/>
+        <w:gridCol w:w="831"/>
+        <w:gridCol w:w="831"/>
+        <w:gridCol w:w="831"/>
+        <w:gridCol w:w="831"/>
+        <w:gridCol w:w="831"/>
+      </w:tblGrid>
+      <w:tr>
+        <w:tc>
+          <w:tcPr>
+            <w:tcW w:type="dxa" w:w="831"/>
+          </w:tcPr>
+          <w:p>
+            <w:r>
+              <w:rPr>
+                <w:rFonts w:ascii="Microsoft YaHei" w:hAnsi="Microsoft YaHei"/>
+                <w:sz w:val="15"/>
+              </w:rPr>
+              <w:t>版本</w:t>
+            </w:r>
+          </w:p>
+        </w:tc>
+        <w:tc>
+          <w:tcPr>
+            <w:tcW w:type="dxa" w:w="831"/>
+          </w:tcPr>
+          <w:p>
+            <w:r>
+              <w:rPr>
+                <w:rFonts w:ascii="Microsoft YaHei" w:hAnsi="Microsoft YaHei"/>
+                <w:sz w:val="15"/>
+              </w:rPr>
+              <w:t>模块/设置</w:t>
+            </w:r>
+          </w:p>
+        </w:tc>
+        <w:tc>
+          <w:tcPr>
+            <w:tcW w:type="dxa" w:w="831"/>
+          </w:tcPr>
+          <w:p>
+            <w:r>
+              <w:rPr>
+                <w:rFonts w:ascii="Microsoft YaHei" w:hAnsi="Microsoft YaHei"/>
+                <w:sz w:val="15"/>
+              </w:rPr>
+              <w:t>样本数</w:t>
+            </w:r>
+          </w:p>
+        </w:tc>
+        <w:tc>
+          <w:tcPr>
+            <w:tcW w:type="dxa" w:w="831"/>
+          </w:tcPr>
+          <w:p>
+            <w:r>
+              <w:rPr>
+                <w:rFonts w:ascii="Microsoft YaHei" w:hAnsi="Microsoft YaHei"/>
+                <w:sz w:val="15"/>
+              </w:rPr>
+              <w:t>Crack EPE↓</w:t>
+            </w:r>
+          </w:p>
+        </w:tc>
+        <w:tc>
+          <w:tcPr>
+            <w:tcW w:type="dxa" w:w="831"/>
+          </w:tcPr>
+          <w:p>
+            <w:r>
+              <w:rPr>
+                <w:rFonts w:ascii="Microsoft YaHei" w:hAnsi="Microsoft YaHei"/>
+                <w:sz w:val="15"/>
+              </w:rPr>
+              <w:t>Global EPE↓</w:t>
+            </w:r>
+          </w:p>
+        </w:tc>
+        <w:tc>
+          <w:tcPr>
+            <w:tcW w:type="dxa" w:w="831"/>
+          </w:tcPr>
+          <w:p>
+            <w:r>
+              <w:rPr>
+                <w:rFonts w:ascii="Microsoft YaHei" w:hAnsi="Microsoft YaHei"/>
+                <w:sz w:val="15"/>
+              </w:rPr>
+              <w:t>Dice↑</w:t>
+            </w:r>
+          </w:p>
+        </w:tc>
+        <w:tc>
+          <w:tcPr>
+            <w:tcW w:type="dxa" w:w="831"/>
+          </w:tcPr>
+          <w:p>
+            <w:r>
+              <w:rPr>
+                <w:rFonts w:ascii="Microsoft YaHei" w:hAnsi="Microsoft YaHei"/>
+                <w:sz w:val="15"/>
+              </w:rPr>
+              <w:t>Crack Edge↑</w:t>
+            </w:r>
+          </w:p>
+        </w:tc>
+        <w:tc>
+          <w:tcPr>
+            <w:tcW w:type="dxa" w:w="831"/>
+          </w:tcPr>
+          <w:p>
+            <w:r>
+              <w:rPr>
+                <w:rFonts w:ascii="Microsoft YaHei" w:hAnsi="Microsoft YaHei"/>
+                <w:sz w:val="15"/>
+              </w:rPr>
+              <w:t>Global Edge↑</w:t>
+            </w:r>
+          </w:p>
+        </w:tc>
+        <w:tc>
+          <w:tcPr>
+            <w:tcW w:type="dxa" w:w="831"/>
+          </w:tcPr>
+          <w:p>
+            <w:r>
+              <w:rPr>
+                <w:rFonts w:ascii="Microsoft YaHei" w:hAnsi="Microsoft YaHei"/>
+                <w:sz w:val="15"/>
+              </w:rPr>
+              <w:t>Folding↓</w:t>
+            </w:r>
+          </w:p>
+        </w:tc>
+        <w:tc>
+          <w:tcPr>
+            <w:tcW w:type="dxa" w:w="831"/>
+          </w:tcPr>
+          <w:p>
+            <w:r>
+              <w:rPr>
+                <w:rFonts w:ascii="Microsoft YaHei" w:hAnsi="Microsoft YaHei"/>
+                <w:sz w:val="15"/>
+              </w:rPr>
+              <w:t>结论</w:t>
+            </w:r>
+          </w:p>
+        </w:tc>
+      </w:tr>
+      <w:tr>
+        <w:tc>
+          <w:tcPr>
+            <w:tcW w:type="dxa" w:w="831"/>
+          </w:tcPr>
+          <w:p>
+            <w:r>
+              <w:rPr>
+                <w:rFonts w:ascii="Microsoft YaHei" w:hAnsi="Microsoft YaHei"/>
+                <w:sz w:val="15"/>
+              </w:rPr>
+              <w:t>v107 baseline</w:t>
+            </w:r>
+          </w:p>
+        </w:tc>
+        <w:tc>
+          <w:tcPr>
+            <w:tcW w:type="dxa" w:w="831"/>
+          </w:tcPr>
+          <w:p>
+            <w:r>
+              <w:rPr>
+                <w:rFonts w:ascii="Microsoft YaHei" w:hAnsi="Microsoft YaHei"/>
+                <w:sz w:val="15"/>
+              </w:rPr>
+              <w:t>原训练集，100 epoch 长训练</w:t>
+            </w:r>
+          </w:p>
+        </w:tc>
+        <w:tc>
+          <w:tcPr>
+            <w:tcW w:type="dxa" w:w="831"/>
+          </w:tcPr>
+          <w:p>
+            <w:r>
+              <w:rPr>
+                <w:rFonts w:ascii="Microsoft YaHei" w:hAnsi="Microsoft YaHei"/>
+                <w:sz w:val="15"/>
+              </w:rPr>
+              <w:t>120</w:t>
+            </w:r>
+          </w:p>
+        </w:tc>
+        <w:tc>
+          <w:tcPr>
+            <w:tcW w:type="dxa" w:w="831"/>
+          </w:tcPr>
+          <w:p>
+            <w:r>
+              <w:rPr>
+                <w:rFonts w:ascii="Microsoft YaHei" w:hAnsi="Microsoft YaHei"/>
+                <w:sz w:val="15"/>
+              </w:rPr>
+              <w:t>15.7639</w:t>
+            </w:r>
+          </w:p>
+        </w:tc>
+        <w:tc>
+          <w:tcPr>
+            <w:tcW w:type="dxa" w:w="831"/>
+          </w:tcPr>
+          <w:p>
+            <w:r>
+              <w:rPr>
+                <w:rFonts w:ascii="Microsoft YaHei" w:hAnsi="Microsoft YaHei"/>
+                <w:sz w:val="15"/>
+              </w:rPr>
+              <w:t>16.6204</w:t>
+            </w:r>
+          </w:p>
+        </w:tc>
+        <w:tc>
+          <w:tcPr>
+            <w:tcW w:type="dxa" w:w="831"/>
+          </w:tcPr>
+          <w:p>
+            <w:r>
+              <w:rPr>
+                <w:rFonts w:ascii="Microsoft YaHei" w:hAnsi="Microsoft YaHei"/>
+                <w:sz w:val="15"/>
+              </w:rPr>
+              <w:t>0.5278</w:t>
+            </w:r>
+          </w:p>
+        </w:tc>
+        <w:tc>
+          <w:tcPr>
+            <w:tcW w:type="dxa" w:w="831"/>
+          </w:tcPr>
+          <w:p>
+            <w:r>
+              <w:rPr>
+                <w:rFonts w:ascii="Microsoft YaHei" w:hAnsi="Microsoft YaHei"/>
+                <w:sz w:val="15"/>
+              </w:rPr>
+              <w:t>0.5534</w:t>
+            </w:r>
+          </w:p>
+        </w:tc>
+        <w:tc>
+          <w:tcPr>
+            <w:tcW w:type="dxa" w:w="831"/>
+          </w:tcPr>
+          <w:p>
+            <w:r>
+              <w:rPr>
+                <w:rFonts w:ascii="Microsoft YaHei" w:hAnsi="Microsoft YaHei"/>
+                <w:sz w:val="15"/>
+              </w:rPr>
+              <w:t>0.5517</w:t>
+            </w:r>
+          </w:p>
+        </w:tc>
+        <w:tc>
+          <w:tcPr>
+            <w:tcW w:type="dxa" w:w="831"/>
+          </w:tcPr>
+          <w:p>
+            <w:r>
+              <w:rPr>
+                <w:rFonts w:ascii="Microsoft YaHei" w:hAnsi="Microsoft YaHei"/>
+                <w:sz w:val="15"/>
+              </w:rPr>
+              <w:t>0.0222</w:t>
+            </w:r>
+          </w:p>
+        </w:tc>
+        <w:tc>
+          <w:tcPr>
+            <w:tcW w:type="dxa" w:w="831"/>
+          </w:tcPr>
+          <w:p>
+            <w:r>
+              <w:rPr>
+                <w:rFonts w:ascii="Microsoft YaHei" w:hAnsi="Microsoft YaHei"/>
+                <w:sz w:val="15"/>
+              </w:rPr>
+              <w:t>当前主模型基准</w:t>
+            </w:r>
+          </w:p>
+        </w:tc>
+      </w:tr>
+      <w:tr>
+        <w:tc>
+          <w:tcPr>
+            <w:tcW w:type="dxa" w:w="831"/>
+          </w:tcPr>
+          <w:p>
+            <w:r>
+              <w:rPr>
+                <w:rFonts w:ascii="Microsoft YaHei" w:hAnsi="Microsoft YaHei"/>
+                <w:sz w:val="15"/>
+              </w:rPr>
+              <w:t>v108-A</w:t>
+            </w:r>
+          </w:p>
+        </w:tc>
+        <w:tc>
+          <w:tcPr>
+            <w:tcW w:type="dxa" w:w="831"/>
+          </w:tcPr>
+          <w:p>
+            <w:r>
+              <w:rPr>
+                <w:rFonts w:ascii="Microsoft YaHei" w:hAnsi="Microsoft YaHei"/>
+                <w:sz w:val="15"/>
+              </w:rPr>
+              <w:t>原训练集 + Roboflow underwater crack</w:t>
+            </w:r>
+          </w:p>
+        </w:tc>
+        <w:tc>
+          <w:tcPr>
+            <w:tcW w:type="dxa" w:w="831"/>
+          </w:tcPr>
+          <w:p>
+            <w:r>
+              <w:rPr>
+                <w:rFonts w:ascii="Microsoft YaHei" w:hAnsi="Microsoft YaHei"/>
+                <w:sz w:val="15"/>
+              </w:rPr>
+              <w:t>120</w:t>
+            </w:r>
+          </w:p>
+        </w:tc>
+        <w:tc>
+          <w:tcPr>
+            <w:tcW w:type="dxa" w:w="831"/>
+          </w:tcPr>
+          <w:p>
+            <w:r>
+              <w:rPr>
+                <w:rFonts w:ascii="Microsoft YaHei" w:hAnsi="Microsoft YaHei"/>
+                <w:sz w:val="15"/>
+              </w:rPr>
+              <w:t>12.9118</w:t>
+            </w:r>
+          </w:p>
+        </w:tc>
+        <w:tc>
+          <w:tcPr>
+            <w:tcW w:type="dxa" w:w="831"/>
+          </w:tcPr>
+          <w:p>
+            <w:r>
+              <w:rPr>
+                <w:rFonts w:ascii="Microsoft YaHei" w:hAnsi="Microsoft YaHei"/>
+                <w:sz w:val="15"/>
+              </w:rPr>
+              <w:t>13.4317</w:t>
+            </w:r>
+          </w:p>
+        </w:tc>
+        <w:tc>
+          <w:tcPr>
+            <w:tcW w:type="dxa" w:w="831"/>
+          </w:tcPr>
+          <w:p>
+            <w:r>
+              <w:rPr>
+                <w:rFonts w:ascii="Microsoft YaHei" w:hAnsi="Microsoft YaHei"/>
+                <w:sz w:val="15"/>
+              </w:rPr>
+              <w:t>0.5214</w:t>
+            </w:r>
+          </w:p>
+        </w:tc>
+        <w:tc>
+          <w:tcPr>
+            <w:tcW w:type="dxa" w:w="831"/>
+          </w:tcPr>
+          <w:p>
+            <w:r>
+              <w:rPr>
+                <w:rFonts w:ascii="Microsoft YaHei" w:hAnsi="Microsoft YaHei"/>
+                <w:sz w:val="15"/>
+              </w:rPr>
+              <w:t>0.0328</w:t>
+            </w:r>
+          </w:p>
+        </w:tc>
+        <w:tc>
+          <w:tcPr>
+            <w:tcW w:type="dxa" w:w="831"/>
+          </w:tcPr>
+          <w:p>
+            <w:r>
+              <w:rPr>
+                <w:rFonts w:ascii="Microsoft YaHei" w:hAnsi="Microsoft YaHei"/>
+                <w:sz w:val="15"/>
+              </w:rPr>
+              <w:t>0.2077</w:t>
+            </w:r>
+          </w:p>
+        </w:tc>
+        <w:tc>
+          <w:tcPr>
+            <w:tcW w:type="dxa" w:w="831"/>
+          </w:tcPr>
+          <w:p>
+            <w:r>
+              <w:rPr>
+                <w:rFonts w:ascii="Microsoft YaHei" w:hAnsi="Microsoft YaHei"/>
+                <w:sz w:val="15"/>
+              </w:rPr>
+              <w:t>0.0156</w:t>
+            </w:r>
+          </w:p>
+        </w:tc>
+        <w:tc>
+          <w:tcPr>
+            <w:tcW w:type="dxa" w:w="831"/>
+          </w:tcPr>
+          <w:p>
+            <w:r>
+              <w:rPr>
+                <w:rFonts w:ascii="Microsoft YaHei" w:hAnsi="Microsoft YaHei"/>
+                <w:sz w:val="15"/>
+              </w:rPr>
+              <w:t>EPE / folding 改善，但边缘保真明显下降</w:t>
+            </w:r>
+          </w:p>
+        </w:tc>
+      </w:tr>
+      <w:tr>
+        <w:tc>
+          <w:tcPr>
+            <w:tcW w:type="dxa" w:w="831"/>
+          </w:tcPr>
+          <w:p>
+            <w:r>
+              <w:rPr>
+                <w:rFonts w:ascii="Microsoft YaHei" w:hAnsi="Microsoft YaHei"/>
+                <w:sz w:val="15"/>
+              </w:rPr>
+              <w:t>v108-B</w:t>
+            </w:r>
+          </w:p>
+        </w:tc>
+        <w:tc>
+          <w:tcPr>
+            <w:tcW w:type="dxa" w:w="831"/>
+          </w:tcPr>
+          <w:p>
+            <w:r>
+              <w:rPr>
+                <w:rFonts w:ascii="Microsoft YaHei" w:hAnsi="Microsoft YaHei"/>
+                <w:sz w:val="15"/>
+              </w:rPr>
+              <w:t>原训练集 + Roboflow concrete / blue crack</w:t>
+            </w:r>
+          </w:p>
+        </w:tc>
+        <w:tc>
+          <w:tcPr>
+            <w:tcW w:type="dxa" w:w="831"/>
+          </w:tcPr>
+          <w:p>
+            <w:r>
+              <w:rPr>
+                <w:rFonts w:ascii="Microsoft YaHei" w:hAnsi="Microsoft YaHei"/>
+                <w:sz w:val="15"/>
+              </w:rPr>
+              <w:t>120</w:t>
+            </w:r>
+          </w:p>
+        </w:tc>
+        <w:tc>
+          <w:tcPr>
+            <w:tcW w:type="dxa" w:w="831"/>
+          </w:tcPr>
+          <w:p>
+            <w:r>
+              <w:rPr>
+                <w:rFonts w:ascii="Microsoft YaHei" w:hAnsi="Microsoft YaHei"/>
+                <w:sz w:val="15"/>
+              </w:rPr>
+              <w:t>18.6842</w:t>
+            </w:r>
+          </w:p>
+        </w:tc>
+        <w:tc>
+          <w:tcPr>
+            <w:tcW w:type="dxa" w:w="831"/>
+          </w:tcPr>
+          <w:p>
+            <w:r>
+              <w:rPr>
+                <w:rFonts w:ascii="Microsoft YaHei" w:hAnsi="Microsoft YaHei"/>
+                <w:sz w:val="15"/>
+              </w:rPr>
+              <w:t>19.4804</w:t>
+            </w:r>
+          </w:p>
+        </w:tc>
+        <w:tc>
+          <w:tcPr>
+            <w:tcW w:type="dxa" w:w="831"/>
+          </w:tcPr>
+          <w:p>
+            <w:r>
+              <w:rPr>
+                <w:rFonts w:ascii="Microsoft YaHei" w:hAnsi="Microsoft YaHei"/>
+                <w:sz w:val="15"/>
+              </w:rPr>
+              <w:t>0.4752</w:t>
+            </w:r>
+          </w:p>
+        </w:tc>
+        <w:tc>
+          <w:tcPr>
+            <w:tcW w:type="dxa" w:w="831"/>
+          </w:tcPr>
+          <w:p>
+            <w:r>
+              <w:rPr>
+                <w:rFonts w:ascii="Microsoft YaHei" w:hAnsi="Microsoft YaHei"/>
+                <w:sz w:val="15"/>
+              </w:rPr>
+              <w:t>0.4249</w:t>
+            </w:r>
+          </w:p>
+        </w:tc>
+        <w:tc>
+          <w:tcPr>
+            <w:tcW w:type="dxa" w:w="831"/>
+          </w:tcPr>
+          <w:p>
+            <w:r>
+              <w:rPr>
+                <w:rFonts w:ascii="Microsoft YaHei" w:hAnsi="Microsoft YaHei"/>
+                <w:sz w:val="15"/>
+              </w:rPr>
+              <w:t>0.4474</w:t>
+            </w:r>
+          </w:p>
+        </w:tc>
+        <w:tc>
+          <w:tcPr>
+            <w:tcW w:type="dxa" w:w="831"/>
+          </w:tcPr>
+          <w:p>
+            <w:r>
+              <w:rPr>
+                <w:rFonts w:ascii="Microsoft YaHei" w:hAnsi="Microsoft YaHei"/>
+                <w:sz w:val="15"/>
+              </w:rPr>
+              <w:t>0.0198</w:t>
+            </w:r>
+          </w:p>
+        </w:tc>
+        <w:tc>
+          <w:tcPr>
+            <w:tcW w:type="dxa" w:w="831"/>
+          </w:tcPr>
+          <w:p>
+            <w:r>
+              <w:rPr>
+                <w:rFonts w:ascii="Microsoft YaHei" w:hAnsi="Microsoft YaHei"/>
+                <w:sz w:val="15"/>
+              </w:rPr>
+              <w:t>裂缝形态有补充，但整体指标偏弱</w:t>
+            </w:r>
+          </w:p>
+        </w:tc>
+      </w:tr>
+      <w:tr>
+        <w:tc>
+          <w:tcPr>
+            <w:tcW w:type="dxa" w:w="831"/>
+          </w:tcPr>
+          <w:p>
+            <w:r>
+              <w:rPr>
+                <w:rFonts w:ascii="Microsoft YaHei" w:hAnsi="Microsoft YaHei"/>
+                <w:sz w:val="15"/>
+              </w:rPr>
+              <w:t>v108-C</w:t>
+            </w:r>
+          </w:p>
+        </w:tc>
+        <w:tc>
+          <w:tcPr>
+            <w:tcW w:type="dxa" w:w="831"/>
+          </w:tcPr>
+          <w:p>
+            <w:r>
+              <w:rPr>
+                <w:rFonts w:ascii="Microsoft YaHei" w:hAnsi="Microsoft YaHei"/>
+                <w:sz w:val="15"/>
+              </w:rPr>
+              <w:t>原训练集 + UIEB / EUVP 水下风格增强</w:t>
+            </w:r>
+          </w:p>
+        </w:tc>
+        <w:tc>
+          <w:tcPr>
+            <w:tcW w:type="dxa" w:w="831"/>
+          </w:tcPr>
+          <w:p>
+            <w:r>
+              <w:rPr>
+                <w:rFonts w:ascii="Microsoft YaHei" w:hAnsi="Microsoft YaHei"/>
+                <w:sz w:val="15"/>
+              </w:rPr>
+              <w:t>120</w:t>
+            </w:r>
+          </w:p>
+        </w:tc>
+        <w:tc>
+          <w:tcPr>
+            <w:tcW w:type="dxa" w:w="831"/>
+          </w:tcPr>
+          <w:p>
+            <w:r>
+              <w:rPr>
+                <w:rFonts w:ascii="Microsoft YaHei" w:hAnsi="Microsoft YaHei"/>
+                <w:sz w:val="15"/>
+              </w:rPr>
+              <w:t>16.0698</w:t>
+            </w:r>
+          </w:p>
+        </w:tc>
+        <w:tc>
+          <w:tcPr>
+            <w:tcW w:type="dxa" w:w="831"/>
+          </w:tcPr>
+          <w:p>
+            <w:r>
+              <w:rPr>
+                <w:rFonts w:ascii="Microsoft YaHei" w:hAnsi="Microsoft YaHei"/>
+                <w:sz w:val="15"/>
+              </w:rPr>
+              <w:t>16.7491</w:t>
+            </w:r>
+          </w:p>
+        </w:tc>
+        <w:tc>
+          <w:tcPr>
+            <w:tcW w:type="dxa" w:w="831"/>
+          </w:tcPr>
+          <w:p>
+            <w:r>
+              <w:rPr>
+                <w:rFonts w:ascii="Microsoft YaHei" w:hAnsi="Microsoft YaHei"/>
+                <w:sz w:val="15"/>
+              </w:rPr>
+              <w:t>0.5537</w:t>
+            </w:r>
+          </w:p>
+        </w:tc>
+        <w:tc>
+          <w:tcPr>
+            <w:tcW w:type="dxa" w:w="831"/>
+          </w:tcPr>
+          <w:p>
+            <w:r>
+              <w:rPr>
+                <w:rFonts w:ascii="Microsoft YaHei" w:hAnsi="Microsoft YaHei"/>
+                <w:sz w:val="15"/>
+              </w:rPr>
+              <w:t>0.3325</w:t>
+            </w:r>
+          </w:p>
+        </w:tc>
+        <w:tc>
+          <w:tcPr>
+            <w:tcW w:type="dxa" w:w="831"/>
+          </w:tcPr>
+          <w:p>
+            <w:r>
+              <w:rPr>
+                <w:rFonts w:ascii="Microsoft YaHei" w:hAnsi="Microsoft YaHei"/>
+                <w:sz w:val="15"/>
+              </w:rPr>
+              <w:t>0.4379</w:t>
+            </w:r>
+          </w:p>
+        </w:tc>
+        <w:tc>
+          <w:tcPr>
+            <w:tcW w:type="dxa" w:w="831"/>
+          </w:tcPr>
+          <w:p>
+            <w:r>
+              <w:rPr>
+                <w:rFonts w:ascii="Microsoft YaHei" w:hAnsi="Microsoft YaHei"/>
+                <w:sz w:val="15"/>
+              </w:rPr>
+              <w:t>0.0240</w:t>
+            </w:r>
+          </w:p>
+        </w:tc>
+        <w:tc>
+          <w:tcPr>
+            <w:tcW w:type="dxa" w:w="831"/>
+          </w:tcPr>
+          <w:p>
+            <w:r>
+              <w:rPr>
+                <w:rFonts w:ascii="Microsoft YaHei" w:hAnsi="Microsoft YaHei"/>
+                <w:sz w:val="15"/>
+              </w:rPr>
+              <w:t>Dice 最好，但 EPE 和边缘保真未全面优于 v107</w:t>
+            </w:r>
+          </w:p>
+        </w:tc>
+      </w:tr>
+      <w:tr>
+        <w:tc>
+          <w:tcPr>
+            <w:tcW w:type="dxa" w:w="831"/>
+          </w:tcPr>
+          <w:p>
+            <w:r>
+              <w:rPr>
+                <w:rFonts w:ascii="Microsoft YaHei" w:hAnsi="Microsoft YaHei"/>
+                <w:sz w:val="15"/>
+              </w:rPr>
+              <w:t>v108-D</w:t>
+            </w:r>
+          </w:p>
+        </w:tc>
+        <w:tc>
+          <w:tcPr>
+            <w:tcW w:type="dxa" w:w="831"/>
+          </w:tcPr>
+          <w:p>
+            <w:r>
+              <w:rPr>
+                <w:rFonts w:ascii="Microsoft YaHei" w:hAnsi="Microsoft YaHei"/>
+                <w:sz w:val="15"/>
+              </w:rPr>
+              <w:t>A + B + C 混合外部数据</w:t>
+            </w:r>
+          </w:p>
+        </w:tc>
+        <w:tc>
+          <w:tcPr>
+            <w:tcW w:type="dxa" w:w="831"/>
+          </w:tcPr>
+          <w:p>
+            <w:r>
+              <w:rPr>
+                <w:rFonts w:ascii="Microsoft YaHei" w:hAnsi="Microsoft YaHei"/>
+                <w:sz w:val="15"/>
+              </w:rPr>
+              <w:t>120</w:t>
+            </w:r>
+          </w:p>
+        </w:tc>
+        <w:tc>
+          <w:tcPr>
+            <w:tcW w:type="dxa" w:w="831"/>
+          </w:tcPr>
+          <w:p>
+            <w:r>
+              <w:rPr>
+                <w:rFonts w:ascii="Microsoft YaHei" w:hAnsi="Microsoft YaHei"/>
+                <w:sz w:val="15"/>
+              </w:rPr>
+              <w:t>15.3617</w:t>
+            </w:r>
+          </w:p>
+        </w:tc>
+        <w:tc>
+          <w:tcPr>
+            <w:tcW w:type="dxa" w:w="831"/>
+          </w:tcPr>
+          <w:p>
+            <w:r>
+              <w:rPr>
+                <w:rFonts w:ascii="Microsoft YaHei" w:hAnsi="Microsoft YaHei"/>
+                <w:sz w:val="15"/>
+              </w:rPr>
+              <w:t>15.8224</w:t>
+            </w:r>
+          </w:p>
+        </w:tc>
+        <w:tc>
+          <w:tcPr>
+            <w:tcW w:type="dxa" w:w="831"/>
+          </w:tcPr>
+          <w:p>
+            <w:r>
+              <w:rPr>
+                <w:rFonts w:ascii="Microsoft YaHei" w:hAnsi="Microsoft YaHei"/>
+                <w:sz w:val="15"/>
+              </w:rPr>
+              <w:t>0.4701</w:t>
+            </w:r>
+          </w:p>
+        </w:tc>
+        <w:tc>
+          <w:tcPr>
+            <w:tcW w:type="dxa" w:w="831"/>
+          </w:tcPr>
+          <w:p>
+            <w:r>
+              <w:rPr>
+                <w:rFonts w:ascii="Microsoft YaHei" w:hAnsi="Microsoft YaHei"/>
+                <w:sz w:val="15"/>
+              </w:rPr>
+              <w:t>0.1204</w:t>
+            </w:r>
+          </w:p>
+        </w:tc>
+        <w:tc>
+          <w:tcPr>
+            <w:tcW w:type="dxa" w:w="831"/>
+          </w:tcPr>
+          <w:p>
+            <w:r>
+              <w:rPr>
+                <w:rFonts w:ascii="Microsoft YaHei" w:hAnsi="Microsoft YaHei"/>
+                <w:sz w:val="15"/>
+              </w:rPr>
+              <w:t>0.2413</w:t>
+            </w:r>
+          </w:p>
+        </w:tc>
+        <w:tc>
+          <w:tcPr>
+            <w:tcW w:type="dxa" w:w="831"/>
+          </w:tcPr>
+          <w:p>
+            <w:r>
+              <w:rPr>
+                <w:rFonts w:ascii="Microsoft YaHei" w:hAnsi="Microsoft YaHei"/>
+                <w:sz w:val="15"/>
+              </w:rPr>
+              <w:t>0.0186</w:t>
+            </w:r>
+          </w:p>
+        </w:tc>
+        <w:tc>
+          <w:tcPr>
+            <w:tcW w:type="dxa" w:w="831"/>
+          </w:tcPr>
+          <w:p>
+            <w:r>
+              <w:rPr>
+                <w:rFonts w:ascii="Microsoft YaHei" w:hAnsi="Microsoft YaHei"/>
+                <w:sz w:val="15"/>
+              </w:rPr>
+              <w:t>EPE / folding 有改善，但 Dice 和边缘保真下降</w:t>
+            </w:r>
+          </w:p>
+        </w:tc>
+      </w:tr>
+    </w:tbl>
+    <w:p>
+      <w:r>
+        <w:t>从外部数据消融结果看，Roboflow underwater crack 和混合外部数据可以降低部分几何误差和 folding，但会明显牺牲边缘保真；UIEB/EUVP 风格增强能提高 Dice，但不能同时改善 EPE、边缘保真和 folding。因此新增外部数据目前可以作为消融分析和数据质量讨论的依据，但不建议直接替代原训练集上的 v107 主模型。</w:t>
+      </w:r>
     </w:p>
     <w:sectPr>
       <w:pgSz w:w="11906" w:h="16838"/>

--- a/实验部分整理最终_填表补图_补齐指标.docx
+++ b/实验部分整理最终_填表补图_补齐指标.docx
@@ -5142,6 +5142,379 @@
     <w:p>
       <w:r>
         <w:t>从外部数据消融结果看，Roboflow underwater crack 和混合外部数据可以降低部分几何误差和 folding，但会明显牺牲边缘保真；UIEB/EUVP 风格增强能提高 Dice，但不能同时改善 EPE、边缘保真和 folding。因此新增外部数据目前可以作为消融分析和数据质量讨论的依据，但不建议直接替代原训练集上的 v107 主模型。</w:t>
+      </w:r>
+    </w:p>
+    <w:p/>
+    <w:p>
+      <w:r>
+        <w:rPr>
+          <w:rFonts w:ascii="Microsoft YaHei" w:hAnsi="Microsoft YaHei"/>
+          <w:b/>
+          <w:sz w:val="24"/>
+        </w:rPr>
+        <w:t>补充图：消融实验和外部数据相关图片</w:t>
+      </w:r>
+    </w:p>
+    <w:p>
+      <w:r>
+        <w:t>以下补充图用于支撑消融实验、模块增减消融和外部数据消融结果，不改变前文已有指标表、训练曲线和可视化对比内容。</w:t>
+      </w:r>
+    </w:p>
+    <w:p>
+      <w:pPr>
+        <w:jc w:val="center"/>
+      </w:pPr>
+      <w:r>
+        <w:drawing>
+          <wp:inline xmlns:a="http://schemas.openxmlformats.org/drawingml/2006/main" xmlns:pic="http://schemas.openxmlformats.org/drawingml/2006/picture">
+            <wp:extent cx="5669280" cy="3488788"/>
+            <wp:docPr id="97" name="Picture 97"/>
+            <wp:cNvGraphicFramePr>
+              <a:graphicFrameLocks noChangeAspect="1"/>
+            </wp:cNvGraphicFramePr>
+            <a:graphic>
+              <a:graphicData uri="http://schemas.openxmlformats.org/drawingml/2006/picture">
+                <pic:pic>
+                  <pic:nvPicPr>
+                    <pic:cNvPr id="0" name="metric_comparison.png"/>
+                    <pic:cNvPicPr/>
+                  </pic:nvPicPr>
+                  <pic:blipFill>
+                    <a:blip r:embed="rId11"/>
+                    <a:stretch>
+                      <a:fillRect/>
+                    </a:stretch>
+                  </pic:blipFill>
+                  <pic:spPr>
+                    <a:xfrm>
+                      <a:off x="0" y="0"/>
+                      <a:ext cx="5669280" cy="3488788"/>
+                    </a:xfrm>
+                    <a:prstGeom prst="rect"/>
+                  </pic:spPr>
+                </pic:pic>
+              </a:graphicData>
+            </a:graphic>
+          </wp:inline>
+        </w:drawing>
+      </w:r>
+    </w:p>
+    <w:p>
+      <w:pPr>
+        <w:jc w:val="center"/>
+      </w:pPr>
+      <w:r>
+        <w:rPr>
+          <w:rFonts w:ascii="Microsoft YaHei" w:hAnsi="Microsoft YaHei"/>
+          <w:sz w:val="18"/>
+        </w:rPr>
+        <w:t>图3 用户原始结果与 v107 主模型指标对比</w:t>
+      </w:r>
+    </w:p>
+    <w:p>
+      <w:pPr>
+        <w:jc w:val="center"/>
+      </w:pPr>
+      <w:r>
+        <w:drawing>
+          <wp:inline xmlns:a="http://schemas.openxmlformats.org/drawingml/2006/main" xmlns:pic="http://schemas.openxmlformats.org/drawingml/2006/picture">
+            <wp:extent cx="5669280" cy="4251960"/>
+            <wp:docPr id="98" name="Picture 98"/>
+            <wp:cNvGraphicFramePr>
+              <a:graphicFrameLocks noChangeAspect="1"/>
+            </wp:cNvGraphicFramePr>
+            <a:graphic>
+              <a:graphicData uri="http://schemas.openxmlformats.org/drawingml/2006/picture">
+                <pic:pic>
+                  <pic:nvPicPr>
+                    <pic:cNvPr id="0" name="late_visual_ablation_metrics_bar.png"/>
+                    <pic:cNvPicPr/>
+                  </pic:nvPicPr>
+                  <pic:blipFill>
+                    <a:blip r:embed="rId12"/>
+                    <a:stretch>
+                      <a:fillRect/>
+                    </a:stretch>
+                  </pic:blipFill>
+                  <pic:spPr>
+                    <a:xfrm>
+                      <a:off x="0" y="0"/>
+                      <a:ext cx="5669280" cy="4251960"/>
+                    </a:xfrm>
+                    <a:prstGeom prst="rect"/>
+                  </pic:spPr>
+                </pic:pic>
+              </a:graphicData>
+            </a:graphic>
+          </wp:inline>
+        </w:drawing>
+      </w:r>
+    </w:p>
+    <w:p>
+      <w:pPr>
+        <w:jc w:val="center"/>
+      </w:pPr>
+      <w:r>
+        <w:rPr>
+          <w:rFonts w:ascii="Microsoft YaHei" w:hAnsi="Microsoft YaHei"/>
+          <w:sz w:val="18"/>
+        </w:rPr>
+        <w:t>图4 后期模块消融指标对比</w:t>
+      </w:r>
+    </w:p>
+    <w:p>
+      <w:pPr>
+        <w:jc w:val="center"/>
+      </w:pPr>
+      <w:r>
+        <w:drawing>
+          <wp:inline xmlns:a="http://schemas.openxmlformats.org/drawingml/2006/main" xmlns:pic="http://schemas.openxmlformats.org/drawingml/2006/picture">
+            <wp:extent cx="5669280" cy="4251960"/>
+            <wp:docPr id="99" name="Picture 99"/>
+            <wp:cNvGraphicFramePr>
+              <a:graphicFrameLocks noChangeAspect="1"/>
+            </wp:cNvGraphicFramePr>
+            <a:graphic>
+              <a:graphicData uri="http://schemas.openxmlformats.org/drawingml/2006/picture">
+                <pic:pic>
+                  <pic:nvPicPr>
+                    <pic:cNvPr id="0" name="v105_v106_detail_diagnostics.png"/>
+                    <pic:cNvPicPr/>
+                  </pic:nvPicPr>
+                  <pic:blipFill>
+                    <a:blip r:embed="rId13"/>
+                    <a:stretch>
+                      <a:fillRect/>
+                    </a:stretch>
+                  </pic:blipFill>
+                  <pic:spPr>
+                    <a:xfrm>
+                      <a:off x="0" y="0"/>
+                      <a:ext cx="5669280" cy="4251960"/>
+                    </a:xfrm>
+                    <a:prstGeom prst="rect"/>
+                  </pic:spPr>
+                </pic:pic>
+              </a:graphicData>
+            </a:graphic>
+          </wp:inline>
+        </w:drawing>
+      </w:r>
+    </w:p>
+    <w:p>
+      <w:pPr>
+        <w:jc w:val="center"/>
+      </w:pPr>
+      <w:r>
+        <w:rPr>
+          <w:rFonts w:ascii="Microsoft YaHei" w:hAnsi="Microsoft YaHei"/>
+          <w:sz w:val="18"/>
+        </w:rPr>
+        <w:t>图5 v105 / v106 detail-head 诊断曲线</w:t>
+      </w:r>
+    </w:p>
+    <w:p>
+      <w:pPr>
+        <w:jc w:val="center"/>
+      </w:pPr>
+      <w:r>
+        <w:drawing>
+          <wp:inline xmlns:a="http://schemas.openxmlformats.org/drawingml/2006/main" xmlns:pic="http://schemas.openxmlformats.org/drawingml/2006/picture">
+            <wp:extent cx="5669280" cy="2834640"/>
+            <wp:docPr id="100" name="Picture 100"/>
+            <wp:cNvGraphicFramePr>
+              <a:graphicFrameLocks noChangeAspect="1"/>
+            </wp:cNvGraphicFramePr>
+            <a:graphic>
+              <a:graphicData uri="http://schemas.openxmlformats.org/drawingml/2006/picture">
+                <pic:pic>
+                  <pic:nvPicPr>
+                    <pic:cNvPr id="0" name="roi_sharpness_win_bar.png"/>
+                    <pic:cNvPicPr/>
+                  </pic:nvPicPr>
+                  <pic:blipFill>
+                    <a:blip r:embed="rId14"/>
+                    <a:stretch>
+                      <a:fillRect/>
+                    </a:stretch>
+                  </pic:blipFill>
+                  <pic:spPr>
+                    <a:xfrm>
+                      <a:off x="0" y="0"/>
+                      <a:ext cx="5669280" cy="2834640"/>
+                    </a:xfrm>
+                    <a:prstGeom prst="rect"/>
+                  </pic:spPr>
+                </pic:pic>
+              </a:graphicData>
+            </a:graphic>
+          </wp:inline>
+        </w:drawing>
+      </w:r>
+    </w:p>
+    <w:p>
+      <w:pPr>
+        <w:jc w:val="center"/>
+      </w:pPr>
+      <w:r>
+        <w:rPr>
+          <w:rFonts w:ascii="Microsoft YaHei" w:hAnsi="Microsoft YaHei"/>
+          <w:sz w:val="18"/>
+        </w:rPr>
+        <w:t>图6 ROI 清晰度 win count 对比</w:t>
+      </w:r>
+    </w:p>
+    <w:p>
+      <w:pPr>
+        <w:jc w:val="center"/>
+      </w:pPr>
+      <w:r>
+        <w:drawing>
+          <wp:inline xmlns:a="http://schemas.openxmlformats.org/drawingml/2006/main" xmlns:pic="http://schemas.openxmlformats.org/drawingml/2006/picture">
+            <wp:extent cx="5669280" cy="4251960"/>
+            <wp:docPr id="101" name="Picture 101"/>
+            <wp:cNvGraphicFramePr>
+              <a:graphicFrameLocks noChangeAspect="1"/>
+            </wp:cNvGraphicFramePr>
+            <a:graphic>
+              <a:graphicData uri="http://schemas.openxmlformats.org/drawingml/2006/picture">
+                <pic:pic>
+                  <pic:nvPicPr>
+                    <pic:cNvPr id="0" name="long_training_curves.png"/>
+                    <pic:cNvPicPr/>
+                  </pic:nvPicPr>
+                  <pic:blipFill>
+                    <a:blip r:embed="rId15"/>
+                    <a:stretch>
+                      <a:fillRect/>
+                    </a:stretch>
+                  </pic:blipFill>
+                  <pic:spPr>
+                    <a:xfrm>
+                      <a:off x="0" y="0"/>
+                      <a:ext cx="5669280" cy="4251960"/>
+                    </a:xfrm>
+                    <a:prstGeom prst="rect"/>
+                  </pic:spPr>
+                </pic:pic>
+              </a:graphicData>
+            </a:graphic>
+          </wp:inline>
+        </w:drawing>
+      </w:r>
+    </w:p>
+    <w:p>
+      <w:pPr>
+        <w:jc w:val="center"/>
+      </w:pPr>
+      <w:r>
+        <w:rPr>
+          <w:rFonts w:ascii="Microsoft YaHei" w:hAnsi="Microsoft YaHei"/>
+          <w:sz w:val="18"/>
+        </w:rPr>
+        <w:t>图7 早期长训练曲线</w:t>
+      </w:r>
+    </w:p>
+    <w:p>
+      <w:pPr>
+        <w:jc w:val="center"/>
+      </w:pPr>
+      <w:r>
+        <w:drawing>
+          <wp:inline xmlns:a="http://schemas.openxmlformats.org/drawingml/2006/main" xmlns:pic="http://schemas.openxmlformats.org/drawingml/2006/picture">
+            <wp:extent cx="5303520" cy="6807791"/>
+            <wp:docPr id="102" name="Picture 102"/>
+            <wp:cNvGraphicFramePr>
+              <a:graphicFrameLocks noChangeAspect="1"/>
+            </wp:cNvGraphicFramePr>
+            <a:graphic>
+              <a:graphicData uri="http://schemas.openxmlformats.org/drawingml/2006/picture">
+                <pic:pic>
+                  <pic:nvPicPr>
+                    <pic:cNvPr id="0" name="Roboflow_underwater_crack_clear.jpg"/>
+                    <pic:cNvPicPr/>
+                  </pic:nvPicPr>
+                  <pic:blipFill>
+                    <a:blip r:embed="rId16"/>
+                    <a:stretch>
+                      <a:fillRect/>
+                    </a:stretch>
+                  </pic:blipFill>
+                  <pic:spPr>
+                    <a:xfrm>
+                      <a:off x="0" y="0"/>
+                      <a:ext cx="5303520" cy="6807791"/>
+                    </a:xfrm>
+                    <a:prstGeom prst="rect"/>
+                  </pic:spPr>
+                </pic:pic>
+              </a:graphicData>
+            </a:graphic>
+          </wp:inline>
+        </w:drawing>
+      </w:r>
+    </w:p>
+    <w:p>
+      <w:pPr>
+        <w:jc w:val="center"/>
+      </w:pPr>
+      <w:r>
+        <w:rPr>
+          <w:rFonts w:ascii="Microsoft YaHei" w:hAnsi="Microsoft YaHei"/>
+          <w:sz w:val="18"/>
+        </w:rPr>
+        <w:t>图8 Roboflow underwater crack 外部数据代表图</w:t>
+      </w:r>
+    </w:p>
+    <w:p>
+      <w:pPr>
+        <w:jc w:val="center"/>
+      </w:pPr>
+      <w:r>
+        <w:drawing>
+          <wp:inline xmlns:a="http://schemas.openxmlformats.org/drawingml/2006/main" xmlns:pic="http://schemas.openxmlformats.org/drawingml/2006/picture">
+            <wp:extent cx="5303520" cy="6807791"/>
+            <wp:docPr id="103" name="Picture 103"/>
+            <wp:cNvGraphicFramePr>
+              <a:graphicFrameLocks noChangeAspect="1"/>
+            </wp:cNvGraphicFramePr>
+            <a:graphic>
+              <a:graphicData uri="http://schemas.openxmlformats.org/drawingml/2006/picture">
+                <pic:pic>
+                  <pic:nvPicPr>
+                    <pic:cNvPr id="0" name="Roboflow_concrete_crack_clear.jpg"/>
+                    <pic:cNvPicPr/>
+                  </pic:nvPicPr>
+                  <pic:blipFill>
+                    <a:blip r:embed="rId17"/>
+                    <a:stretch>
+                      <a:fillRect/>
+                    </a:stretch>
+                  </pic:blipFill>
+                  <pic:spPr>
+                    <a:xfrm>
+                      <a:off x="0" y="0"/>
+                      <a:ext cx="5303520" cy="6807791"/>
+                    </a:xfrm>
+                    <a:prstGeom prst="rect"/>
+                  </pic:spPr>
+                </pic:pic>
+              </a:graphicData>
+            </a:graphic>
+          </wp:inline>
+        </w:drawing>
+      </w:r>
+    </w:p>
+    <w:p>
+      <w:pPr>
+        <w:jc w:val="center"/>
+      </w:pPr>
+      <w:r>
+        <w:rPr>
+          <w:rFonts w:ascii="Microsoft YaHei" w:hAnsi="Microsoft YaHei"/>
+          <w:sz w:val="18"/>
+        </w:rPr>
+        <w:t>图9 Roboflow concrete / blue crack 外部数据代表图</w:t>
       </w:r>
     </w:p>
     <w:sectPr>

--- a/实验部分整理最终_填表补图_补齐指标.docx
+++ b/实验部分整理最终_填表补图_补齐指标.docx
@@ -4372,6 +4372,68 @@
           <w:sz w:val="18"/>
         </w:rPr>
         <w:t>图2-4 v105/v106 detail-head 诊断曲线</w:t>
+      </w:r>
+    </w:p>
+    <w:p>
+      <w:r>
+        <w:rPr>
+          <w:rFonts w:ascii="Microsoft YaHei" w:hAnsi="Microsoft YaHei"/>
+          <w:b w:val="0"/>
+          <w:sz w:val="20"/>
+        </w:rPr>
+        <w:t>补充说明：v87 是此前已经完成的 80 epoch 长训版本，训练轮次不同于 v108 的 1 epoch 数据消融 smoke。该版本证明长训能明显改善常规指标，但 ROI 复核仍存在局部涟漪、糊化和形变伪影，因此只作为长训代表和诊断基线。</w:t>
+      </w:r>
+    </w:p>
+    <w:p>
+      <w:pPr>
+        <w:jc w:val="center"/>
+      </w:pPr>
+      <w:r>
+        <w:drawing>
+          <wp:inline xmlns:a="http://schemas.openxmlformats.org/drawingml/2006/main" xmlns:pic="http://schemas.openxmlformats.org/drawingml/2006/picture">
+            <wp:extent cx="5669280" cy="2264005"/>
+            <wp:docPr id="108" name="Picture 108"/>
+            <wp:cNvGraphicFramePr>
+              <a:graphicFrameLocks noChangeAspect="1"/>
+            </wp:cNvGraphicFramePr>
+            <a:graphic>
+              <a:graphicData uri="http://schemas.openxmlformats.org/drawingml/2006/picture">
+                <pic:pic>
+                  <pic:nvPicPr>
+                    <pic:cNvPr id="0" name="v87_long80_summary.png"/>
+                    <pic:cNvPicPr/>
+                  </pic:nvPicPr>
+                  <pic:blipFill>
+                    <a:blip r:embed="rId19"/>
+                    <a:stretch>
+                      <a:fillRect/>
+                    </a:stretch>
+                  </pic:blipFill>
+                  <pic:spPr>
+                    <a:xfrm>
+                      <a:off x="0" y="0"/>
+                      <a:ext cx="5669280" cy="2264005"/>
+                    </a:xfrm>
+                    <a:prstGeom prst="rect"/>
+                  </pic:spPr>
+                </pic:pic>
+              </a:graphicData>
+            </a:graphic>
+          </wp:inline>
+        </w:drawing>
+      </w:r>
+    </w:p>
+    <w:p>
+      <w:pPr>
+        <w:jc w:val="center"/>
+      </w:pPr>
+      <w:r>
+        <w:rPr>
+          <w:rFonts w:ascii="Microsoft YaHei" w:hAnsi="Microsoft YaHei"/>
+          <w:b w:val="0"/>
+          <w:sz w:val="18"/>
+        </w:rPr>
+        <w:t>图2-5 v87 80 epoch 长训指标摘要</w:t>
       </w:r>
     </w:p>
     <w:p>

--- a/实验部分整理最终_填表补图_补齐指标.docx
+++ b/实验部分整理最终_填表补图_补齐指标.docx
@@ -4433,7 +4433,7 @@
           <w:b w:val="0"/>
           <w:sz w:val="18"/>
         </w:rPr>
-        <w:t>图2-5 v87 80 epoch 长训指标摘要</w:t>
+        <w:t>图2-5 v87 80 epoch 长训练曲线</w:t>
       </w:r>
     </w:p>
     <w:p>

--- a/实验部分整理最终_填表补图_补齐指标.docx
+++ b/实验部分整理最终_填表补图_补齐指标.docx
@@ -193,81 +193,75 @@
         <w:tc>
           <w:tcPr>
             <w:tcW w:w="1957" w:type="dxa"/>
-          </w:tcPr>
-          <w:p>
-            <w:pPr>
-              <w:ind w:firstLine="420"/>
-              <w:jc w:val="center"/>
-              <w:rPr>
-                <w:highlight w:val="red"/>
-              </w:rPr>
-            </w:pPr>
+            <w:vAlign w:val="center"/>
+          </w:tcPr>
+          <w:p>
+            <w:pPr>
+              <w:jc w:val="center"/>
+            </w:pPr>
+            <w:r>
+              <w:rPr>
+                <w:rFonts w:ascii="Microsoft YaHei" w:hAnsi="Microsoft YaHei"/>
+                <w:b/>
+                <w:sz w:val="19"/>
+              </w:rPr>
+            </w:r>
           </w:p>
         </w:tc>
         <w:tc>
           <w:tcPr>
             <w:tcW w:w="2226" w:type="dxa"/>
-          </w:tcPr>
-          <w:p>
-            <w:pPr>
-              <w:ind w:firstLineChars="0" w:firstLine="0"/>
-              <w:jc w:val="center"/>
-              <w:rPr>
-                <w:highlight w:val="red"/>
-              </w:rPr>
-            </w:pPr>
-            <w:proofErr w:type="spellStart"/>
-            <w:r>
-              <w:t>Roboflow</w:t>
-            </w:r>
-            <w:proofErr w:type="spellEnd"/>
-            <w:r>
-              <w:t xml:space="preserve"> underwater crack</w:t>
+            <w:vAlign w:val="center"/>
+          </w:tcPr>
+          <w:p>
+            <w:pPr>
+              <w:jc w:val="center"/>
+            </w:pPr>
+            <w:r>
+              <w:rPr>
+                <w:rFonts w:ascii="Microsoft YaHei" w:hAnsi="Microsoft YaHei"/>
+                <w:b/>
+                <w:sz w:val="19"/>
+              </w:rPr>
+              <w:t>Roboflow underwater crack</w:t>
             </w:r>
           </w:p>
         </w:tc>
         <w:tc>
           <w:tcPr>
             <w:tcW w:w="2308" w:type="dxa"/>
-          </w:tcPr>
-          <w:p>
-            <w:pPr>
-              <w:ind w:firstLineChars="0" w:firstLine="0"/>
-              <w:jc w:val="center"/>
-              <w:rPr>
-                <w:highlight w:val="red"/>
-              </w:rPr>
-            </w:pPr>
-            <w:proofErr w:type="spellStart"/>
-            <w:r>
-              <w:t>Roboflow</w:t>
-            </w:r>
-            <w:proofErr w:type="spellEnd"/>
-            <w:r>
-              <w:t xml:space="preserve"> concrete/blue crack</w:t>
+            <w:vAlign w:val="center"/>
+          </w:tcPr>
+          <w:p>
+            <w:pPr>
+              <w:jc w:val="center"/>
+            </w:pPr>
+            <w:r>
+              <w:rPr>
+                <w:rFonts w:ascii="Microsoft YaHei" w:hAnsi="Microsoft YaHei"/>
+                <w:b/>
+                <w:sz w:val="19"/>
+              </w:rPr>
+              <w:t>Roboflow concrete/blue crack</w:t>
             </w:r>
           </w:p>
         </w:tc>
         <w:tc>
           <w:tcPr>
             <w:tcW w:w="2668" w:type="dxa"/>
-          </w:tcPr>
-          <w:p>
-            <w:pPr>
-              <w:ind w:firstLineChars="0" w:firstLine="0"/>
-              <w:jc w:val="center"/>
-            </w:pPr>
-            <w:r>
-              <w:rPr>
-                <w:rFonts w:hint="eastAsia"/>
+            <w:vAlign w:val="center"/>
+          </w:tcPr>
+          <w:p>
+            <w:pPr>
+              <w:jc w:val="center"/>
+            </w:pPr>
+            <w:r>
+              <w:rPr>
+                <w:rFonts w:ascii="Microsoft YaHei" w:hAnsi="Microsoft YaHei"/>
+                <w:b/>
+                <w:sz w:val="19"/>
               </w:rPr>
               <w:t>本文数据集</w:t>
-            </w:r>
-            <w:r>
-              <w:rPr>
-                <w:rFonts w:hint="eastAsia"/>
-              </w:rPr>
-              <w:br/>
             </w:r>
           </w:p>
         </w:tc>
@@ -279,18 +273,17 @@
         <w:tc>
           <w:tcPr>
             <w:tcW w:w="1957" w:type="dxa"/>
-          </w:tcPr>
-          <w:p>
-            <w:pPr>
-              <w:ind w:firstLineChars="0" w:firstLine="0"/>
-              <w:jc w:val="center"/>
-              <w:rPr>
-                <w:highlight w:val="red"/>
-              </w:rPr>
-            </w:pPr>
-            <w:r>
-              <w:rPr>
-                <w:rFonts w:hint="eastAsia"/>
+            <w:vAlign w:val="center"/>
+          </w:tcPr>
+          <w:p>
+            <w:pPr>
+              <w:jc w:val="center"/>
+            </w:pPr>
+            <w:r>
+              <w:rPr>
+                <w:rFonts w:ascii="Microsoft YaHei" w:hAnsi="Microsoft YaHei"/>
+                <w:b w:val="0"/>
+                <w:sz w:val="19"/>
               </w:rPr>
               <w:t>RAFT</w:t>
             </w:r>
@@ -299,162 +292,93 @@
         <w:tc>
           <w:tcPr>
             <w:tcW w:w="2226" w:type="dxa"/>
-          </w:tcPr>
-          <w:p>
-            <w:pPr>
-              <w:ind w:firstLineChars="17" w:firstLine="31"/>
-              <w:rPr>
-                <w:sz w:val="18"/>
-                <w:szCs w:val="28"/>
-              </w:rPr>
-            </w:pPr>
-            <w:r>
-              <w:rPr>
-                <w:rFonts w:ascii="微软雅黑" w:hAnsi="微软雅黑"/>
-                <w:sz w:val="18"/>
-                <w:szCs w:val="28"/>
-              </w:rPr>
-              <w:t>已补</w:t>
-            </w:r>
-            <w:r>
-              <w:rPr>
-                <w:rFonts w:ascii="微软雅黑" w:hAnsi="微软雅黑"/>
-                <w:sz w:val="18"/>
-                <w:szCs w:val="28"/>
-              </w:rPr>
-              <w:t>160</w:t>
-            </w:r>
-            <w:r>
-              <w:rPr>
-                <w:rFonts w:ascii="微软雅黑" w:hAnsi="微软雅黑"/>
-                <w:sz w:val="18"/>
-                <w:szCs w:val="28"/>
-              </w:rPr>
-              <w:t>样本；</w:t>
-            </w:r>
-            <w:r>
-              <w:rPr>
-                <w:rFonts w:ascii="微软雅黑" w:hAnsi="微软雅黑"/>
-                <w:sz w:val="18"/>
-                <w:szCs w:val="28"/>
-              </w:rPr>
+            <w:vAlign w:val="center"/>
+          </w:tcPr>
+          <w:p>
+            <w:pPr>
+              <w:jc w:val="left"/>
+            </w:pPr>
+            <w:r>
+              <w:rPr>
+                <w:rFonts w:ascii="Microsoft YaHei" w:hAnsi="Microsoft YaHei"/>
+                <w:b w:val="0"/>
+                <w:sz w:val="17"/>
+              </w:rPr>
+              <w:t>n=160</w:t>
+              <w:br/>
               <w:t>Crack EPE 3.2916</w:t>
-            </w:r>
-            <w:r>
-              <w:rPr>
-                <w:rFonts w:ascii="微软雅黑" w:hAnsi="微软雅黑"/>
-                <w:sz w:val="18"/>
-                <w:szCs w:val="28"/>
-              </w:rPr>
-              <w:t>，整体几何较稳</w:t>
+              <w:br/>
+              <w:t>Global EPE 0.8855</w:t>
+              <w:br/>
+              <w:t>Dice 0.6827</w:t>
+              <w:br/>
+              <w:t>Crack Edge 0.5646</w:t>
+              <w:br/>
+              <w:t>Global Edge 0.7417</w:t>
+              <w:br/>
+              <w:t>Folding 0.0214</w:t>
             </w:r>
           </w:p>
         </w:tc>
         <w:tc>
           <w:tcPr>
             <w:tcW w:w="2308" w:type="dxa"/>
-          </w:tcPr>
-          <w:p>
-            <w:pPr>
-              <w:ind w:firstLineChars="17" w:firstLine="31"/>
-              <w:rPr>
-                <w:sz w:val="18"/>
-                <w:szCs w:val="28"/>
-              </w:rPr>
-            </w:pPr>
-            <w:r>
-              <w:rPr>
-                <w:rFonts w:ascii="微软雅黑" w:hAnsi="微软雅黑"/>
-                <w:sz w:val="18"/>
-                <w:szCs w:val="28"/>
-              </w:rPr>
-              <w:t>已补</w:t>
-            </w:r>
-            <w:r>
-              <w:rPr>
-                <w:rFonts w:ascii="微软雅黑" w:hAnsi="微软雅黑"/>
-                <w:sz w:val="18"/>
-                <w:szCs w:val="28"/>
-              </w:rPr>
-              <w:t>48</w:t>
-            </w:r>
-            <w:r>
-              <w:rPr>
-                <w:rFonts w:ascii="微软雅黑" w:hAnsi="微软雅黑"/>
-                <w:sz w:val="18"/>
-                <w:szCs w:val="28"/>
-              </w:rPr>
-              <w:t>样本；</w:t>
-            </w:r>
-            <w:r>
-              <w:rPr>
-                <w:rFonts w:ascii="微软雅黑" w:hAnsi="微软雅黑"/>
-                <w:sz w:val="18"/>
-                <w:szCs w:val="28"/>
-              </w:rPr>
+            <w:vAlign w:val="center"/>
+          </w:tcPr>
+          <w:p>
+            <w:pPr>
+              <w:jc w:val="left"/>
+            </w:pPr>
+            <w:r>
+              <w:rPr>
+                <w:rFonts w:ascii="Microsoft YaHei" w:hAnsi="Microsoft YaHei"/>
+                <w:b w:val="0"/>
+                <w:sz w:val="17"/>
+              </w:rPr>
+              <w:t>n=48</w:t>
+              <w:br/>
               <w:t>Crack EPE 0.9561</w:t>
-            </w:r>
-            <w:r>
-              <w:rPr>
-                <w:rFonts w:ascii="微软雅黑" w:hAnsi="微软雅黑"/>
-                <w:sz w:val="18"/>
-                <w:szCs w:val="28"/>
-              </w:rPr>
-              <w:t>，指标较强</w:t>
+              <w:br/>
+              <w:t>Global EPE 0.6614</w:t>
+              <w:br/>
+              <w:t>Dice 0.5454</w:t>
+              <w:br/>
+              <w:t>Crack Edge 0.8106</w:t>
+              <w:br/>
+              <w:t>Global Edge 0.8425</w:t>
+              <w:br/>
+              <w:t>Folding 0.0279</w:t>
             </w:r>
           </w:p>
         </w:tc>
         <w:tc>
           <w:tcPr>
             <w:tcW w:w="2668" w:type="dxa"/>
-          </w:tcPr>
-          <w:p>
-            <w:pPr>
-              <w:ind w:firstLineChars="17" w:firstLine="31"/>
-              <w:rPr>
-                <w:sz w:val="18"/>
-                <w:szCs w:val="28"/>
-              </w:rPr>
-            </w:pPr>
-            <w:r>
-              <w:rPr>
-                <w:rFonts w:ascii="微软雅黑" w:hAnsi="微软雅黑"/>
-                <w:sz w:val="18"/>
-                <w:szCs w:val="28"/>
-              </w:rPr>
-              <w:t>外部参考</w:t>
-            </w:r>
-            <w:r>
-              <w:rPr>
-                <w:rFonts w:ascii="微软雅黑" w:hAnsi="微软雅黑"/>
-                <w:sz w:val="18"/>
-                <w:szCs w:val="28"/>
-              </w:rPr>
-              <w:t>/</w:t>
-            </w:r>
-            <w:r>
-              <w:rPr>
-                <w:rFonts w:ascii="微软雅黑" w:hAnsi="微软雅黑"/>
-                <w:sz w:val="18"/>
-                <w:szCs w:val="28"/>
-              </w:rPr>
-              <w:t>上界；几何校正强，</w:t>
-            </w:r>
-            <w:r>
-              <w:rPr>
-                <w:rFonts w:ascii="微软雅黑" w:hAnsi="微软雅黑"/>
-                <w:sz w:val="18"/>
-                <w:szCs w:val="28"/>
-              </w:rPr>
-              <w:t>1000</w:t>
-            </w:r>
-            <w:r>
-              <w:rPr>
-                <w:rFonts w:ascii="微软雅黑" w:hAnsi="微软雅黑"/>
-                <w:sz w:val="18"/>
-                <w:szCs w:val="28"/>
-              </w:rPr>
-              <w:t>样本指标稳定</w:t>
+            <w:vAlign w:val="center"/>
+          </w:tcPr>
+          <w:p>
+            <w:pPr>
+              <w:jc w:val="left"/>
+            </w:pPr>
+            <w:r>
+              <w:rPr>
+                <w:rFonts w:ascii="Microsoft YaHei" w:hAnsi="Microsoft YaHei"/>
+                <w:b w:val="0"/>
+                <w:sz w:val="17"/>
+              </w:rPr>
+              <w:t>n=1000</w:t>
+              <w:br/>
+              <w:t>Crack EPE 1.6220</w:t>
+              <w:br/>
+              <w:t>Global EPE 0.7900</w:t>
+              <w:br/>
+              <w:t>Dice 0.7308</w:t>
+              <w:br/>
+              <w:t>Crack Edge 0.7900</w:t>
+              <w:br/>
+              <w:t>Global Edge 0.8320</w:t>
+              <w:br/>
+              <w:t>Folding 0.0303</w:t>
             </w:r>
           </w:p>
         </w:tc>
@@ -466,210 +390,112 @@
         <w:tc>
           <w:tcPr>
             <w:tcW w:w="1957" w:type="dxa"/>
-          </w:tcPr>
-          <w:p>
-            <w:pPr>
-              <w:ind w:firstLineChars="0" w:firstLine="0"/>
-              <w:jc w:val="center"/>
-              <w:rPr>
-                <w:highlight w:val="red"/>
-              </w:rPr>
-            </w:pPr>
-            <w:proofErr w:type="spellStart"/>
-            <w:r>
-              <w:rPr>
-                <w:rFonts w:hint="eastAsia"/>
+            <w:vAlign w:val="center"/>
+          </w:tcPr>
+          <w:p>
+            <w:pPr>
+              <w:jc w:val="center"/>
+            </w:pPr>
+            <w:r>
+              <w:rPr>
+                <w:rFonts w:ascii="Microsoft YaHei" w:hAnsi="Microsoft YaHei"/>
+                <w:b w:val="0"/>
+                <w:sz w:val="19"/>
               </w:rPr>
               <w:t>UniMatch</w:t>
             </w:r>
-            <w:proofErr w:type="spellEnd"/>
           </w:p>
         </w:tc>
         <w:tc>
           <w:tcPr>
             <w:tcW w:w="2226" w:type="dxa"/>
-          </w:tcPr>
-          <w:p>
-            <w:pPr>
-              <w:ind w:firstLineChars="17" w:firstLine="31"/>
-              <w:rPr>
-                <w:sz w:val="18"/>
-                <w:szCs w:val="28"/>
-              </w:rPr>
-            </w:pPr>
-            <w:r>
-              <w:rPr>
-                <w:rFonts w:ascii="微软雅黑" w:hAnsi="微软雅黑"/>
-                <w:sz w:val="18"/>
-                <w:szCs w:val="28"/>
-              </w:rPr>
-              <w:t>已补</w:t>
-            </w:r>
-            <w:r>
-              <w:rPr>
-                <w:rFonts w:ascii="微软雅黑" w:hAnsi="微软雅黑"/>
-                <w:sz w:val="18"/>
-                <w:szCs w:val="28"/>
-              </w:rPr>
-              <w:t>160</w:t>
-            </w:r>
-            <w:r>
-              <w:rPr>
-                <w:rFonts w:ascii="微软雅黑" w:hAnsi="微软雅黑"/>
-                <w:sz w:val="18"/>
-                <w:szCs w:val="28"/>
-              </w:rPr>
-              <w:t>样本；</w:t>
-            </w:r>
-            <w:r>
-              <w:rPr>
-                <w:rFonts w:ascii="微软雅黑" w:hAnsi="微软雅黑"/>
-                <w:sz w:val="18"/>
-                <w:szCs w:val="28"/>
-              </w:rPr>
+            <w:vAlign w:val="center"/>
+          </w:tcPr>
+          <w:p>
+            <w:pPr>
+              <w:jc w:val="left"/>
+            </w:pPr>
+            <w:r>
+              <w:rPr>
+                <w:rFonts w:ascii="Microsoft YaHei" w:hAnsi="Microsoft YaHei"/>
+                <w:b w:val="0"/>
+                <w:sz w:val="17"/>
+              </w:rPr>
+              <w:t>n=160</w:t>
+              <w:br/>
               <w:t>Crack EPE 2.8643</w:t>
-            </w:r>
-            <w:r>
-              <w:rPr>
-                <w:rFonts w:ascii="微软雅黑" w:hAnsi="微软雅黑"/>
-                <w:sz w:val="18"/>
-                <w:szCs w:val="28"/>
-              </w:rPr>
-              <w:t>，</w:t>
-            </w:r>
-            <w:proofErr w:type="spellStart"/>
-            <w:r>
-              <w:rPr>
-                <w:rFonts w:ascii="微软雅黑" w:hAnsi="微软雅黑"/>
-                <w:sz w:val="18"/>
-                <w:szCs w:val="28"/>
-              </w:rPr>
-              <w:t>Roboflow</w:t>
-            </w:r>
-            <w:proofErr w:type="spellEnd"/>
-            <w:r>
-              <w:rPr>
-                <w:rFonts w:ascii="微软雅黑" w:hAnsi="微软雅黑"/>
-                <w:sz w:val="18"/>
-                <w:szCs w:val="28"/>
-              </w:rPr>
-              <w:t>水下集最优</w:t>
+              <w:br/>
+              <w:t>Global EPE 1.1682</w:t>
+              <w:br/>
+              <w:t>Dice 0.6837</w:t>
+              <w:br/>
+              <w:t>Crack Edge 0.6390</w:t>
+              <w:br/>
+              <w:t>Global Edge 0.7661</w:t>
+              <w:br/>
+              <w:t>Folding 0.0229</w:t>
             </w:r>
           </w:p>
         </w:tc>
         <w:tc>
           <w:tcPr>
             <w:tcW w:w="2308" w:type="dxa"/>
-          </w:tcPr>
-          <w:p>
-            <w:pPr>
-              <w:ind w:firstLineChars="17" w:firstLine="31"/>
-              <w:rPr>
-                <w:sz w:val="18"/>
-                <w:szCs w:val="28"/>
-              </w:rPr>
-            </w:pPr>
-            <w:r>
-              <w:rPr>
-                <w:rFonts w:ascii="微软雅黑" w:hAnsi="微软雅黑"/>
-                <w:sz w:val="18"/>
-                <w:szCs w:val="28"/>
-              </w:rPr>
-              <w:t>已补</w:t>
-            </w:r>
-            <w:r>
-              <w:rPr>
-                <w:rFonts w:ascii="微软雅黑" w:hAnsi="微软雅黑"/>
-                <w:sz w:val="18"/>
-                <w:szCs w:val="28"/>
-              </w:rPr>
-              <w:t>48</w:t>
-            </w:r>
-            <w:r>
-              <w:rPr>
-                <w:rFonts w:ascii="微软雅黑" w:hAnsi="微软雅黑"/>
-                <w:sz w:val="18"/>
-                <w:szCs w:val="28"/>
-              </w:rPr>
-              <w:t>样本；</w:t>
-            </w:r>
-            <w:r>
-              <w:rPr>
-                <w:rFonts w:ascii="微软雅黑" w:hAnsi="微软雅黑"/>
-                <w:sz w:val="18"/>
-                <w:szCs w:val="28"/>
-              </w:rPr>
+            <w:vAlign w:val="center"/>
+          </w:tcPr>
+          <w:p>
+            <w:pPr>
+              <w:jc w:val="left"/>
+            </w:pPr>
+            <w:r>
+              <w:rPr>
+                <w:rFonts w:ascii="Microsoft YaHei" w:hAnsi="Microsoft YaHei"/>
+                <w:b w:val="0"/>
+                <w:sz w:val="17"/>
+              </w:rPr>
+              <w:t>n=48</w:t>
+              <w:br/>
               <w:t>Crack EPE 0.6130</w:t>
-            </w:r>
-            <w:r>
-              <w:rPr>
-                <w:rFonts w:ascii="微软雅黑" w:hAnsi="微软雅黑"/>
-                <w:sz w:val="18"/>
-                <w:szCs w:val="28"/>
-              </w:rPr>
-              <w:t>，该集最优</w:t>
+              <w:br/>
+              <w:t>Global EPE 0.4191</w:t>
+              <w:br/>
+              <w:t>Dice 0.5489</w:t>
+              <w:br/>
+              <w:t>Crack Edge 0.8724</w:t>
+              <w:br/>
+              <w:t>Global Edge 0.8939</w:t>
+              <w:br/>
+              <w:t>Folding 0.0295</w:t>
             </w:r>
           </w:p>
         </w:tc>
         <w:tc>
           <w:tcPr>
             <w:tcW w:w="2668" w:type="dxa"/>
-          </w:tcPr>
-          <w:p>
-            <w:pPr>
-              <w:ind w:firstLineChars="17" w:firstLine="31"/>
-              <w:rPr>
-                <w:sz w:val="18"/>
-                <w:szCs w:val="28"/>
-              </w:rPr>
-            </w:pPr>
-            <w:r>
-              <w:rPr>
-                <w:rFonts w:ascii="微软雅黑" w:hAnsi="微软雅黑"/>
-                <w:sz w:val="18"/>
-                <w:szCs w:val="28"/>
-              </w:rPr>
-              <w:t>外部参考</w:t>
-            </w:r>
-            <w:r>
-              <w:rPr>
-                <w:rFonts w:ascii="微软雅黑" w:hAnsi="微软雅黑"/>
-                <w:sz w:val="18"/>
-                <w:szCs w:val="28"/>
-              </w:rPr>
-              <w:t>/</w:t>
-            </w:r>
-            <w:r>
-              <w:rPr>
-                <w:rFonts w:ascii="微软雅黑" w:hAnsi="微软雅黑"/>
-                <w:sz w:val="18"/>
-                <w:szCs w:val="28"/>
-              </w:rPr>
-              <w:t>上界；整体稳定，裂缝区域</w:t>
-            </w:r>
-            <w:r>
-              <w:rPr>
-                <w:rFonts w:ascii="微软雅黑" w:hAnsi="微软雅黑"/>
-                <w:sz w:val="18"/>
-                <w:szCs w:val="28"/>
-              </w:rPr>
-              <w:t xml:space="preserve"> EPE </w:t>
-            </w:r>
-            <w:r>
-              <w:rPr>
-                <w:rFonts w:ascii="微软雅黑" w:hAnsi="微软雅黑"/>
-                <w:sz w:val="18"/>
-                <w:szCs w:val="28"/>
-              </w:rPr>
-              <w:t>略高于</w:t>
-            </w:r>
-            <w:r>
-              <w:rPr>
-                <w:rFonts w:ascii="微软雅黑" w:hAnsi="微软雅黑"/>
-                <w:sz w:val="18"/>
-                <w:szCs w:val="28"/>
-              </w:rPr>
-              <w:t xml:space="preserve"> RAFT</w:t>
+            <w:vAlign w:val="center"/>
+          </w:tcPr>
+          <w:p>
+            <w:pPr>
+              <w:jc w:val="left"/>
+            </w:pPr>
+            <w:r>
+              <w:rPr>
+                <w:rFonts w:ascii="Microsoft YaHei" w:hAnsi="Microsoft YaHei"/>
+                <w:b w:val="0"/>
+                <w:sz w:val="17"/>
+              </w:rPr>
+              <w:t>n=1000</w:t>
+              <w:br/>
+              <w:t>Crack EPE 3.8106</w:t>
+              <w:br/>
+              <w:t>Global EPE 1.6762</w:t>
+              <w:br/>
+              <w:t>Dice 0.7155</w:t>
+              <w:br/>
+              <w:t>Crack Edge 0.7507</w:t>
+              <w:br/>
+              <w:t>Global Edge 0.8138</w:t>
+              <w:br/>
+              <w:t>Folding 0.0330</w:t>
             </w:r>
           </w:p>
         </w:tc>
@@ -681,18 +507,17 @@
         <w:tc>
           <w:tcPr>
             <w:tcW w:w="1957" w:type="dxa"/>
-          </w:tcPr>
-          <w:p>
-            <w:pPr>
-              <w:ind w:firstLineChars="0" w:firstLine="0"/>
-              <w:jc w:val="center"/>
-              <w:rPr>
-                <w:highlight w:val="red"/>
-              </w:rPr>
-            </w:pPr>
-            <w:r>
-              <w:rPr>
-                <w:rFonts w:hint="eastAsia"/>
+            <w:vAlign w:val="center"/>
+          </w:tcPr>
+          <w:p>
+            <w:pPr>
+              <w:jc w:val="center"/>
+            </w:pPr>
+            <w:r>
+              <w:rPr>
+                <w:rFonts w:ascii="Microsoft YaHei" w:hAnsi="Microsoft YaHei"/>
+                <w:b w:val="0"/>
+                <w:sz w:val="19"/>
               </w:rPr>
               <w:t>SEA-RAFT</w:t>
             </w:r>
@@ -701,178 +526,93 @@
         <w:tc>
           <w:tcPr>
             <w:tcW w:w="2226" w:type="dxa"/>
-          </w:tcPr>
-          <w:p>
-            <w:pPr>
-              <w:ind w:firstLineChars="17" w:firstLine="31"/>
-              <w:rPr>
-                <w:sz w:val="18"/>
-                <w:szCs w:val="28"/>
-              </w:rPr>
-            </w:pPr>
-            <w:r>
-              <w:rPr>
-                <w:rFonts w:ascii="微软雅黑" w:hAnsi="微软雅黑"/>
-                <w:sz w:val="18"/>
-                <w:szCs w:val="28"/>
-              </w:rPr>
-              <w:t>已补</w:t>
-            </w:r>
-            <w:r>
-              <w:rPr>
-                <w:rFonts w:ascii="微软雅黑" w:hAnsi="微软雅黑"/>
-                <w:sz w:val="18"/>
-                <w:szCs w:val="28"/>
-              </w:rPr>
-              <w:t>160</w:t>
-            </w:r>
-            <w:r>
-              <w:rPr>
-                <w:rFonts w:ascii="微软雅黑" w:hAnsi="微软雅黑"/>
-                <w:sz w:val="18"/>
-                <w:szCs w:val="28"/>
-              </w:rPr>
-              <w:t>样本；</w:t>
-            </w:r>
-            <w:r>
-              <w:rPr>
-                <w:rFonts w:ascii="微软雅黑" w:hAnsi="微软雅黑"/>
-                <w:sz w:val="18"/>
-                <w:szCs w:val="28"/>
-              </w:rPr>
+            <w:vAlign w:val="center"/>
+          </w:tcPr>
+          <w:p>
+            <w:pPr>
+              <w:jc w:val="left"/>
+            </w:pPr>
+            <w:r>
+              <w:rPr>
+                <w:rFonts w:ascii="Microsoft YaHei" w:hAnsi="Microsoft YaHei"/>
+                <w:b w:val="0"/>
+                <w:sz w:val="17"/>
+              </w:rPr>
+              <w:t>n=160</w:t>
+              <w:br/>
               <w:t>Crack EPE 4.4366</w:t>
-            </w:r>
-            <w:r>
-              <w:rPr>
-                <w:rFonts w:ascii="微软雅黑" w:hAnsi="微软雅黑"/>
-                <w:sz w:val="18"/>
-                <w:szCs w:val="28"/>
-              </w:rPr>
-              <w:t>，</w:t>
-            </w:r>
-            <w:r>
-              <w:rPr>
-                <w:rFonts w:ascii="微软雅黑" w:hAnsi="微软雅黑"/>
-                <w:sz w:val="18"/>
-                <w:szCs w:val="28"/>
-              </w:rPr>
-              <w:t xml:space="preserve">Dice </w:t>
-            </w:r>
-            <w:r>
-              <w:rPr>
-                <w:rFonts w:ascii="微软雅黑" w:hAnsi="微软雅黑"/>
-                <w:sz w:val="18"/>
-                <w:szCs w:val="28"/>
-              </w:rPr>
-              <w:t>较高</w:t>
+              <w:br/>
+              <w:t>Global EPE 1.6008</w:t>
+              <w:br/>
+              <w:t>Dice 0.6980</w:t>
+              <w:br/>
+              <w:t>Crack Edge 0.4676</w:t>
+              <w:br/>
+              <w:t>Global Edge 0.6214</w:t>
+              <w:br/>
+              <w:t>Folding 0.0224</w:t>
             </w:r>
           </w:p>
         </w:tc>
         <w:tc>
           <w:tcPr>
             <w:tcW w:w="2308" w:type="dxa"/>
-          </w:tcPr>
-          <w:p>
-            <w:pPr>
-              <w:ind w:firstLineChars="17" w:firstLine="31"/>
-              <w:rPr>
-                <w:sz w:val="18"/>
-                <w:szCs w:val="28"/>
-              </w:rPr>
-            </w:pPr>
-            <w:r>
-              <w:rPr>
-                <w:rFonts w:ascii="微软雅黑" w:hAnsi="微软雅黑"/>
-                <w:sz w:val="18"/>
-                <w:szCs w:val="28"/>
-              </w:rPr>
-              <w:t>已补</w:t>
-            </w:r>
-            <w:r>
-              <w:rPr>
-                <w:rFonts w:ascii="微软雅黑" w:hAnsi="微软雅黑"/>
-                <w:sz w:val="18"/>
-                <w:szCs w:val="28"/>
-              </w:rPr>
-              <w:t>48</w:t>
-            </w:r>
-            <w:r>
-              <w:rPr>
-                <w:rFonts w:ascii="微软雅黑" w:hAnsi="微软雅黑"/>
-                <w:sz w:val="18"/>
-                <w:szCs w:val="28"/>
-              </w:rPr>
-              <w:t>样本；</w:t>
-            </w:r>
-            <w:r>
-              <w:rPr>
-                <w:rFonts w:ascii="微软雅黑" w:hAnsi="微软雅黑"/>
-                <w:sz w:val="18"/>
-                <w:szCs w:val="28"/>
-              </w:rPr>
+            <w:vAlign w:val="center"/>
+          </w:tcPr>
+          <w:p>
+            <w:pPr>
+              <w:jc w:val="left"/>
+            </w:pPr>
+            <w:r>
+              <w:rPr>
+                <w:rFonts w:ascii="Microsoft YaHei" w:hAnsi="Microsoft YaHei"/>
+                <w:b w:val="0"/>
+                <w:sz w:val="17"/>
+              </w:rPr>
+              <w:t>n=48</w:t>
+              <w:br/>
               <w:t>Crack EPE 1.6084</w:t>
-            </w:r>
-            <w:r>
-              <w:rPr>
-                <w:rFonts w:ascii="微软雅黑" w:hAnsi="微软雅黑"/>
-                <w:sz w:val="18"/>
-                <w:szCs w:val="28"/>
-              </w:rPr>
-              <w:t>，可作参考</w:t>
+              <w:br/>
+              <w:t>Global EPE 1.1450</w:t>
+              <w:br/>
+              <w:t>Dice 0.5378</w:t>
+              <w:br/>
+              <w:t>Crack Edge 0.7147</w:t>
+              <w:br/>
+              <w:t>Global Edge 0.7577</w:t>
+              <w:br/>
+              <w:t>Folding 0.0281</w:t>
             </w:r>
           </w:p>
         </w:tc>
         <w:tc>
           <w:tcPr>
             <w:tcW w:w="2668" w:type="dxa"/>
-          </w:tcPr>
-          <w:p>
-            <w:pPr>
-              <w:ind w:firstLineChars="17" w:firstLine="31"/>
-              <w:rPr>
-                <w:sz w:val="18"/>
-                <w:szCs w:val="28"/>
-              </w:rPr>
-            </w:pPr>
-            <w:r>
-              <w:rPr>
-                <w:rFonts w:ascii="微软雅黑" w:hAnsi="微软雅黑"/>
-                <w:sz w:val="18"/>
-                <w:szCs w:val="28"/>
-              </w:rPr>
-              <w:t>外部参考</w:t>
-            </w:r>
-            <w:r>
-              <w:rPr>
-                <w:rFonts w:ascii="微软雅黑" w:hAnsi="微软雅黑"/>
-                <w:sz w:val="18"/>
-                <w:szCs w:val="28"/>
-              </w:rPr>
-              <w:t>/</w:t>
-            </w:r>
-            <w:r>
-              <w:rPr>
-                <w:rFonts w:ascii="微软雅黑" w:hAnsi="微软雅黑"/>
-                <w:sz w:val="18"/>
-                <w:szCs w:val="28"/>
-              </w:rPr>
-              <w:t>上界；可作为主流</w:t>
-            </w:r>
-            <w:r>
-              <w:rPr>
-                <w:rFonts w:ascii="微软雅黑" w:hAnsi="微软雅黑"/>
-                <w:sz w:val="18"/>
-                <w:szCs w:val="28"/>
-              </w:rPr>
-              <w:t xml:space="preserve"> baseline </w:t>
-            </w:r>
-            <w:r>
-              <w:rPr>
-                <w:rFonts w:ascii="微软雅黑" w:hAnsi="微软雅黑"/>
-                <w:sz w:val="18"/>
-                <w:szCs w:val="28"/>
-              </w:rPr>
-              <w:t>参考</w:t>
+            <w:vAlign w:val="center"/>
+          </w:tcPr>
+          <w:p>
+            <w:pPr>
+              <w:jc w:val="left"/>
+            </w:pPr>
+            <w:r>
+              <w:rPr>
+                <w:rFonts w:ascii="Microsoft YaHei" w:hAnsi="Microsoft YaHei"/>
+                <w:b w:val="0"/>
+                <w:sz w:val="17"/>
+              </w:rPr>
+              <w:t>n=1000</w:t>
+              <w:br/>
+              <w:t>Crack EPE 3.1400</w:t>
+              <w:br/>
+              <w:t>Global EPE 1.9537</w:t>
+              <w:br/>
+              <w:t>Dice 0.7188</w:t>
+              <w:br/>
+              <w:t>Crack Edge 0.6942</w:t>
+              <w:br/>
+              <w:t>Global Edge 0.7112</w:t>
+              <w:br/>
+              <w:t>Folding 0.0304</w:t>
             </w:r>
           </w:p>
         </w:tc>
@@ -884,176 +624,114 @@
         <w:tc>
           <w:tcPr>
             <w:tcW w:w="1957" w:type="dxa"/>
-          </w:tcPr>
-          <w:p>
-            <w:pPr>
-              <w:ind w:firstLineChars="0" w:firstLine="0"/>
-              <w:jc w:val="center"/>
-            </w:pPr>
-            <w:r>
-              <w:t>GMA/RAFT-small fallback</w:t>
+            <w:vAlign w:val="center"/>
+          </w:tcPr>
+          <w:p>
+            <w:pPr>
+              <w:jc w:val="center"/>
+            </w:pPr>
+            <w:r>
+              <w:rPr>
+                <w:rFonts w:ascii="Microsoft YaHei" w:hAnsi="Microsoft YaHei"/>
+                <w:b w:val="0"/>
+                <w:sz w:val="19"/>
+              </w:rPr>
+              <w:t>GMA/RAFT-small</w:t>
+              <w:br/>
+              <w:t>fallback</w:t>
             </w:r>
           </w:p>
         </w:tc>
         <w:tc>
           <w:tcPr>
             <w:tcW w:w="2226" w:type="dxa"/>
-          </w:tcPr>
-          <w:p>
-            <w:pPr>
-              <w:ind w:firstLineChars="17" w:firstLine="31"/>
-              <w:rPr>
-                <w:sz w:val="18"/>
-                <w:szCs w:val="28"/>
-              </w:rPr>
-            </w:pPr>
-            <w:r>
-              <w:rPr>
-                <w:rFonts w:ascii="微软雅黑" w:hAnsi="微软雅黑"/>
-                <w:sz w:val="18"/>
-                <w:szCs w:val="28"/>
-              </w:rPr>
-              <w:t>已补</w:t>
-            </w:r>
-            <w:r>
-              <w:rPr>
-                <w:rFonts w:ascii="微软雅黑" w:hAnsi="微软雅黑"/>
-                <w:sz w:val="18"/>
-                <w:szCs w:val="28"/>
-              </w:rPr>
-              <w:t>160</w:t>
-            </w:r>
-            <w:r>
-              <w:rPr>
-                <w:rFonts w:ascii="微软雅黑" w:hAnsi="微软雅黑"/>
-                <w:sz w:val="18"/>
-                <w:szCs w:val="28"/>
-              </w:rPr>
-              <w:t>样本；</w:t>
-            </w:r>
-            <w:r>
-              <w:rPr>
-                <w:rFonts w:ascii="微软雅黑" w:hAnsi="微软雅黑"/>
-                <w:sz w:val="18"/>
-                <w:szCs w:val="28"/>
-              </w:rPr>
+            <w:vAlign w:val="center"/>
+          </w:tcPr>
+          <w:p>
+            <w:pPr>
+              <w:jc w:val="left"/>
+            </w:pPr>
+            <w:r>
+              <w:rPr>
+                <w:rFonts w:ascii="Microsoft YaHei" w:hAnsi="Microsoft YaHei"/>
+                <w:b w:val="0"/>
+                <w:sz w:val="17"/>
+              </w:rPr>
+              <w:t>n=160</w:t>
+              <w:br/>
               <w:t>Crack EPE 3.8990</w:t>
-            </w:r>
-            <w:r>
-              <w:rPr>
-                <w:rFonts w:ascii="微软雅黑" w:hAnsi="微软雅黑"/>
-                <w:sz w:val="18"/>
-                <w:szCs w:val="28"/>
-              </w:rPr>
-              <w:t>，采用</w:t>
-            </w:r>
-            <w:r>
-              <w:rPr>
-                <w:rFonts w:ascii="微软雅黑" w:hAnsi="微软雅黑"/>
-                <w:sz w:val="18"/>
-                <w:szCs w:val="28"/>
-              </w:rPr>
-              <w:t xml:space="preserve"> fallback</w:t>
+              <w:br/>
+              <w:t>Global EPE 1.4530</w:t>
+              <w:br/>
+              <w:t>Dice 0.6899</w:t>
+              <w:br/>
+              <w:t>Crack Edge 0.4692</w:t>
+              <w:br/>
+              <w:t>Global Edge 0.6178</w:t>
+              <w:br/>
+              <w:t>Folding 0.0205</w:t>
             </w:r>
           </w:p>
         </w:tc>
         <w:tc>
           <w:tcPr>
             <w:tcW w:w="2308" w:type="dxa"/>
-          </w:tcPr>
-          <w:p>
-            <w:pPr>
-              <w:ind w:firstLineChars="17" w:firstLine="31"/>
-              <w:rPr>
-                <w:sz w:val="18"/>
-                <w:szCs w:val="28"/>
-              </w:rPr>
-            </w:pPr>
-            <w:r>
-              <w:rPr>
-                <w:rFonts w:ascii="微软雅黑" w:hAnsi="微软雅黑"/>
-                <w:sz w:val="18"/>
-                <w:szCs w:val="28"/>
-              </w:rPr>
-              <w:t>已补</w:t>
-            </w:r>
-            <w:r>
-              <w:rPr>
-                <w:rFonts w:ascii="微软雅黑" w:hAnsi="微软雅黑"/>
-                <w:sz w:val="18"/>
-                <w:szCs w:val="28"/>
-              </w:rPr>
-              <w:t>48</w:t>
-            </w:r>
-            <w:r>
-              <w:rPr>
-                <w:rFonts w:ascii="微软雅黑" w:hAnsi="微软雅黑"/>
-                <w:sz w:val="18"/>
-                <w:szCs w:val="28"/>
-              </w:rPr>
-              <w:t>样本；</w:t>
-            </w:r>
-            <w:r>
-              <w:rPr>
-                <w:rFonts w:ascii="微软雅黑" w:hAnsi="微软雅黑"/>
-                <w:sz w:val="18"/>
-                <w:szCs w:val="28"/>
-              </w:rPr>
+            <w:vAlign w:val="center"/>
+          </w:tcPr>
+          <w:p>
+            <w:pPr>
+              <w:jc w:val="left"/>
+            </w:pPr>
+            <w:r>
+              <w:rPr>
+                <w:rFonts w:ascii="Microsoft YaHei" w:hAnsi="Microsoft YaHei"/>
+                <w:b w:val="0"/>
+                <w:sz w:val="17"/>
+              </w:rPr>
+              <w:t>n=48</w:t>
+              <w:br/>
               <w:t>Crack EPE 1.5967</w:t>
-            </w:r>
-            <w:r>
-              <w:rPr>
-                <w:rFonts w:ascii="微软雅黑" w:hAnsi="微软雅黑"/>
-                <w:sz w:val="18"/>
-                <w:szCs w:val="28"/>
-              </w:rPr>
-              <w:t>，采用</w:t>
-            </w:r>
-            <w:r>
-              <w:rPr>
-                <w:rFonts w:ascii="微软雅黑" w:hAnsi="微软雅黑"/>
-                <w:sz w:val="18"/>
-                <w:szCs w:val="28"/>
-              </w:rPr>
-              <w:t xml:space="preserve"> fallback</w:t>
+              <w:br/>
+              <w:t>Global EPE 1.1505</w:t>
+              <w:br/>
+              <w:t>Dice 0.5369</w:t>
+              <w:br/>
+              <w:t>Crack Edge 0.6921</w:t>
+              <w:br/>
+              <w:t>Global Edge 0.7306</w:t>
+              <w:br/>
+              <w:t>Folding 0.0286</w:t>
             </w:r>
           </w:p>
         </w:tc>
         <w:tc>
           <w:tcPr>
             <w:tcW w:w="2668" w:type="dxa"/>
-          </w:tcPr>
-          <w:p>
-            <w:pPr>
-              <w:ind w:firstLineChars="17" w:firstLine="31"/>
-              <w:rPr>
-                <w:sz w:val="18"/>
-                <w:szCs w:val="28"/>
-              </w:rPr>
-            </w:pPr>
-            <w:r>
-              <w:rPr>
-                <w:rFonts w:ascii="微软雅黑" w:hAnsi="微软雅黑"/>
-                <w:sz w:val="18"/>
-                <w:szCs w:val="28"/>
-              </w:rPr>
-              <w:t xml:space="preserve">GMA checkpoint </w:t>
-            </w:r>
-            <w:r>
-              <w:rPr>
-                <w:rFonts w:ascii="微软雅黑" w:hAnsi="微软雅黑"/>
-                <w:sz w:val="18"/>
-                <w:szCs w:val="28"/>
-              </w:rPr>
-              <w:t>缺失，采用</w:t>
-            </w:r>
-            <w:r>
-              <w:rPr>
-                <w:rFonts w:ascii="微软雅黑" w:hAnsi="微软雅黑"/>
-                <w:sz w:val="18"/>
-                <w:szCs w:val="28"/>
-              </w:rPr>
-              <w:t xml:space="preserve"> RAFT-small fallback</w:t>
+            <w:vAlign w:val="center"/>
+          </w:tcPr>
+          <w:p>
+            <w:pPr>
+              <w:jc w:val="left"/>
+            </w:pPr>
+            <w:r>
+              <w:rPr>
+                <w:rFonts w:ascii="Microsoft YaHei" w:hAnsi="Microsoft YaHei"/>
+                <w:b w:val="0"/>
+                <w:sz w:val="17"/>
+              </w:rPr>
+              <w:t>n=1000</w:t>
+              <w:br/>
+              <w:t>Crack EPE 2.3947</w:t>
+              <w:br/>
+              <w:t>Global EPE 1.2521</w:t>
+              <w:br/>
+              <w:t>Dice 0.7250</w:t>
+              <w:br/>
+              <w:t>Crack Edge 0.7265</w:t>
+              <w:br/>
+              <w:t>Global Edge 0.7584</w:t>
+              <w:br/>
+              <w:t>Folding 0.0309</w:t>
             </w:r>
           </w:p>
         </w:tc>
@@ -1065,181 +743,112 @@
         <w:tc>
           <w:tcPr>
             <w:tcW w:w="1957" w:type="dxa"/>
-          </w:tcPr>
-          <w:p>
-            <w:pPr>
-              <w:ind w:firstLineChars="0" w:firstLine="0"/>
-              <w:jc w:val="center"/>
-            </w:pPr>
-            <w:r>
-              <w:rPr>
-                <w:rFonts w:hint="eastAsia"/>
-              </w:rPr>
-              <w:t>V107</w:t>
-            </w:r>
-            <w:r>
-              <w:rPr>
-                <w:rFonts w:hint="eastAsia"/>
-              </w:rPr>
-              <w:t>（</w:t>
-            </w:r>
-            <w:r>
-              <w:rPr>
-                <w:rFonts w:hint="eastAsia"/>
-              </w:rPr>
-              <w:t>our network</w:t>
-            </w:r>
-            <w:r>
-              <w:rPr>
-                <w:rFonts w:hint="eastAsia"/>
-              </w:rPr>
-              <w:t>）</w:t>
+            <w:vAlign w:val="center"/>
+          </w:tcPr>
+          <w:p>
+            <w:pPr>
+              <w:jc w:val="center"/>
+            </w:pPr>
+            <w:r>
+              <w:rPr>
+                <w:rFonts w:ascii="Microsoft YaHei" w:hAnsi="Microsoft YaHei"/>
+                <w:b w:val="0"/>
+                <w:sz w:val="19"/>
+              </w:rPr>
+              <w:t>V107 (our network)</w:t>
             </w:r>
           </w:p>
         </w:tc>
         <w:tc>
           <w:tcPr>
             <w:tcW w:w="2226" w:type="dxa"/>
-          </w:tcPr>
-          <w:p>
-            <w:pPr>
-              <w:ind w:firstLineChars="17" w:firstLine="31"/>
-              <w:rPr>
-                <w:sz w:val="18"/>
-                <w:szCs w:val="28"/>
-              </w:rPr>
-            </w:pPr>
-            <w:r>
-              <w:rPr>
-                <w:rFonts w:ascii="微软雅黑" w:hAnsi="微软雅黑"/>
-                <w:sz w:val="18"/>
-                <w:szCs w:val="28"/>
-              </w:rPr>
-              <w:t>v107</w:t>
-            </w:r>
-            <w:r>
-              <w:rPr>
-                <w:rFonts w:ascii="微软雅黑" w:hAnsi="微软雅黑"/>
-                <w:sz w:val="18"/>
-                <w:szCs w:val="28"/>
-              </w:rPr>
-              <w:t>补评</w:t>
-            </w:r>
-            <w:r>
-              <w:rPr>
-                <w:rFonts w:ascii="微软雅黑" w:hAnsi="微软雅黑"/>
-                <w:sz w:val="18"/>
-                <w:szCs w:val="28"/>
-              </w:rPr>
-              <w:t>160</w:t>
-            </w:r>
-            <w:r>
-              <w:rPr>
-                <w:rFonts w:ascii="微软雅黑" w:hAnsi="微软雅黑"/>
-                <w:sz w:val="18"/>
-                <w:szCs w:val="28"/>
-              </w:rPr>
-              <w:t>样本；单图模型，</w:t>
-            </w:r>
-            <w:r>
-              <w:rPr>
-                <w:rFonts w:ascii="微软雅黑" w:hAnsi="微软雅黑"/>
-                <w:sz w:val="18"/>
-                <w:szCs w:val="28"/>
-              </w:rPr>
+            <w:vAlign w:val="center"/>
+          </w:tcPr>
+          <w:p>
+            <w:pPr>
+              <w:jc w:val="left"/>
+            </w:pPr>
+            <w:r>
+              <w:rPr>
+                <w:rFonts w:ascii="Microsoft YaHei" w:hAnsi="Microsoft YaHei"/>
+                <w:b w:val="0"/>
+                <w:sz w:val="17"/>
+              </w:rPr>
+              <w:t>n=160</w:t>
+              <w:br/>
               <w:t>Crack EPE 14.2060</w:t>
+              <w:br/>
+              <w:t>Global EPE 14.8905</w:t>
+              <w:br/>
+              <w:t>Dice 0.5739</w:t>
+              <w:br/>
+              <w:t>Crack Edge 0.0297</w:t>
+              <w:br/>
+              <w:t>Global Edge 0.1880</w:t>
+              <w:br/>
+              <w:t>Folding 0.0319</w:t>
             </w:r>
           </w:p>
         </w:tc>
         <w:tc>
           <w:tcPr>
             <w:tcW w:w="2308" w:type="dxa"/>
-          </w:tcPr>
-          <w:p>
-            <w:pPr>
-              <w:ind w:firstLineChars="17" w:firstLine="31"/>
-              <w:rPr>
-                <w:sz w:val="18"/>
-                <w:szCs w:val="28"/>
-              </w:rPr>
-            </w:pPr>
-            <w:r>
-              <w:rPr>
-                <w:rFonts w:ascii="微软雅黑" w:hAnsi="微软雅黑"/>
-                <w:sz w:val="18"/>
-                <w:szCs w:val="28"/>
-              </w:rPr>
-              <w:t>v107</w:t>
-            </w:r>
-            <w:r>
-              <w:rPr>
-                <w:rFonts w:ascii="微软雅黑" w:hAnsi="微软雅黑"/>
-                <w:sz w:val="18"/>
-                <w:szCs w:val="28"/>
-              </w:rPr>
-              <w:t>补评</w:t>
-            </w:r>
-            <w:r>
-              <w:rPr>
-                <w:rFonts w:ascii="微软雅黑" w:hAnsi="微软雅黑"/>
-                <w:sz w:val="18"/>
-                <w:szCs w:val="28"/>
-              </w:rPr>
-              <w:t>48</w:t>
-            </w:r>
-            <w:r>
-              <w:rPr>
-                <w:rFonts w:ascii="微软雅黑" w:hAnsi="微软雅黑"/>
-                <w:sz w:val="18"/>
-                <w:szCs w:val="28"/>
-              </w:rPr>
-              <w:t>样本；单图模型，</w:t>
-            </w:r>
-            <w:r>
-              <w:rPr>
-                <w:rFonts w:ascii="微软雅黑" w:hAnsi="微软雅黑"/>
-                <w:sz w:val="18"/>
-                <w:szCs w:val="28"/>
-              </w:rPr>
+            <w:vAlign w:val="center"/>
+          </w:tcPr>
+          <w:p>
+            <w:pPr>
+              <w:jc w:val="left"/>
+            </w:pPr>
+            <w:r>
+              <w:rPr>
+                <w:rFonts w:ascii="Microsoft YaHei" w:hAnsi="Microsoft YaHei"/>
+                <w:b w:val="0"/>
+                <w:sz w:val="17"/>
+              </w:rPr>
+              <w:t>n=48</w:t>
+              <w:br/>
               <w:t>Crack EPE 16.7925</w:t>
+              <w:br/>
+              <w:t>Global EPE 17.5651</w:t>
+              <w:br/>
+              <w:t>Dice 0.4147</w:t>
+              <w:br/>
+              <w:t>Crack Edge 0.2749</w:t>
+              <w:br/>
+              <w:t>Global Edge 0.3006</w:t>
+              <w:br/>
+              <w:t>Folding 0.0329</w:t>
             </w:r>
           </w:p>
         </w:tc>
         <w:tc>
           <w:tcPr>
             <w:tcW w:w="2668" w:type="dxa"/>
-          </w:tcPr>
-          <w:p>
-            <w:pPr>
-              <w:ind w:firstLineChars="17" w:firstLine="31"/>
-              <w:rPr>
-                <w:sz w:val="18"/>
-                <w:szCs w:val="28"/>
-              </w:rPr>
-            </w:pPr>
-            <w:r>
-              <w:rPr>
-                <w:rFonts w:ascii="微软雅黑" w:hAnsi="微软雅黑"/>
-                <w:sz w:val="18"/>
-                <w:szCs w:val="28"/>
-              </w:rPr>
-              <w:t>本文主模型；</w:t>
-            </w:r>
-            <w:r>
-              <w:rPr>
-                <w:rFonts w:ascii="微软雅黑" w:hAnsi="微软雅黑"/>
-                <w:sz w:val="18"/>
-                <w:szCs w:val="28"/>
-              </w:rPr>
-              <w:t xml:space="preserve">100 epoch </w:t>
-            </w:r>
-            <w:r>
-              <w:rPr>
-                <w:rFonts w:ascii="微软雅黑" w:hAnsi="微软雅黑"/>
-                <w:sz w:val="18"/>
-                <w:szCs w:val="28"/>
-              </w:rPr>
-              <w:t>长训练；几何校正稳定</w:t>
+            <w:vAlign w:val="center"/>
+          </w:tcPr>
+          <w:p>
+            <w:pPr>
+              <w:jc w:val="left"/>
+            </w:pPr>
+            <w:r>
+              <w:rPr>
+                <w:rFonts w:ascii="Microsoft YaHei" w:hAnsi="Microsoft YaHei"/>
+                <w:b w:val="0"/>
+                <w:sz w:val="17"/>
+              </w:rPr>
+              <w:t>n=1000</w:t>
+              <w:br/>
+              <w:t>Crack EPE 14.8434</w:t>
+              <w:br/>
+              <w:t>Global EPE 15.0860</w:t>
+              <w:br/>
+              <w:t>Dice 0.5811</w:t>
+              <w:br/>
+              <w:t>Crack Edge 0.5175</w:t>
+              <w:br/>
+              <w:t>Global Edge 0.5450</w:t>
+              <w:br/>
+              <w:t>Folding 0.0206</w:t>
             </w:r>
           </w:p>
         </w:tc>

--- a/实验部分整理最终_填表补图_补齐指标.docx
+++ b/实验部分整理最终_填表补图_补齐指标.docx
@@ -197,51 +197,47 @@
           </w:tcPr>
           <w:p>
             <w:pPr>
-              <w:jc w:val="center"/>
-            </w:pPr>
-            <w:r>
-              <w:rPr>
-                <w:rFonts w:ascii="Microsoft YaHei" w:hAnsi="Microsoft YaHei"/>
+              <w:ind w:firstLine="420"/>
+              <w:jc w:val="center"/>
+            </w:pPr>
+          </w:p>
+        </w:tc>
+        <w:tc>
+          <w:tcPr>
+            <w:tcW w:w="2226" w:type="dxa"/>
+            <w:vAlign w:val="center"/>
+          </w:tcPr>
+          <w:p>
+            <w:pPr>
+              <w:ind w:firstLine="381"/>
+              <w:jc w:val="center"/>
+            </w:pPr>
+            <w:r>
+              <w:rPr>
+                <w:rFonts w:ascii="微软雅黑" w:hAnsi="微软雅黑"/>
                 <w:b/>
                 <w:sz w:val="19"/>
               </w:rPr>
-            </w:r>
-          </w:p>
-        </w:tc>
-        <w:tc>
-          <w:tcPr>
-            <w:tcW w:w="2226" w:type="dxa"/>
+              <w:t>Roboflow underwater crack</w:t>
+            </w:r>
+          </w:p>
+        </w:tc>
+        <w:tc>
+          <w:tcPr>
+            <w:tcW w:w="2308" w:type="dxa"/>
             <w:vAlign w:val="center"/>
           </w:tcPr>
           <w:p>
             <w:pPr>
-              <w:jc w:val="center"/>
-            </w:pPr>
-            <w:r>
-              <w:rPr>
-                <w:rFonts w:ascii="Microsoft YaHei" w:hAnsi="Microsoft YaHei"/>
+              <w:ind w:firstLine="381"/>
+              <w:jc w:val="center"/>
+            </w:pPr>
+            <w:r>
+              <w:rPr>
+                <w:rFonts w:ascii="微软雅黑" w:hAnsi="微软雅黑"/>
                 <w:b/>
                 <w:sz w:val="19"/>
               </w:rPr>
-              <w:t>Roboflow underwater crack</w:t>
-            </w:r>
-          </w:p>
-        </w:tc>
-        <w:tc>
-          <w:tcPr>
-            <w:tcW w:w="2308" w:type="dxa"/>
-            <w:vAlign w:val="center"/>
-          </w:tcPr>
-          <w:p>
-            <w:pPr>
-              <w:jc w:val="center"/>
-            </w:pPr>
-            <w:r>
-              <w:rPr>
-                <w:rFonts w:ascii="Microsoft YaHei" w:hAnsi="Microsoft YaHei"/>
-                <w:b/>
-                <w:sz w:val="19"/>
-              </w:rPr>
               <w:t>Roboflow concrete/blue crack</w:t>
             </w:r>
           </w:p>
@@ -253,11 +249,12 @@
           </w:tcPr>
           <w:p>
             <w:pPr>
-              <w:jc w:val="center"/>
-            </w:pPr>
-            <w:r>
-              <w:rPr>
-                <w:rFonts w:ascii="Microsoft YaHei" w:hAnsi="Microsoft YaHei"/>
+              <w:ind w:firstLine="381"/>
+              <w:jc w:val="center"/>
+            </w:pPr>
+            <w:r>
+              <w:rPr>
+                <w:rFonts w:ascii="微软雅黑" w:hAnsi="微软雅黑"/>
                 <w:b/>
                 <w:sz w:val="19"/>
               </w:rPr>
@@ -277,12 +274,12 @@
           </w:tcPr>
           <w:p>
             <w:pPr>
-              <w:jc w:val="center"/>
-            </w:pPr>
-            <w:r>
-              <w:rPr>
-                <w:rFonts w:ascii="Microsoft YaHei" w:hAnsi="Microsoft YaHei"/>
-                <w:b w:val="0"/>
+              <w:ind w:firstLine="380"/>
+              <w:jc w:val="center"/>
+            </w:pPr>
+            <w:r>
+              <w:rPr>
+                <w:rFonts w:ascii="微软雅黑" w:hAnsi="微软雅黑"/>
                 <w:sz w:val="19"/>
               </w:rPr>
               <w:t>RAFT</w:t>
@@ -296,25 +293,33 @@
           </w:tcPr>
           <w:p>
             <w:pPr>
+              <w:ind w:firstLine="420"/>
               <w:jc w:val="left"/>
             </w:pPr>
             <w:r>
-              <w:rPr>
-                <w:rFonts w:ascii="Microsoft YaHei" w:hAnsi="Microsoft YaHei"/>
-                <w:b w:val="0"/>
-                <w:sz w:val="17"/>
-              </w:rPr>
               <w:t>n=160</w:t>
+            </w:r>
+            <w:r>
               <w:br/>
               <w:t>Crack EPE 3.2916</w:t>
+            </w:r>
+            <w:r>
               <w:br/>
               <w:t>Global EPE 0.8855</w:t>
+            </w:r>
+            <w:r>
               <w:br/>
               <w:t>Dice 0.6827</w:t>
+            </w:r>
+            <w:r>
               <w:br/>
               <w:t>Crack Edge 0.5646</w:t>
+            </w:r>
+            <w:r>
               <w:br/>
               <w:t>Global Edge 0.7417</w:t>
+            </w:r>
+            <w:r>
               <w:br/>
               <w:t>Folding 0.0214</w:t>
             </w:r>
@@ -327,25 +332,33 @@
           </w:tcPr>
           <w:p>
             <w:pPr>
+              <w:ind w:firstLine="420"/>
               <w:jc w:val="left"/>
             </w:pPr>
             <w:r>
-              <w:rPr>
-                <w:rFonts w:ascii="Microsoft YaHei" w:hAnsi="Microsoft YaHei"/>
-                <w:b w:val="0"/>
-                <w:sz w:val="17"/>
-              </w:rPr>
               <w:t>n=48</w:t>
+            </w:r>
+            <w:r>
               <w:br/>
               <w:t>Crack EPE 0.9561</w:t>
+            </w:r>
+            <w:r>
               <w:br/>
               <w:t>Global EPE 0.6614</w:t>
+            </w:r>
+            <w:r>
               <w:br/>
               <w:t>Dice 0.5454</w:t>
+            </w:r>
+            <w:r>
               <w:br/>
               <w:t>Crack Edge 0.8106</w:t>
+            </w:r>
+            <w:r>
               <w:br/>
               <w:t>Global Edge 0.8425</w:t>
+            </w:r>
+            <w:r>
               <w:br/>
               <w:t>Folding 0.0279</w:t>
             </w:r>
@@ -358,25 +371,33 @@
           </w:tcPr>
           <w:p>
             <w:pPr>
+              <w:ind w:firstLine="420"/>
               <w:jc w:val="left"/>
             </w:pPr>
             <w:r>
-              <w:rPr>
-                <w:rFonts w:ascii="Microsoft YaHei" w:hAnsi="Microsoft YaHei"/>
-                <w:b w:val="0"/>
-                <w:sz w:val="17"/>
-              </w:rPr>
               <w:t>n=1000</w:t>
+            </w:r>
+            <w:r>
               <w:br/>
               <w:t>Crack EPE 1.6220</w:t>
+            </w:r>
+            <w:r>
               <w:br/>
               <w:t>Global EPE 0.7900</w:t>
+            </w:r>
+            <w:r>
               <w:br/>
               <w:t>Dice 0.7308</w:t>
+            </w:r>
+            <w:r>
               <w:br/>
               <w:t>Crack Edge 0.7900</w:t>
+            </w:r>
+            <w:r>
               <w:br/>
               <w:t>Global Edge 0.8320</w:t>
+            </w:r>
+            <w:r>
               <w:br/>
               <w:t>Folding 0.0303</w:t>
             </w:r>
@@ -394,12 +415,12 @@
           </w:tcPr>
           <w:p>
             <w:pPr>
-              <w:jc w:val="center"/>
-            </w:pPr>
-            <w:r>
-              <w:rPr>
-                <w:rFonts w:ascii="Microsoft YaHei" w:hAnsi="Microsoft YaHei"/>
-                <w:b w:val="0"/>
+              <w:ind w:firstLine="380"/>
+              <w:jc w:val="center"/>
+            </w:pPr>
+            <w:r>
+              <w:rPr>
+                <w:rFonts w:ascii="微软雅黑" w:hAnsi="微软雅黑"/>
                 <w:sz w:val="19"/>
               </w:rPr>
               <w:t>UniMatch</w:t>
@@ -413,25 +434,33 @@
           </w:tcPr>
           <w:p>
             <w:pPr>
+              <w:ind w:firstLine="420"/>
               <w:jc w:val="left"/>
             </w:pPr>
             <w:r>
-              <w:rPr>
-                <w:rFonts w:ascii="Microsoft YaHei" w:hAnsi="Microsoft YaHei"/>
-                <w:b w:val="0"/>
-                <w:sz w:val="17"/>
-              </w:rPr>
               <w:t>n=160</w:t>
+            </w:r>
+            <w:r>
               <w:br/>
               <w:t>Crack EPE 2.8643</w:t>
+            </w:r>
+            <w:r>
               <w:br/>
               <w:t>Global EPE 1.1682</w:t>
+            </w:r>
+            <w:r>
               <w:br/>
               <w:t>Dice 0.6837</w:t>
+            </w:r>
+            <w:r>
               <w:br/>
               <w:t>Crack Edge 0.6390</w:t>
+            </w:r>
+            <w:r>
               <w:br/>
               <w:t>Global Edge 0.7661</w:t>
+            </w:r>
+            <w:r>
               <w:br/>
               <w:t>Folding 0.0229</w:t>
             </w:r>
@@ -444,25 +473,33 @@
           </w:tcPr>
           <w:p>
             <w:pPr>
+              <w:ind w:firstLine="420"/>
               <w:jc w:val="left"/>
             </w:pPr>
             <w:r>
-              <w:rPr>
-                <w:rFonts w:ascii="Microsoft YaHei" w:hAnsi="Microsoft YaHei"/>
-                <w:b w:val="0"/>
-                <w:sz w:val="17"/>
-              </w:rPr>
               <w:t>n=48</w:t>
+            </w:r>
+            <w:r>
               <w:br/>
               <w:t>Crack EPE 0.6130</w:t>
+            </w:r>
+            <w:r>
               <w:br/>
               <w:t>Global EPE 0.4191</w:t>
+            </w:r>
+            <w:r>
               <w:br/>
               <w:t>Dice 0.5489</w:t>
+            </w:r>
+            <w:r>
               <w:br/>
               <w:t>Crack Edge 0.8724</w:t>
+            </w:r>
+            <w:r>
               <w:br/>
               <w:t>Global Edge 0.8939</w:t>
+            </w:r>
+            <w:r>
               <w:br/>
               <w:t>Folding 0.0295</w:t>
             </w:r>
@@ -475,25 +512,33 @@
           </w:tcPr>
           <w:p>
             <w:pPr>
+              <w:ind w:firstLine="420"/>
               <w:jc w:val="left"/>
             </w:pPr>
             <w:r>
-              <w:rPr>
-                <w:rFonts w:ascii="Microsoft YaHei" w:hAnsi="Microsoft YaHei"/>
-                <w:b w:val="0"/>
-                <w:sz w:val="17"/>
-              </w:rPr>
               <w:t>n=1000</w:t>
+            </w:r>
+            <w:r>
               <w:br/>
               <w:t>Crack EPE 3.8106</w:t>
+            </w:r>
+            <w:r>
               <w:br/>
               <w:t>Global EPE 1.6762</w:t>
+            </w:r>
+            <w:r>
               <w:br/>
               <w:t>Dice 0.7155</w:t>
+            </w:r>
+            <w:r>
               <w:br/>
               <w:t>Crack Edge 0.7507</w:t>
+            </w:r>
+            <w:r>
               <w:br/>
               <w:t>Global Edge 0.8138</w:t>
+            </w:r>
+            <w:r>
               <w:br/>
               <w:t>Folding 0.0330</w:t>
             </w:r>
@@ -511,12 +556,12 @@
           </w:tcPr>
           <w:p>
             <w:pPr>
-              <w:jc w:val="center"/>
-            </w:pPr>
-            <w:r>
-              <w:rPr>
-                <w:rFonts w:ascii="Microsoft YaHei" w:hAnsi="Microsoft YaHei"/>
-                <w:b w:val="0"/>
+              <w:ind w:firstLine="380"/>
+              <w:jc w:val="center"/>
+            </w:pPr>
+            <w:r>
+              <w:rPr>
+                <w:rFonts w:ascii="微软雅黑" w:hAnsi="微软雅黑"/>
                 <w:sz w:val="19"/>
               </w:rPr>
               <w:t>SEA-RAFT</w:t>
@@ -530,25 +575,33 @@
           </w:tcPr>
           <w:p>
             <w:pPr>
+              <w:ind w:firstLine="420"/>
               <w:jc w:val="left"/>
             </w:pPr>
             <w:r>
-              <w:rPr>
-                <w:rFonts w:ascii="Microsoft YaHei" w:hAnsi="Microsoft YaHei"/>
-                <w:b w:val="0"/>
-                <w:sz w:val="17"/>
-              </w:rPr>
               <w:t>n=160</w:t>
+            </w:r>
+            <w:r>
               <w:br/>
               <w:t>Crack EPE 4.4366</w:t>
+            </w:r>
+            <w:r>
               <w:br/>
               <w:t>Global EPE 1.6008</w:t>
+            </w:r>
+            <w:r>
               <w:br/>
               <w:t>Dice 0.6980</w:t>
+            </w:r>
+            <w:r>
               <w:br/>
               <w:t>Crack Edge 0.4676</w:t>
+            </w:r>
+            <w:r>
               <w:br/>
               <w:t>Global Edge 0.6214</w:t>
+            </w:r>
+            <w:r>
               <w:br/>
               <w:t>Folding 0.0224</w:t>
             </w:r>
@@ -561,25 +614,33 @@
           </w:tcPr>
           <w:p>
             <w:pPr>
+              <w:ind w:firstLine="420"/>
               <w:jc w:val="left"/>
             </w:pPr>
             <w:r>
-              <w:rPr>
-                <w:rFonts w:ascii="Microsoft YaHei" w:hAnsi="Microsoft YaHei"/>
-                <w:b w:val="0"/>
-                <w:sz w:val="17"/>
-              </w:rPr>
               <w:t>n=48</w:t>
+            </w:r>
+            <w:r>
               <w:br/>
               <w:t>Crack EPE 1.6084</w:t>
+            </w:r>
+            <w:r>
               <w:br/>
               <w:t>Global EPE 1.1450</w:t>
+            </w:r>
+            <w:r>
               <w:br/>
               <w:t>Dice 0.5378</w:t>
+            </w:r>
+            <w:r>
               <w:br/>
               <w:t>Crack Edge 0.7147</w:t>
+            </w:r>
+            <w:r>
               <w:br/>
               <w:t>Global Edge 0.7577</w:t>
+            </w:r>
+            <w:r>
               <w:br/>
               <w:t>Folding 0.0281</w:t>
             </w:r>
@@ -592,25 +653,33 @@
           </w:tcPr>
           <w:p>
             <w:pPr>
+              <w:ind w:firstLine="420"/>
               <w:jc w:val="left"/>
             </w:pPr>
             <w:r>
-              <w:rPr>
-                <w:rFonts w:ascii="Microsoft YaHei" w:hAnsi="Microsoft YaHei"/>
-                <w:b w:val="0"/>
-                <w:sz w:val="17"/>
-              </w:rPr>
               <w:t>n=1000</w:t>
+            </w:r>
+            <w:r>
               <w:br/>
               <w:t>Crack EPE 3.1400</w:t>
+            </w:r>
+            <w:r>
               <w:br/>
               <w:t>Global EPE 1.9537</w:t>
+            </w:r>
+            <w:r>
               <w:br/>
               <w:t>Dice 0.7188</w:t>
+            </w:r>
+            <w:r>
               <w:br/>
               <w:t>Crack Edge 0.6942</w:t>
+            </w:r>
+            <w:r>
               <w:br/>
               <w:t>Global Edge 0.7112</w:t>
+            </w:r>
+            <w:r>
               <w:br/>
               <w:t>Folding 0.0304</w:t>
             </w:r>
@@ -628,15 +697,22 @@
           </w:tcPr>
           <w:p>
             <w:pPr>
-              <w:jc w:val="center"/>
-            </w:pPr>
-            <w:r>
-              <w:rPr>
-                <w:rFonts w:ascii="Microsoft YaHei" w:hAnsi="Microsoft YaHei"/>
-                <w:b w:val="0"/>
+              <w:ind w:firstLine="380"/>
+              <w:jc w:val="center"/>
+            </w:pPr>
+            <w:r>
+              <w:rPr>
+                <w:rFonts w:ascii="微软雅黑" w:hAnsi="微软雅黑"/>
                 <w:sz w:val="19"/>
               </w:rPr>
+              <w:lastRenderedPageBreak/>
               <w:t>GMA/RAFT-small</w:t>
+            </w:r>
+            <w:r>
+              <w:rPr>
+                <w:rFonts w:ascii="微软雅黑" w:hAnsi="微软雅黑"/>
+                <w:sz w:val="19"/>
+              </w:rPr>
               <w:br/>
               <w:t>fallback</w:t>
             </w:r>
@@ -649,25 +725,33 @@
           </w:tcPr>
           <w:p>
             <w:pPr>
+              <w:ind w:firstLine="420"/>
               <w:jc w:val="left"/>
             </w:pPr>
             <w:r>
-              <w:rPr>
-                <w:rFonts w:ascii="Microsoft YaHei" w:hAnsi="Microsoft YaHei"/>
-                <w:b w:val="0"/>
-                <w:sz w:val="17"/>
-              </w:rPr>
               <w:t>n=160</w:t>
+            </w:r>
+            <w:r>
               <w:br/>
               <w:t>Crack EPE 3.8990</w:t>
+            </w:r>
+            <w:r>
               <w:br/>
               <w:t>Global EPE 1.4530</w:t>
+            </w:r>
+            <w:r>
               <w:br/>
               <w:t>Dice 0.6899</w:t>
+            </w:r>
+            <w:r>
               <w:br/>
               <w:t>Crack Edge 0.4692</w:t>
+            </w:r>
+            <w:r>
               <w:br/>
               <w:t>Global Edge 0.6178</w:t>
+            </w:r>
+            <w:r>
               <w:br/>
               <w:t>Folding 0.0205</w:t>
             </w:r>
@@ -680,25 +764,33 @@
           </w:tcPr>
           <w:p>
             <w:pPr>
+              <w:ind w:firstLine="420"/>
               <w:jc w:val="left"/>
             </w:pPr>
             <w:r>
-              <w:rPr>
-                <w:rFonts w:ascii="Microsoft YaHei" w:hAnsi="Microsoft YaHei"/>
-                <w:b w:val="0"/>
-                <w:sz w:val="17"/>
-              </w:rPr>
               <w:t>n=48</w:t>
+            </w:r>
+            <w:r>
               <w:br/>
               <w:t>Crack EPE 1.5967</w:t>
+            </w:r>
+            <w:r>
               <w:br/>
               <w:t>Global EPE 1.1505</w:t>
+            </w:r>
+            <w:r>
               <w:br/>
               <w:t>Dice 0.5369</w:t>
+            </w:r>
+            <w:r>
               <w:br/>
               <w:t>Crack Edge 0.6921</w:t>
+            </w:r>
+            <w:r>
               <w:br/>
               <w:t>Global Edge 0.7306</w:t>
+            </w:r>
+            <w:r>
               <w:br/>
               <w:t>Folding 0.0286</w:t>
             </w:r>
@@ -711,25 +803,33 @@
           </w:tcPr>
           <w:p>
             <w:pPr>
+              <w:ind w:firstLine="420"/>
               <w:jc w:val="left"/>
             </w:pPr>
             <w:r>
-              <w:rPr>
-                <w:rFonts w:ascii="Microsoft YaHei" w:hAnsi="Microsoft YaHei"/>
-                <w:b w:val="0"/>
-                <w:sz w:val="17"/>
-              </w:rPr>
               <w:t>n=1000</w:t>
+            </w:r>
+            <w:r>
               <w:br/>
               <w:t>Crack EPE 2.3947</w:t>
+            </w:r>
+            <w:r>
               <w:br/>
               <w:t>Global EPE 1.2521</w:t>
+            </w:r>
+            <w:r>
               <w:br/>
               <w:t>Dice 0.7250</w:t>
+            </w:r>
+            <w:r>
               <w:br/>
               <w:t>Crack Edge 0.7265</w:t>
+            </w:r>
+            <w:r>
               <w:br/>
               <w:t>Global Edge 0.7584</w:t>
+            </w:r>
+            <w:r>
               <w:br/>
               <w:t>Folding 0.0309</w:t>
             </w:r>
@@ -747,12 +847,12 @@
           </w:tcPr>
           <w:p>
             <w:pPr>
-              <w:jc w:val="center"/>
-            </w:pPr>
-            <w:r>
-              <w:rPr>
-                <w:rFonts w:ascii="Microsoft YaHei" w:hAnsi="Microsoft YaHei"/>
-                <w:b w:val="0"/>
+              <w:ind w:firstLine="380"/>
+              <w:jc w:val="center"/>
+            </w:pPr>
+            <w:r>
+              <w:rPr>
+                <w:rFonts w:ascii="微软雅黑" w:hAnsi="微软雅黑"/>
                 <w:sz w:val="19"/>
               </w:rPr>
               <w:t>V107 (our network)</w:t>
@@ -766,25 +866,33 @@
           </w:tcPr>
           <w:p>
             <w:pPr>
+              <w:ind w:firstLine="420"/>
               <w:jc w:val="left"/>
             </w:pPr>
             <w:r>
-              <w:rPr>
-                <w:rFonts w:ascii="Microsoft YaHei" w:hAnsi="Microsoft YaHei"/>
-                <w:b w:val="0"/>
-                <w:sz w:val="17"/>
-              </w:rPr>
               <w:t>n=160</w:t>
+            </w:r>
+            <w:r>
               <w:br/>
               <w:t>Crack EPE 14.2060</w:t>
+            </w:r>
+            <w:r>
               <w:br/>
               <w:t>Global EPE 14.8905</w:t>
+            </w:r>
+            <w:r>
               <w:br/>
               <w:t>Dice 0.5739</w:t>
+            </w:r>
+            <w:r>
               <w:br/>
               <w:t>Crack Edge 0.0297</w:t>
+            </w:r>
+            <w:r>
               <w:br/>
               <w:t>Global Edge 0.1880</w:t>
+            </w:r>
+            <w:r>
               <w:br/>
               <w:t>Folding 0.0319</w:t>
             </w:r>
@@ -797,25 +905,33 @@
           </w:tcPr>
           <w:p>
             <w:pPr>
+              <w:ind w:firstLine="420"/>
               <w:jc w:val="left"/>
             </w:pPr>
             <w:r>
-              <w:rPr>
-                <w:rFonts w:ascii="Microsoft YaHei" w:hAnsi="Microsoft YaHei"/>
-                <w:b w:val="0"/>
-                <w:sz w:val="17"/>
-              </w:rPr>
               <w:t>n=48</w:t>
+            </w:r>
+            <w:r>
               <w:br/>
               <w:t>Crack EPE 16.7925</w:t>
+            </w:r>
+            <w:r>
               <w:br/>
               <w:t>Global EPE 17.5651</w:t>
+            </w:r>
+            <w:r>
               <w:br/>
               <w:t>Dice 0.4147</w:t>
+            </w:r>
+            <w:r>
               <w:br/>
               <w:t>Crack Edge 0.2749</w:t>
+            </w:r>
+            <w:r>
               <w:br/>
               <w:t>Global Edge 0.3006</w:t>
+            </w:r>
+            <w:r>
               <w:br/>
               <w:t>Folding 0.0329</w:t>
             </w:r>
@@ -828,25 +944,33 @@
           </w:tcPr>
           <w:p>
             <w:pPr>
+              <w:ind w:firstLine="420"/>
               <w:jc w:val="left"/>
             </w:pPr>
             <w:r>
-              <w:rPr>
-                <w:rFonts w:ascii="Microsoft YaHei" w:hAnsi="Microsoft YaHei"/>
-                <w:b w:val="0"/>
-                <w:sz w:val="17"/>
-              </w:rPr>
               <w:t>n=1000</w:t>
+            </w:r>
+            <w:r>
               <w:br/>
               <w:t>Crack EPE 14.8434</w:t>
+            </w:r>
+            <w:r>
               <w:br/>
               <w:t>Global EPE 15.0860</w:t>
+            </w:r>
+            <w:r>
               <w:br/>
               <w:t>Dice 0.5811</w:t>
+            </w:r>
+            <w:r>
               <w:br/>
               <w:t>Crack Edge 0.5175</w:t>
+            </w:r>
+            <w:r>
               <w:br/>
               <w:t>Global Edge 0.5450</w:t>
+            </w:r>
+            <w:r>
               <w:br/>
               <w:t>Folding 0.0206</w:t>
             </w:r>
@@ -863,9 +987,8 @@
         <w:rPr>
           <w:noProof/>
         </w:rPr>
-        <w:lastRenderedPageBreak/>
         <w:drawing>
-          <wp:inline distT="0" distB="0" distL="0" distR="0" wp14:anchorId="39E6CA34" wp14:editId="65E7F319">
+          <wp:inline distT="0" distB="0" distL="0" distR="0" wp14:anchorId="0ADEAECC" wp14:editId="1BE47C30">
             <wp:extent cx="5852160" cy="3314700"/>
             <wp:effectExtent l="0" t="0" r="0" b="0"/>
             <wp:docPr id="95" name="Picture 95"/>
@@ -1029,6 +1152,7 @@
               <w:rPr>
                 <w:rFonts w:hint="eastAsia"/>
               </w:rPr>
+              <w:lastRenderedPageBreak/>
               <w:t>Data</w:t>
             </w:r>
             <w:r>
@@ -1977,7 +2101,6 @@
               <w:rPr>
                 <w:rFonts w:hint="eastAsia"/>
               </w:rPr>
-              <w:lastRenderedPageBreak/>
               <w:t>本文数据集</w:t>
             </w:r>
           </w:p>
@@ -2291,7 +2414,7 @@
         <mc:AlternateContent>
           <mc:Choice Requires="wps">
             <w:drawing>
-              <wp:anchor distT="0" distB="0" distL="114300" distR="114300" simplePos="0" relativeHeight="251661312" behindDoc="0" locked="0" layoutInCell="1" allowOverlap="1" wp14:anchorId="0E65E77E" wp14:editId="766E8557">
+              <wp:anchor distT="0" distB="0" distL="114300" distR="114300" simplePos="0" relativeHeight="251661312" behindDoc="0" locked="0" layoutInCell="1" allowOverlap="1" wp14:anchorId="277D05A2" wp14:editId="024DDEED">
                 <wp:simplePos x="0" y="0"/>
                 <wp:positionH relativeFrom="column">
                   <wp:posOffset>-9525</wp:posOffset>
@@ -2353,7 +2476,7 @@
           </mc:Choice>
           <mc:Fallback>
             <w:pict>
-              <v:shapetype w14:anchorId="0E65E77E" id="_x0000_t202" coordsize="21600,21600" o:spt="202" path="m,l,21600r21600,l21600,xe">
+              <v:shapetype w14:anchorId="277D05A2" id="_x0000_t202" coordsize="21600,21600" o:spt="202" path="m,l,21600r21600,l21600,xe">
                 <v:stroke joinstyle="miter"/>
                 <v:path gradientshapeok="t" o:connecttype="rect"/>
               </v:shapetype>
@@ -2447,7 +2570,7 @@
               <mc:AlternateContent>
                 <mc:Choice Requires="wps">
                   <w:drawing>
-                    <wp:anchor distT="0" distB="0" distL="114300" distR="114300" simplePos="0" relativeHeight="251660288" behindDoc="0" locked="0" layoutInCell="1" allowOverlap="1" wp14:anchorId="08FE6022" wp14:editId="21BA9FD7">
+                    <wp:anchor distT="0" distB="0" distL="114300" distR="114300" simplePos="0" relativeHeight="251660288" behindDoc="0" locked="0" layoutInCell="1" allowOverlap="1" wp14:anchorId="006DD55F" wp14:editId="109F603E">
                       <wp:simplePos x="0" y="0"/>
                       <wp:positionH relativeFrom="column">
                         <wp:posOffset>-106680</wp:posOffset>
@@ -2520,7 +2643,7 @@
                 </mc:Choice>
                 <mc:Fallback>
                   <w:pict>
-                    <v:shape w14:anchorId="08FE6022" id="_x0000_s1027" type="#_x0000_t202" style="position:absolute;left:0;text-align:left;margin-left:-8.4pt;margin-top:15.25pt;width:64.8pt;height:34pt;z-index:251660288;visibility:visible;mso-wrap-style:square;mso-wrap-distance-left:9pt;mso-wrap-distance-top:0;mso-wrap-distance-right:9pt;mso-wrap-distance-bottom:0;mso-position-horizontal:absolute;mso-position-horizontal-relative:text;mso-position-vertical:absolute;mso-position-vertical-relative:text;v-text-anchor:top" o:gfxdata="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" filled="f" stroked="f">
+                    <v:shape w14:anchorId="006DD55F" id="_x0000_s1027" type="#_x0000_t202" style="position:absolute;left:0;text-align:left;margin-left:-8.4pt;margin-top:15.25pt;width:64.8pt;height:34pt;z-index:251660288;visibility:visible;mso-wrap-style:square;mso-wrap-distance-left:9pt;mso-wrap-distance-top:0;mso-wrap-distance-right:9pt;mso-wrap-distance-bottom:0;mso-position-horizontal:absolute;mso-position-horizontal-relative:text;mso-position-vertical:absolute;mso-position-vertical-relative:text;v-text-anchor:top" o:gfxdata="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" filled="f" stroked="f">
                       <v:textbox>
                         <w:txbxContent>
                           <w:p>
@@ -2569,7 +2692,7 @@
               <mc:AlternateContent>
                 <mc:Choice Requires="wps">
                   <w:drawing>
-                    <wp:anchor distT="0" distB="0" distL="114300" distR="114300" simplePos="0" relativeHeight="251659264" behindDoc="0" locked="0" layoutInCell="1" allowOverlap="1" wp14:anchorId="0F92CA62" wp14:editId="0D6ACBD3">
+                    <wp:anchor distT="0" distB="0" distL="114300" distR="114300" simplePos="0" relativeHeight="251659264" behindDoc="0" locked="0" layoutInCell="1" allowOverlap="1" wp14:anchorId="4D3BD843" wp14:editId="0BE45814">
                       <wp:simplePos x="0" y="0"/>
                       <wp:positionH relativeFrom="column">
                         <wp:posOffset>-67310</wp:posOffset>
@@ -2623,7 +2746,7 @@
                 </mc:Choice>
                 <mc:Fallback>
                   <w:pict>
-                    <v:line w14:anchorId="1F3CA0C2" id="直接连接符 90" o:spid="_x0000_s1026" style="position:absolute;z-index:251659264;visibility:visible;mso-wrap-style:square;mso-wrap-distance-left:9pt;mso-wrap-distance-top:0;mso-wrap-distance-right:9pt;mso-wrap-distance-bottom:0;mso-position-horizontal:absolute;mso-position-horizontal-relative:text;mso-position-vertical:absolute;mso-position-vertical-relative:text" from="-5.3pt,-.1pt" to="94.25pt,46.3pt" o:gfxdata="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" strokecolor="black [3213]" strokeweight=".5pt">
+                    <v:line w14:anchorId="747A0402" id="直接连接符 90" o:spid="_x0000_s1026" style="position:absolute;z-index:251659264;visibility:visible;mso-wrap-style:square;mso-wrap-distance-left:9pt;mso-wrap-distance-top:0;mso-wrap-distance-right:9pt;mso-wrap-distance-bottom:0;mso-position-horizontal:absolute;mso-position-horizontal-relative:text;mso-position-vertical:absolute;mso-position-vertical-relative:text" from="-5.3pt,-.1pt" to="94.25pt,46.3pt" o:gfxdata="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" strokecolor="black [3213]" strokeweight=".5pt">
                       <v:stroke joinstyle="miter"/>
                     </v:line>
                   </w:pict>
@@ -3093,6 +3216,7 @@
                 <w:sz w:val="18"/>
                 <w:szCs w:val="18"/>
               </w:rPr>
+              <w:lastRenderedPageBreak/>
               <w:t>Roboflow</w:t>
             </w:r>
             <w:proofErr w:type="spellEnd"/>
@@ -3682,9 +3806,8 @@
         <w:rPr>
           <w:noProof/>
         </w:rPr>
-        <w:lastRenderedPageBreak/>
         <w:drawing>
-          <wp:inline distT="0" distB="0" distL="0" distR="0" wp14:anchorId="551A164C" wp14:editId="64D647BC">
+          <wp:inline distT="0" distB="0" distL="0" distR="0" wp14:anchorId="5213C172" wp14:editId="5AF10582">
             <wp:extent cx="5852160" cy="3601329"/>
             <wp:effectExtent l="0" t="0" r="0" b="0"/>
             <wp:docPr id="96" name="Picture 96"/>
@@ -3754,42 +3877,260 @@
         <w:t>各种模型训练曲线</w:t>
       </w:r>
     </w:p>
-    <w:p/>
     <w:p>
-      <w:r>
-        <w:rPr>
-          <w:rFonts w:ascii="Microsoft YaHei" w:hAnsi="Microsoft YaHei"/>
-          <w:b/>
-          <w:sz w:val="22"/>
-        </w:rPr>
-        <w:t>训练曲线补充说明</w:t>
-      </w:r>
-    </w:p>
-    <w:p>
-      <w:r>
-        <w:rPr>
-          <w:rFonts w:ascii="Microsoft YaHei" w:hAnsi="Microsoft YaHei"/>
-          <w:b w:val="0"/>
-          <w:sz w:val="20"/>
-        </w:rPr>
-        <w:t>外部 RAFT、UniMatch、SEA-RAFT、GMA/RAFT-small fallback 使用公开预训练权重做推理对比，本项目没有重新训练这些外部模型，因此不提供本项目训练曲线。本文训练曲线主要覆盖内部模型的长训练和后期消融过程：v107 为最新方法 100 epoch 长训练，v4-v9 为早期长训练主线，v95-v106 为后期模块/可视化消融，v105/v106 为 detail-head 诊断。v108 A-D 是 1 epoch 外部数据消融 smoke，只用于数据消融方向判断，不作为长训练曲线展示。</w:t>
-      </w:r>
+      <w:pPr>
+        <w:ind w:firstLine="420"/>
+      </w:pPr>
     </w:p>
     <w:p>
       <w:pPr>
+        <w:ind w:firstLine="442"/>
+      </w:pPr>
+      <w:r>
+        <w:rPr>
+          <w:rFonts w:ascii="微软雅黑" w:hAnsi="微软雅黑"/>
+          <w:b/>
+          <w:sz w:val="22"/>
+        </w:rPr>
+        <w:t>训练曲线补充说明</w:t>
+      </w:r>
+    </w:p>
+    <w:p>
+      <w:pPr>
+        <w:ind w:firstLine="400"/>
+      </w:pPr>
+      <w:r>
+        <w:rPr>
+          <w:rFonts w:ascii="微软雅黑" w:hAnsi="微软雅黑"/>
+          <w:sz w:val="20"/>
+        </w:rPr>
+        <w:t>外部</w:t>
+      </w:r>
+      <w:r>
+        <w:rPr>
+          <w:rFonts w:ascii="微软雅黑" w:hAnsi="微软雅黑"/>
+          <w:sz w:val="20"/>
+        </w:rPr>
+        <w:t xml:space="preserve"> RAFT</w:t>
+      </w:r>
+      <w:r>
+        <w:rPr>
+          <w:rFonts w:ascii="微软雅黑" w:hAnsi="微软雅黑"/>
+          <w:sz w:val="20"/>
+        </w:rPr>
+        <w:t>、</w:t>
+      </w:r>
+      <w:r>
+        <w:rPr>
+          <w:rFonts w:ascii="微软雅黑" w:hAnsi="微软雅黑"/>
+          <w:sz w:val="20"/>
+        </w:rPr>
+        <w:t>UniMatch</w:t>
+      </w:r>
+      <w:r>
+        <w:rPr>
+          <w:rFonts w:ascii="微软雅黑" w:hAnsi="微软雅黑"/>
+          <w:sz w:val="20"/>
+        </w:rPr>
+        <w:t>、</w:t>
+      </w:r>
+      <w:r>
+        <w:rPr>
+          <w:rFonts w:ascii="微软雅黑" w:hAnsi="微软雅黑"/>
+          <w:sz w:val="20"/>
+        </w:rPr>
+        <w:t>SEA-RAFT</w:t>
+      </w:r>
+      <w:r>
+        <w:rPr>
+          <w:rFonts w:ascii="微软雅黑" w:hAnsi="微软雅黑"/>
+          <w:sz w:val="20"/>
+        </w:rPr>
+        <w:t>、</w:t>
+      </w:r>
+      <w:r>
+        <w:rPr>
+          <w:rFonts w:ascii="微软雅黑" w:hAnsi="微软雅黑"/>
+          <w:sz w:val="20"/>
+        </w:rPr>
+        <w:t xml:space="preserve">GMA/RAFT-small fallback </w:t>
+      </w:r>
+      <w:r>
+        <w:rPr>
+          <w:rFonts w:ascii="微软雅黑" w:hAnsi="微软雅黑"/>
+          <w:sz w:val="20"/>
+        </w:rPr>
+        <w:t>使用公开预训练权重做推理对比，本项目没有重新训练这些外部模型，因此不提供本项目训练曲线。本文训练曲线主要</w:t>
+      </w:r>
+      <w:r>
+        <w:rPr>
+          <w:rFonts w:ascii="微软雅黑" w:hAnsi="微软雅黑"/>
+          <w:sz w:val="20"/>
+        </w:rPr>
+        <w:lastRenderedPageBreak/>
+        <w:t>覆盖内部模型的长训练和后期消融过程：</w:t>
+      </w:r>
+      <w:r>
+        <w:rPr>
+          <w:rFonts w:ascii="微软雅黑" w:hAnsi="微软雅黑"/>
+          <w:sz w:val="20"/>
+        </w:rPr>
+        <w:t xml:space="preserve">v107 </w:t>
+      </w:r>
+      <w:r>
+        <w:rPr>
+          <w:rFonts w:ascii="微软雅黑" w:hAnsi="微软雅黑"/>
+          <w:sz w:val="20"/>
+        </w:rPr>
+        <w:t>为最新方法</w:t>
+      </w:r>
+      <w:r>
+        <w:rPr>
+          <w:rFonts w:ascii="微软雅黑" w:hAnsi="微软雅黑"/>
+          <w:sz w:val="20"/>
+        </w:rPr>
+        <w:t xml:space="preserve"> 100 epoch </w:t>
+      </w:r>
+      <w:r>
+        <w:rPr>
+          <w:rFonts w:ascii="微软雅黑" w:hAnsi="微软雅黑"/>
+          <w:sz w:val="20"/>
+        </w:rPr>
+        <w:t>长训练，</w:t>
+      </w:r>
+      <w:r>
+        <w:rPr>
+          <w:rFonts w:ascii="微软雅黑" w:hAnsi="微软雅黑"/>
+          <w:sz w:val="20"/>
+        </w:rPr>
+        <w:t xml:space="preserve">v4-v9 </w:t>
+      </w:r>
+      <w:r>
+        <w:rPr>
+          <w:rFonts w:ascii="微软雅黑" w:hAnsi="微软雅黑"/>
+          <w:sz w:val="20"/>
+        </w:rPr>
+        <w:t>为早期长训练主线，</w:t>
+      </w:r>
+      <w:r>
+        <w:rPr>
+          <w:rFonts w:ascii="微软雅黑" w:hAnsi="微软雅黑"/>
+          <w:sz w:val="20"/>
+        </w:rPr>
+        <w:t xml:space="preserve">v95-v106 </w:t>
+      </w:r>
+      <w:r>
+        <w:rPr>
+          <w:rFonts w:ascii="微软雅黑" w:hAnsi="微软雅黑"/>
+          <w:sz w:val="20"/>
+        </w:rPr>
+        <w:t>为后期模块</w:t>
+      </w:r>
+      <w:r>
+        <w:rPr>
+          <w:rFonts w:ascii="微软雅黑" w:hAnsi="微软雅黑"/>
+          <w:sz w:val="20"/>
+        </w:rPr>
+        <w:t>/</w:t>
+      </w:r>
+      <w:r>
+        <w:rPr>
+          <w:rFonts w:ascii="微软雅黑" w:hAnsi="微软雅黑"/>
+          <w:sz w:val="20"/>
+        </w:rPr>
+        <w:t>可视化消融，</w:t>
+      </w:r>
+      <w:r>
+        <w:rPr>
+          <w:rFonts w:ascii="微软雅黑" w:hAnsi="微软雅黑"/>
+          <w:sz w:val="20"/>
+        </w:rPr>
+        <w:t xml:space="preserve">v105/v106 </w:t>
+      </w:r>
+      <w:r>
+        <w:rPr>
+          <w:rFonts w:ascii="微软雅黑" w:hAnsi="微软雅黑"/>
+          <w:sz w:val="20"/>
+        </w:rPr>
+        <w:t>为</w:t>
+      </w:r>
+      <w:r>
+        <w:rPr>
+          <w:rFonts w:ascii="微软雅黑" w:hAnsi="微软雅黑"/>
+          <w:sz w:val="20"/>
+        </w:rPr>
+        <w:t xml:space="preserve"> detail-head </w:t>
+      </w:r>
+      <w:r>
+        <w:rPr>
+          <w:rFonts w:ascii="微软雅黑" w:hAnsi="微软雅黑"/>
+          <w:sz w:val="20"/>
+        </w:rPr>
+        <w:t>诊断。</w:t>
+      </w:r>
+      <w:r>
+        <w:rPr>
+          <w:rFonts w:ascii="微软雅黑" w:hAnsi="微软雅黑"/>
+          <w:sz w:val="20"/>
+        </w:rPr>
+        <w:t xml:space="preserve">v108 A-D </w:t>
+      </w:r>
+      <w:r>
+        <w:rPr>
+          <w:rFonts w:ascii="微软雅黑" w:hAnsi="微软雅黑"/>
+          <w:sz w:val="20"/>
+        </w:rPr>
+        <w:t>是</w:t>
+      </w:r>
+      <w:r>
+        <w:rPr>
+          <w:rFonts w:ascii="微软雅黑" w:hAnsi="微软雅黑"/>
+          <w:sz w:val="20"/>
+        </w:rPr>
+        <w:t xml:space="preserve"> 1 epoch </w:t>
+      </w:r>
+      <w:r>
+        <w:rPr>
+          <w:rFonts w:ascii="微软雅黑" w:hAnsi="微软雅黑"/>
+          <w:sz w:val="20"/>
+        </w:rPr>
+        <w:t>外部数据消融</w:t>
+      </w:r>
+      <w:r>
+        <w:rPr>
+          <w:rFonts w:ascii="微软雅黑" w:hAnsi="微软雅黑"/>
+          <w:sz w:val="20"/>
+        </w:rPr>
+        <w:t xml:space="preserve"> smoke</w:t>
+      </w:r>
+      <w:r>
+        <w:rPr>
+          <w:rFonts w:ascii="微软雅黑" w:hAnsi="微软雅黑"/>
+          <w:sz w:val="20"/>
+        </w:rPr>
+        <w:t>，只用于数据消融方向判断，不作为长训练曲线展示。</w:t>
+      </w:r>
+    </w:p>
+    <w:p>
+      <w:pPr>
+        <w:ind w:firstLine="420"/>
         <w:jc w:val="center"/>
       </w:pPr>
       <w:r>
+        <w:rPr>
+          <w:noProof/>
+        </w:rPr>
         <w:drawing>
-          <wp:inline xmlns:a="http://schemas.openxmlformats.org/drawingml/2006/main" xmlns:pic="http://schemas.openxmlformats.org/drawingml/2006/picture">
+          <wp:inline distT="0" distB="0" distL="0" distR="0" wp14:anchorId="6B6D36EC" wp14:editId="57E0EEC0">
             <wp:extent cx="5669280" cy="3488788"/>
+            <wp:effectExtent l="0" t="0" r="0" b="0"/>
             <wp:docPr id="104" name="Picture 104"/>
             <wp:cNvGraphicFramePr>
-              <a:graphicFrameLocks noChangeAspect="1"/>
+              <a:graphicFrameLocks xmlns:a="http://schemas.openxmlformats.org/drawingml/2006/main" noChangeAspect="1"/>
             </wp:cNvGraphicFramePr>
-            <a:graphic>
+            <a:graphic xmlns:a="http://schemas.openxmlformats.org/drawingml/2006/main">
               <a:graphicData uri="http://schemas.openxmlformats.org/drawingml/2006/picture">
-                <pic:pic>
+                <pic:pic xmlns:pic="http://schemas.openxmlformats.org/drawingml/2006/picture">
                   <pic:nvPicPr>
                     <pic:cNvPr id="0" name="image.png"/>
                     <pic:cNvPicPr/>
@@ -3805,7 +4146,9 @@
                       <a:off x="0" y="0"/>
                       <a:ext cx="5669280" cy="3488788"/>
                     </a:xfrm>
-                    <a:prstGeom prst="rect"/>
+                    <a:prstGeom prst="rect">
+                      <a:avLst/>
+                    </a:prstGeom>
                   </pic:spPr>
                 </pic:pic>
               </a:graphicData>
@@ -3816,38 +4159,72 @@
     </w:p>
     <w:p>
       <w:pPr>
+        <w:ind w:firstLine="360"/>
         <w:jc w:val="center"/>
       </w:pPr>
       <w:r>
         <w:rPr>
-          <w:rFonts w:ascii="Microsoft YaHei" w:hAnsi="Microsoft YaHei"/>
-          <w:b w:val="0"/>
+          <w:rFonts w:ascii="微软雅黑" w:hAnsi="微软雅黑"/>
           <w:sz w:val="18"/>
         </w:rPr>
-        <w:t>图2-1 v107 最新方法 100 epoch 完整训练曲线</w:t>
+        <w:t>图</w:t>
+      </w:r>
+      <w:r>
+        <w:rPr>
+          <w:rFonts w:ascii="微软雅黑" w:hAnsi="微软雅黑"/>
+          <w:sz w:val="18"/>
+        </w:rPr>
+        <w:t xml:space="preserve">2-1 v107 </w:t>
+      </w:r>
+      <w:r>
+        <w:rPr>
+          <w:rFonts w:ascii="微软雅黑" w:hAnsi="微软雅黑"/>
+          <w:sz w:val="18"/>
+        </w:rPr>
+        <w:t>最新方法</w:t>
+      </w:r>
+      <w:r>
+        <w:rPr>
+          <w:rFonts w:ascii="微软雅黑" w:hAnsi="微软雅黑"/>
+          <w:sz w:val="18"/>
+        </w:rPr>
+        <w:t xml:space="preserve"> 100 epoch </w:t>
+      </w:r>
+      <w:r>
+        <w:rPr>
+          <w:rFonts w:ascii="微软雅黑" w:hAnsi="微软雅黑"/>
+          <w:sz w:val="18"/>
+        </w:rPr>
+        <w:t>完整训练曲线</w:t>
       </w:r>
     </w:p>
     <w:p>
       <w:pPr>
+        <w:ind w:firstLine="420"/>
         <w:jc w:val="center"/>
       </w:pPr>
       <w:r>
+        <w:rPr>
+          <w:noProof/>
+        </w:rPr>
+        <w:lastRenderedPageBreak/>
         <w:drawing>
-          <wp:inline xmlns:a="http://schemas.openxmlformats.org/drawingml/2006/main" xmlns:pic="http://schemas.openxmlformats.org/drawingml/2006/picture">
+          <wp:inline distT="0" distB="0" distL="0" distR="0" wp14:anchorId="6B340EB1" wp14:editId="47249F6D">
             <wp:extent cx="5669280" cy="4251960"/>
+            <wp:effectExtent l="0" t="0" r="0" b="0"/>
             <wp:docPr id="105" name="Picture 105"/>
             <wp:cNvGraphicFramePr>
-              <a:graphicFrameLocks noChangeAspect="1"/>
+              <a:graphicFrameLocks xmlns:a="http://schemas.openxmlformats.org/drawingml/2006/main" noChangeAspect="1"/>
             </wp:cNvGraphicFramePr>
-            <a:graphic>
+            <a:graphic xmlns:a="http://schemas.openxmlformats.org/drawingml/2006/main">
               <a:graphicData uri="http://schemas.openxmlformats.org/drawingml/2006/picture">
-                <pic:pic>
+                <pic:pic xmlns:pic="http://schemas.openxmlformats.org/drawingml/2006/picture">
                   <pic:nvPicPr>
                     <pic:cNvPr id="0" name="image.png"/>
                     <pic:cNvPicPr/>
                   </pic:nvPicPr>
                   <pic:blipFill>
-                    <a:blip r:embed="rId14"/>
+                    <a:blip r:embed="rId10"/>
                     <a:stretch>
                       <a:fillRect/>
                     </a:stretch>
@@ -3857,7 +4234,9 @@
                       <a:off x="0" y="0"/>
                       <a:ext cx="5669280" cy="4251960"/>
                     </a:xfrm>
-                    <a:prstGeom prst="rect"/>
+                    <a:prstGeom prst="rect">
+                      <a:avLst/>
+                    </a:prstGeom>
                   </pic:spPr>
                 </pic:pic>
               </a:graphicData>
@@ -3868,32 +4247,52 @@
     </w:p>
     <w:p>
       <w:pPr>
+        <w:ind w:firstLine="360"/>
         <w:jc w:val="center"/>
       </w:pPr>
       <w:r>
         <w:rPr>
-          <w:rFonts w:ascii="Microsoft YaHei" w:hAnsi="Microsoft YaHei"/>
-          <w:b w:val="0"/>
+          <w:rFonts w:ascii="微软雅黑" w:hAnsi="微软雅黑"/>
           <w:sz w:val="18"/>
         </w:rPr>
-        <w:t>图2-2 v4-v9 早期长训练曲线</w:t>
+        <w:t>图</w:t>
+      </w:r>
+      <w:r>
+        <w:rPr>
+          <w:rFonts w:ascii="微软雅黑" w:hAnsi="微软雅黑"/>
+          <w:sz w:val="18"/>
+        </w:rPr>
+        <w:t xml:space="preserve">2-2 v4-v9 </w:t>
+      </w:r>
+      <w:r>
+        <w:rPr>
+          <w:rFonts w:ascii="微软雅黑" w:hAnsi="微软雅黑"/>
+          <w:sz w:val="18"/>
+        </w:rPr>
+        <w:t>早期长训练曲线</w:t>
       </w:r>
     </w:p>
     <w:p>
       <w:pPr>
+        <w:ind w:firstLine="420"/>
         <w:jc w:val="center"/>
       </w:pPr>
       <w:r>
+        <w:rPr>
+          <w:noProof/>
+        </w:rPr>
+        <w:lastRenderedPageBreak/>
         <w:drawing>
-          <wp:inline xmlns:a="http://schemas.openxmlformats.org/drawingml/2006/main" xmlns:pic="http://schemas.openxmlformats.org/drawingml/2006/picture">
+          <wp:inline distT="0" distB="0" distL="0" distR="0" wp14:anchorId="6304EDA4" wp14:editId="4F1D8CA3">
             <wp:extent cx="5669280" cy="4251960"/>
+            <wp:effectExtent l="0" t="0" r="0" b="0"/>
             <wp:docPr id="106" name="Picture 106"/>
             <wp:cNvGraphicFramePr>
-              <a:graphicFrameLocks noChangeAspect="1"/>
+              <a:graphicFrameLocks xmlns:a="http://schemas.openxmlformats.org/drawingml/2006/main" noChangeAspect="1"/>
             </wp:cNvGraphicFramePr>
-            <a:graphic>
+            <a:graphic xmlns:a="http://schemas.openxmlformats.org/drawingml/2006/main">
               <a:graphicData uri="http://schemas.openxmlformats.org/drawingml/2006/picture">
-                <pic:pic>
+                <pic:pic xmlns:pic="http://schemas.openxmlformats.org/drawingml/2006/picture">
                   <pic:nvPicPr>
                     <pic:cNvPr id="0" name="image.png"/>
                     <pic:cNvPicPr/>
@@ -3909,7 +4308,9 @@
                       <a:off x="0" y="0"/>
                       <a:ext cx="5669280" cy="4251960"/>
                     </a:xfrm>
-                    <a:prstGeom prst="rect"/>
+                    <a:prstGeom prst="rect">
+                      <a:avLst/>
+                    </a:prstGeom>
                   </pic:spPr>
                 </pic:pic>
               </a:graphicData>
@@ -3920,32 +4321,52 @@
     </w:p>
     <w:p>
       <w:pPr>
+        <w:ind w:firstLine="360"/>
         <w:jc w:val="center"/>
       </w:pPr>
       <w:r>
         <w:rPr>
-          <w:rFonts w:ascii="Microsoft YaHei" w:hAnsi="Microsoft YaHei"/>
-          <w:b w:val="0"/>
+          <w:rFonts w:ascii="微软雅黑" w:hAnsi="微软雅黑"/>
           <w:sz w:val="18"/>
         </w:rPr>
-        <w:t>图2-3 v95-v106 后期模块消融指标曲线</w:t>
+        <w:t>图</w:t>
+      </w:r>
+      <w:r>
+        <w:rPr>
+          <w:rFonts w:ascii="微软雅黑" w:hAnsi="微软雅黑"/>
+          <w:sz w:val="18"/>
+        </w:rPr>
+        <w:t xml:space="preserve">2-3 v95-v106 </w:t>
+      </w:r>
+      <w:r>
+        <w:rPr>
+          <w:rFonts w:ascii="微软雅黑" w:hAnsi="微软雅黑"/>
+          <w:sz w:val="18"/>
+        </w:rPr>
+        <w:t>后期模块消融指标曲线</w:t>
       </w:r>
     </w:p>
     <w:p>
       <w:pPr>
+        <w:ind w:firstLine="420"/>
         <w:jc w:val="center"/>
       </w:pPr>
       <w:r>
+        <w:rPr>
+          <w:noProof/>
+        </w:rPr>
+        <w:lastRenderedPageBreak/>
         <w:drawing>
-          <wp:inline xmlns:a="http://schemas.openxmlformats.org/drawingml/2006/main" xmlns:pic="http://schemas.openxmlformats.org/drawingml/2006/picture">
+          <wp:inline distT="0" distB="0" distL="0" distR="0" wp14:anchorId="3BA91DCF" wp14:editId="61E96ACF">
             <wp:extent cx="5669280" cy="4251960"/>
+            <wp:effectExtent l="0" t="0" r="0" b="0"/>
             <wp:docPr id="107" name="Picture 107"/>
             <wp:cNvGraphicFramePr>
-              <a:graphicFrameLocks noChangeAspect="1"/>
+              <a:graphicFrameLocks xmlns:a="http://schemas.openxmlformats.org/drawingml/2006/main" noChangeAspect="1"/>
             </wp:cNvGraphicFramePr>
-            <a:graphic>
+            <a:graphic xmlns:a="http://schemas.openxmlformats.org/drawingml/2006/main">
               <a:graphicData uri="http://schemas.openxmlformats.org/drawingml/2006/picture">
-                <pic:pic>
+                <pic:pic xmlns:pic="http://schemas.openxmlformats.org/drawingml/2006/picture">
                   <pic:nvPicPr>
                     <pic:cNvPr id="0" name="image.png"/>
                     <pic:cNvPicPr/>
@@ -3961,7 +4382,9 @@
                       <a:off x="0" y="0"/>
                       <a:ext cx="5669280" cy="4251960"/>
                     </a:xfrm>
-                    <a:prstGeom prst="rect"/>
+                    <a:prstGeom prst="rect">
+                      <a:avLst/>
+                    </a:prstGeom>
                   </pic:spPr>
                 </pic:pic>
               </a:graphicData>
@@ -3972,48 +4395,153 @@
     </w:p>
     <w:p>
       <w:pPr>
+        <w:ind w:firstLine="360"/>
         <w:jc w:val="center"/>
       </w:pPr>
       <w:r>
         <w:rPr>
-          <w:rFonts w:ascii="Microsoft YaHei" w:hAnsi="Microsoft YaHei"/>
-          <w:b w:val="0"/>
+          <w:rFonts w:ascii="微软雅黑" w:hAnsi="微软雅黑"/>
           <w:sz w:val="18"/>
         </w:rPr>
-        <w:t>图2-4 v105/v106 detail-head 诊断曲线</w:t>
-      </w:r>
-    </w:p>
-    <w:p>
-      <w:r>
-        <w:rPr>
-          <w:rFonts w:ascii="Microsoft YaHei" w:hAnsi="Microsoft YaHei"/>
-          <w:b w:val="0"/>
-          <w:sz w:val="20"/>
-        </w:rPr>
-        <w:t>补充说明：v87 是此前已经完成的 80 epoch 长训版本，训练轮次不同于 v108 的 1 epoch 数据消融 smoke。该版本证明长训能明显改善常规指标，但 ROI 复核仍存在局部涟漪、糊化和形变伪影，因此只作为长训代表和诊断基线。</w:t>
+        <w:t>图</w:t>
+      </w:r>
+      <w:r>
+        <w:rPr>
+          <w:rFonts w:ascii="微软雅黑" w:hAnsi="微软雅黑"/>
+          <w:sz w:val="18"/>
+        </w:rPr>
+        <w:t xml:space="preserve">2-4 v105/v106 detail-head </w:t>
+      </w:r>
+      <w:r>
+        <w:rPr>
+          <w:rFonts w:ascii="微软雅黑" w:hAnsi="微软雅黑"/>
+          <w:sz w:val="18"/>
+        </w:rPr>
+        <w:t>诊断曲线</w:t>
       </w:r>
     </w:p>
     <w:p>
       <w:pPr>
+        <w:ind w:firstLine="400"/>
+      </w:pPr>
+      <w:r>
+        <w:rPr>
+          <w:rFonts w:ascii="微软雅黑" w:hAnsi="微软雅黑"/>
+          <w:sz w:val="20"/>
+        </w:rPr>
+        <w:t>补充说明：</w:t>
+      </w:r>
+      <w:r>
+        <w:rPr>
+          <w:rFonts w:ascii="微软雅黑" w:hAnsi="微软雅黑"/>
+          <w:sz w:val="20"/>
+        </w:rPr>
+        <w:t xml:space="preserve">v87 </w:t>
+      </w:r>
+      <w:r>
+        <w:rPr>
+          <w:rFonts w:ascii="微软雅黑" w:hAnsi="微软雅黑"/>
+          <w:sz w:val="20"/>
+        </w:rPr>
+        <w:t>是此前已经完成的</w:t>
+      </w:r>
+      <w:r>
+        <w:rPr>
+          <w:rFonts w:ascii="微软雅黑" w:hAnsi="微软雅黑"/>
+          <w:sz w:val="20"/>
+        </w:rPr>
+        <w:t xml:space="preserve"> 80 epoch </w:t>
+      </w:r>
+      <w:r>
+        <w:rPr>
+          <w:rFonts w:ascii="微软雅黑" w:hAnsi="微软雅黑"/>
+          <w:sz w:val="20"/>
+        </w:rPr>
+        <w:t>长训版本，训练轮次不同于</w:t>
+      </w:r>
+      <w:r>
+        <w:rPr>
+          <w:rFonts w:ascii="微软雅黑" w:hAnsi="微软雅黑"/>
+          <w:sz w:val="20"/>
+        </w:rPr>
+        <w:t xml:space="preserve"> v108 </w:t>
+      </w:r>
+      <w:r>
+        <w:rPr>
+          <w:rFonts w:ascii="微软雅黑" w:hAnsi="微软雅黑"/>
+          <w:sz w:val="20"/>
+        </w:rPr>
+        <w:t>的</w:t>
+      </w:r>
+      <w:r>
+        <w:rPr>
+          <w:rFonts w:ascii="微软雅黑" w:hAnsi="微软雅黑"/>
+          <w:sz w:val="20"/>
+        </w:rPr>
+        <w:t xml:space="preserve"> 1 epoch </w:t>
+      </w:r>
+      <w:r>
+        <w:rPr>
+          <w:rFonts w:ascii="微软雅黑" w:hAnsi="微软雅黑"/>
+          <w:sz w:val="20"/>
+        </w:rPr>
+        <w:t>数据消融</w:t>
+      </w:r>
+      <w:r>
+        <w:rPr>
+          <w:rFonts w:ascii="微软雅黑" w:hAnsi="微软雅黑"/>
+          <w:sz w:val="20"/>
+        </w:rPr>
+        <w:t xml:space="preserve"> smoke</w:t>
+      </w:r>
+      <w:r>
+        <w:rPr>
+          <w:rFonts w:ascii="微软雅黑" w:hAnsi="微软雅黑"/>
+          <w:sz w:val="20"/>
+        </w:rPr>
+        <w:t>。该版本证明长训能明显改善常规指标，但</w:t>
+      </w:r>
+      <w:r>
+        <w:rPr>
+          <w:rFonts w:ascii="微软雅黑" w:hAnsi="微软雅黑"/>
+          <w:sz w:val="20"/>
+        </w:rPr>
+        <w:t xml:space="preserve"> ROI </w:t>
+      </w:r>
+      <w:r>
+        <w:rPr>
+          <w:rFonts w:ascii="微软雅黑" w:hAnsi="微软雅黑"/>
+          <w:sz w:val="20"/>
+        </w:rPr>
+        <w:t>复核仍存在局部涟漪、糊化和形变伪影，因此只作为长训代表和诊断基线。</w:t>
+      </w:r>
+    </w:p>
+    <w:p>
+      <w:pPr>
+        <w:ind w:firstLine="420"/>
         <w:jc w:val="center"/>
       </w:pPr>
       <w:r>
+        <w:rPr>
+          <w:noProof/>
+        </w:rPr>
         <w:drawing>
-          <wp:inline xmlns:a="http://schemas.openxmlformats.org/drawingml/2006/main" xmlns:pic="http://schemas.openxmlformats.org/drawingml/2006/picture">
+          <wp:inline distT="0" distB="0" distL="0" distR="0" wp14:anchorId="52B37485" wp14:editId="4989ECAE">
             <wp:extent cx="5669280" cy="2264005"/>
+            <wp:effectExtent l="0" t="0" r="0" b="0"/>
             <wp:docPr id="108" name="Picture 108"/>
             <wp:cNvGraphicFramePr>
-              <a:graphicFrameLocks noChangeAspect="1"/>
+              <a:graphicFrameLocks xmlns:a="http://schemas.openxmlformats.org/drawingml/2006/main" noChangeAspect="1"/>
             </wp:cNvGraphicFramePr>
-            <a:graphic>
+            <a:graphic xmlns:a="http://schemas.openxmlformats.org/drawingml/2006/main">
               <a:graphicData uri="http://schemas.openxmlformats.org/drawingml/2006/picture">
-                <pic:pic>
+                <pic:pic xmlns:pic="http://schemas.openxmlformats.org/drawingml/2006/picture">
                   <pic:nvPicPr>
                     <pic:cNvPr id="0" name="v87_long80_summary.png"/>
                     <pic:cNvPicPr/>
                   </pic:nvPicPr>
                   <pic:blipFill>
-                    <a:blip r:embed="rId19"/>
+                    <a:blip r:embed="rId13"/>
                     <a:stretch>
                       <a:fillRect/>
                     </a:stretch>
@@ -4023,7 +4551,9 @@
                       <a:off x="0" y="0"/>
                       <a:ext cx="5669280" cy="2264005"/>
                     </a:xfrm>
-                    <a:prstGeom prst="rect"/>
+                    <a:prstGeom prst="rect">
+                      <a:avLst/>
+                    </a:prstGeom>
                   </pic:spPr>
                 </pic:pic>
               </a:graphicData>
@@ -4034,15 +4564,29 @@
     </w:p>
     <w:p>
       <w:pPr>
+        <w:ind w:firstLine="360"/>
         <w:jc w:val="center"/>
       </w:pPr>
       <w:r>
         <w:rPr>
-          <w:rFonts w:ascii="Microsoft YaHei" w:hAnsi="Microsoft YaHei"/>
-          <w:b w:val="0"/>
+          <w:rFonts w:ascii="微软雅黑" w:hAnsi="微软雅黑"/>
           <w:sz w:val="18"/>
         </w:rPr>
-        <w:t>图2-5 v87 80 epoch 长训练曲线</w:t>
+        <w:t>图</w:t>
+      </w:r>
+      <w:r>
+        <w:rPr>
+          <w:rFonts w:ascii="微软雅黑" w:hAnsi="微软雅黑"/>
+          <w:sz w:val="18"/>
+        </w:rPr>
+        <w:t xml:space="preserve">2-5 v87 80 epoch </w:t>
+      </w:r>
+      <w:r>
+        <w:rPr>
+          <w:rFonts w:ascii="微软雅黑" w:hAnsi="微软雅黑"/>
+          <w:sz w:val="18"/>
+        </w:rPr>
+        <w:t>长训练曲线</w:t>
       </w:r>
     </w:p>
     <w:p>
@@ -4072,6 +4616,7 @@
           <w:sz w:val="32"/>
           <w:szCs w:val="40"/>
         </w:rPr>
+        <w:lastRenderedPageBreak/>
         <w:t>消融实验</w:t>
       </w:r>
     </w:p>
@@ -4652,15 +5197,7 @@
                 <w:sz w:val="18"/>
                 <w:szCs w:val="18"/>
               </w:rPr>
-              <w:t>后期结构强化基线，</w:t>
-            </w:r>
-            <w:r>
-              <w:rPr>
-                <w:sz w:val="18"/>
-                <w:szCs w:val="18"/>
-              </w:rPr>
-              <w:lastRenderedPageBreak/>
-              <w:t>边缘保真相对较稳</w:t>
+              <w:t>后期结构强化基线，边缘保真相对较稳</w:t>
             </w:r>
           </w:p>
         </w:tc>
@@ -4684,7 +5221,6 @@
                 <w:sz w:val="18"/>
                 <w:szCs w:val="18"/>
               </w:rPr>
-              <w:lastRenderedPageBreak/>
               <w:t>v100</w:t>
             </w:r>
           </w:p>
@@ -5112,7 +5648,15 @@
                 <w:sz w:val="18"/>
                 <w:szCs w:val="18"/>
               </w:rPr>
-              <w:t>局部结构目标有效但未带来稳定整体提升</w:t>
+              <w:t>局部结构目标有效但未带来稳定整</w:t>
+            </w:r>
+            <w:r>
+              <w:rPr>
+                <w:sz w:val="18"/>
+                <w:szCs w:val="18"/>
+              </w:rPr>
+              <w:lastRenderedPageBreak/>
+              <w:t>体提升</w:t>
             </w:r>
           </w:p>
         </w:tc>
@@ -5136,6 +5680,7 @@
                 <w:sz w:val="18"/>
                 <w:szCs w:val="18"/>
               </w:rPr>
+              <w:lastRenderedPageBreak/>
               <w:t>v105</w:t>
             </w:r>
           </w:p>
@@ -5608,7 +6153,6 @@
                 <w:sz w:val="18"/>
                 <w:szCs w:val="18"/>
               </w:rPr>
-              <w:lastRenderedPageBreak/>
               <w:t>v107</w:t>
             </w:r>
           </w:p>
@@ -6188,6 +6732,7 @@
                 <w:sz w:val="18"/>
                 <w:szCs w:val="18"/>
               </w:rPr>
+              <w:lastRenderedPageBreak/>
               <w:t>v107 baseline</w:t>
             </w:r>
           </w:p>
@@ -6921,7 +7466,6 @@
                 <w:sz w:val="18"/>
                 <w:szCs w:val="18"/>
               </w:rPr>
-              <w:lastRenderedPageBreak/>
               <w:t>v108-C</w:t>
             </w:r>
           </w:p>
@@ -7434,7 +7978,11 @@
         <w:t xml:space="preserve"> underwater crack </w:t>
       </w:r>
       <w:r>
-        <w:t>和混合外部数据可以降低部分几何误差和</w:t>
+        <w:t>和混合外部数据可以降低部分几何</w:t>
+      </w:r>
+      <w:r>
+        <w:lastRenderedPageBreak/>
+        <w:t>误差和</w:t>
       </w:r>
       <w:r>
         <w:t xml:space="preserve"> folding</w:t>
@@ -7508,9 +8056,8 @@
         <w:rPr>
           <w:noProof/>
         </w:rPr>
-        <w:lastRenderedPageBreak/>
         <w:drawing>
-          <wp:inline distT="0" distB="0" distL="0" distR="0" wp14:anchorId="0B8AE73E" wp14:editId="6AD5F73C">
+          <wp:inline distT="0" distB="0" distL="0" distR="0" wp14:anchorId="4B49AB4C" wp14:editId="643D6583">
             <wp:extent cx="5669280" cy="3488788"/>
             <wp:effectExtent l="0" t="0" r="0" b="0"/>
             <wp:docPr id="97" name="Picture 97"/>
@@ -7525,7 +8072,7 @@
                     <pic:cNvPicPr/>
                   </pic:nvPicPr>
                   <pic:blipFill>
-                    <a:blip r:embed="rId10"/>
+                    <a:blip r:embed="rId14"/>
                     <a:stretch>
                       <a:fillRect/>
                     </a:stretch>
@@ -7596,8 +8143,9 @@
         <w:rPr>
           <w:noProof/>
         </w:rPr>
+        <w:lastRenderedPageBreak/>
         <w:drawing>
-          <wp:inline distT="0" distB="0" distL="0" distR="0" wp14:anchorId="2D7A9E1A" wp14:editId="54101519">
+          <wp:inline distT="0" distB="0" distL="0" distR="0" wp14:anchorId="226C49CE" wp14:editId="2F5816F0">
             <wp:extent cx="5669280" cy="4251960"/>
             <wp:effectExtent l="0" t="0" r="0" b="0"/>
             <wp:docPr id="98" name="Picture 98"/>
@@ -7671,7 +8219,7 @@
         </w:rPr>
         <w:lastRenderedPageBreak/>
         <w:drawing>
-          <wp:inline distT="0" distB="0" distL="0" distR="0" wp14:anchorId="08064F21" wp14:editId="75165FCE">
+          <wp:inline distT="0" distB="0" distL="0" distR="0" wp14:anchorId="6174CA61" wp14:editId="5884D93B">
             <wp:extent cx="5669280" cy="4251960"/>
             <wp:effectExtent l="0" t="0" r="0" b="0"/>
             <wp:docPr id="99" name="Picture 99"/>
@@ -7744,7 +8292,7 @@
           <w:noProof/>
         </w:rPr>
         <w:drawing>
-          <wp:inline distT="0" distB="0" distL="0" distR="0" wp14:anchorId="7666523A" wp14:editId="4E6D6698">
+          <wp:inline distT="0" distB="0" distL="0" distR="0" wp14:anchorId="7B8E9F25" wp14:editId="297C522B">
             <wp:extent cx="5669280" cy="2834640"/>
             <wp:effectExtent l="0" t="0" r="0" b="0"/>
             <wp:docPr id="100" name="Picture 100"/>
@@ -7759,7 +8307,7 @@
                     <pic:cNvPicPr/>
                   </pic:nvPicPr>
                   <pic:blipFill>
-                    <a:blip r:embed="rId13"/>
+                    <a:blip r:embed="rId15"/>
                     <a:stretch>
                       <a:fillRect/>
                     </a:stretch>
@@ -7832,7 +8380,7 @@
         </w:rPr>
         <w:lastRenderedPageBreak/>
         <w:drawing>
-          <wp:inline distT="0" distB="0" distL="0" distR="0" wp14:anchorId="5605A1DF" wp14:editId="311FBAE2">
+          <wp:inline distT="0" distB="0" distL="0" distR="0" wp14:anchorId="2168FBB0" wp14:editId="538C4E07">
             <wp:extent cx="5669280" cy="4251960"/>
             <wp:effectExtent l="0" t="0" r="0" b="0"/>
             <wp:docPr id="101" name="Picture 101"/>
@@ -7847,7 +8395,7 @@
                     <pic:cNvPicPr/>
                   </pic:nvPicPr>
                   <pic:blipFill>
-                    <a:blip r:embed="rId14"/>
+                    <a:blip r:embed="rId10"/>
                     <a:stretch>
                       <a:fillRect/>
                     </a:stretch>
@@ -7906,7 +8454,7 @@
         </w:rPr>
         <w:lastRenderedPageBreak/>
         <w:drawing>
-          <wp:inline distT="0" distB="0" distL="0" distR="0" wp14:anchorId="295145E5" wp14:editId="2DF33B35">
+          <wp:inline distT="0" distB="0" distL="0" distR="0" wp14:anchorId="489A3A22" wp14:editId="5FB51127">
             <wp:extent cx="5303520" cy="6807791"/>
             <wp:effectExtent l="0" t="0" r="0" b="0"/>
             <wp:docPr id="102" name="Picture 102"/>
@@ -7921,7 +8469,7 @@
                     <pic:cNvPicPr/>
                   </pic:nvPicPr>
                   <pic:blipFill>
-                    <a:blip r:embed="rId15"/>
+                    <a:blip r:embed="rId16"/>
                     <a:stretch>
                       <a:fillRect/>
                     </a:stretch>
@@ -7996,7 +8544,7 @@
         </w:rPr>
         <w:lastRenderedPageBreak/>
         <w:drawing>
-          <wp:inline distT="0" distB="0" distL="0" distR="0" wp14:anchorId="67333200" wp14:editId="32120A5C">
+          <wp:inline distT="0" distB="0" distL="0" distR="0" wp14:anchorId="405FE719" wp14:editId="3A31936F">
             <wp:extent cx="5303520" cy="6807791"/>
             <wp:effectExtent l="0" t="0" r="0" b="0"/>
             <wp:docPr id="103" name="Picture 103"/>
@@ -8011,7 +8559,7 @@
                     <pic:cNvPicPr/>
                   </pic:nvPicPr>
                   <pic:blipFill>
-                    <a:blip r:embed="rId16"/>
+                    <a:blip r:embed="rId17"/>
                     <a:stretch>
                       <a:fillRect/>
                     </a:stretch>
